--- a/Documentation/Massive Fullstack Course.docx
+++ b/Documentation/Massive Fullstack Course.docx
@@ -454,17 +454,7 @@
           <w:lang w:eastAsia="en-GB"/>
           <w14:ligatures w14:val="none"/>
         </w:rPr>
-        <w:t xml:space="preserve"> information (metadata) about an HTML document</w:t>
-      </w:r>
-      <w:r>
-        <w:rPr>
-          <w:rFonts w:ascii="Times New Roman" w:eastAsia="Times New Roman" w:hAnsi="Times New Roman" w:cs="Times New Roman"/>
-          <w:color w:val="000000"/>
-          <w:kern w:val="0"/>
-          <w:lang w:eastAsia="en-GB"/>
-          <w14:ligatures w14:val="none"/>
-        </w:rPr>
-        <w:t>.</w:t>
+        <w:t xml:space="preserve"> information (metadata) about an HTML document.</w:t>
       </w:r>
       <w:r>
         <w:rPr>
@@ -1077,12 +1067,63 @@
         </w:numPr>
       </w:pPr>
       <w:r>
-        <w:t>This tag &lt;Button&gt;&lt;/Button&gt;</w:t>
-      </w:r>
-      <w:r>
-        <w:t xml:space="preserve"> is used to create a button.</w:t>
-      </w:r>
-    </w:p>
+        <w:t xml:space="preserve">This tag </w:t>
+      </w:r>
+      <w:r>
+        <w:rPr>
+          <w:b/>
+          <w:bCs/>
+        </w:rPr>
+        <w:t>&lt;Button&gt;&lt;/Button&gt;</w:t>
+      </w:r>
+      <w:r>
+        <w:t xml:space="preserve"> is used to create a </w:t>
+      </w:r>
+      <w:r>
+        <w:t>button</w:t>
+      </w:r>
+      <w:r>
+        <w:t>.</w:t>
+      </w:r>
+    </w:p>
+    <w:p>
+      <w:pPr>
+        <w:pStyle w:val="ListParagraph"/>
+        <w:numPr>
+          <w:ilvl w:val="1"/>
+          <w:numId w:val="3"/>
+        </w:numPr>
+      </w:pPr>
+      <w:r>
+        <w:t xml:space="preserve">This </w:t>
+      </w:r>
+      <w:r>
+        <w:t xml:space="preserve">button </w:t>
+      </w:r>
+      <w:r>
+        <w:t xml:space="preserve">alone in HTML does nothing, </w:t>
+      </w:r>
+      <w:r>
+        <w:t>its</w:t>
+      </w:r>
+      <w:r>
+        <w:t xml:space="preserve"> </w:t>
+      </w:r>
+      <w:r>
+        <w:t xml:space="preserve">actions are programmable using </w:t>
+      </w:r>
+      <w:r>
+        <w:rPr>
+          <w:b/>
+          <w:bCs/>
+        </w:rPr>
+        <w:t>JavaScript</w:t>
+      </w:r>
+      <w:r>
+        <w:t>.</w:t>
+      </w:r>
+    </w:p>
+    <w:p/>
     <w:p>
       <w:pPr>
         <w:pStyle w:val="ListParagraph"/>
@@ -1106,6 +1147,7 @@
           <w:sz w:val="28"/>
           <w:szCs w:val="28"/>
         </w:rPr>
+        <w:lastRenderedPageBreak/>
         <w:t xml:space="preserve"> </w:t>
       </w:r>
       <w:r>
@@ -1116,16 +1158,9 @@
           <w:sz w:val="28"/>
           <w:szCs w:val="28"/>
         </w:rPr>
-        <w:t>Input tags</w:t>
-      </w:r>
-    </w:p>
-    <w:p>
-      <w:pPr>
-        <w:pStyle w:val="ListParagraph"/>
-        <w:numPr>
-          <w:ilvl w:val="1"/>
-          <w:numId w:val="3"/>
-        </w:numPr>
+        <w:t>The “i</w:t>
+      </w:r>
+      <w:r>
         <w:rPr>
           <w:b/>
           <w:bCs/>
@@ -1133,7 +1168,8 @@
           <w:sz w:val="28"/>
           <w:szCs w:val="28"/>
         </w:rPr>
-      </w:pPr>
+        <w:t>nput</w:t>
+      </w:r>
       <w:r>
         <w:rPr>
           <w:b/>
@@ -1142,16 +1178,9 @@
           <w:sz w:val="28"/>
           <w:szCs w:val="28"/>
         </w:rPr>
-        <w:t xml:space="preserve"> </w:t>
-      </w:r>
-    </w:p>
-    <w:p>
-      <w:pPr>
-        <w:pStyle w:val="ListParagraph"/>
-        <w:numPr>
-          <w:ilvl w:val="1"/>
-          <w:numId w:val="3"/>
-        </w:numPr>
+        <w:t>”</w:t>
+      </w:r>
+      <w:r>
         <w:rPr>
           <w:b/>
           <w:bCs/>
@@ -1159,8 +1188,16 @@
           <w:sz w:val="28"/>
           <w:szCs w:val="28"/>
         </w:rPr>
-      </w:pPr>
-      <w:r>
+        <w:t xml:space="preserve"> tag</w:t>
+      </w:r>
+    </w:p>
+    <w:p>
+      <w:pPr>
+        <w:pStyle w:val="ListParagraph"/>
+        <w:numPr>
+          <w:ilvl w:val="1"/>
+          <w:numId w:val="3"/>
+        </w:numPr>
         <w:rPr>
           <w:b/>
           <w:bCs/>
@@ -1168,7 +1205,12 @@
           <w:sz w:val="28"/>
           <w:szCs w:val="28"/>
         </w:rPr>
-        <w:t xml:space="preserve"> </w:t>
+      </w:pPr>
+      <w:r>
+        <w:t>T</w:t>
+      </w:r>
+      <w:r>
+        <w:t>he input tag is a box that requires the user to “input” data in it, whether be it a username, password, age …etc.</w:t>
       </w:r>
     </w:p>
     <w:p>
@@ -1186,6 +1228,293 @@
           <w:szCs w:val="28"/>
         </w:rPr>
       </w:pPr>
+      <w:r>
+        <w:t xml:space="preserve"> </w:t>
+      </w:r>
+      <w:r>
+        <w:t xml:space="preserve">It is a self-closing tag </w:t>
+      </w:r>
+      <w:r>
+        <w:rPr>
+          <w:b/>
+          <w:bCs/>
+        </w:rPr>
+        <w:t>&lt;input</w:t>
+      </w:r>
+      <w:r>
+        <w:rPr>
+          <w:b/>
+          <w:bCs/>
+        </w:rPr>
+        <w:t>/</w:t>
+      </w:r>
+      <w:r>
+        <w:rPr>
+          <w:b/>
+          <w:bCs/>
+        </w:rPr>
+        <w:t>&gt;</w:t>
+      </w:r>
+    </w:p>
+    <w:p>
+      <w:pPr>
+        <w:pStyle w:val="ListParagraph"/>
+        <w:numPr>
+          <w:ilvl w:val="1"/>
+          <w:numId w:val="3"/>
+        </w:numPr>
+      </w:pPr>
+      <w:r>
+        <w:t xml:space="preserve">This tag requires the use of attributes to specify its behaviour; </w:t>
+      </w:r>
+      <w:r>
+        <w:t>The most important one is the “type” attribute, here is a list of s</w:t>
+      </w:r>
+      <w:r>
+        <w:t xml:space="preserve">ome of the most common </w:t>
+      </w:r>
+      <w:r>
+        <w:t>values</w:t>
+      </w:r>
+      <w:r>
+        <w:t xml:space="preserve"> used with this </w:t>
+      </w:r>
+      <w:r>
+        <w:t>attribute</w:t>
+      </w:r>
+      <w:r>
+        <w:t xml:space="preserve"> are:</w:t>
+      </w:r>
+    </w:p>
+    <w:p>
+      <w:pPr>
+        <w:pStyle w:val="NormalWeb"/>
+        <w:numPr>
+          <w:ilvl w:val="1"/>
+          <w:numId w:val="7"/>
+        </w:numPr>
+      </w:pPr>
+      <w:r>
+        <w:rPr>
+          <w:rStyle w:val="HTMLCode"/>
+          <w:rFonts w:eastAsiaTheme="majorEastAsia"/>
+        </w:rPr>
+        <w:t>text</w:t>
+      </w:r>
+      <w:r>
+        <w:t xml:space="preserve">, </w:t>
+      </w:r>
+      <w:r>
+        <w:rPr>
+          <w:rStyle w:val="HTMLCode"/>
+          <w:rFonts w:eastAsiaTheme="majorEastAsia"/>
+        </w:rPr>
+        <w:t>password</w:t>
+      </w:r>
+      <w:r>
+        <w:t xml:space="preserve">, </w:t>
+      </w:r>
+      <w:r>
+        <w:rPr>
+          <w:rStyle w:val="HTMLCode"/>
+          <w:rFonts w:eastAsiaTheme="majorEastAsia"/>
+        </w:rPr>
+        <w:t>email</w:t>
+      </w:r>
+      <w:r>
+        <w:t xml:space="preserve">, </w:t>
+      </w:r>
+      <w:r>
+        <w:rPr>
+          <w:rStyle w:val="HTMLCode"/>
+          <w:rFonts w:eastAsiaTheme="majorEastAsia"/>
+        </w:rPr>
+        <w:t>number</w:t>
+      </w:r>
+      <w:r>
+        <w:t xml:space="preserve">, </w:t>
+      </w:r>
+      <w:r>
+        <w:rPr>
+          <w:rStyle w:val="HTMLCode"/>
+          <w:rFonts w:eastAsiaTheme="majorEastAsia"/>
+        </w:rPr>
+        <w:t>search</w:t>
+      </w:r>
+    </w:p>
+    <w:p>
+      <w:pPr>
+        <w:pStyle w:val="NormalWeb"/>
+        <w:numPr>
+          <w:ilvl w:val="1"/>
+          <w:numId w:val="7"/>
+        </w:numPr>
+      </w:pPr>
+      <w:r>
+        <w:rPr>
+          <w:rStyle w:val="HTMLCode"/>
+          <w:rFonts w:eastAsiaTheme="majorEastAsia"/>
+        </w:rPr>
+        <w:t>tel</w:t>
+      </w:r>
+      <w:r>
+        <w:t xml:space="preserve">, </w:t>
+      </w:r>
+      <w:r>
+        <w:rPr>
+          <w:rStyle w:val="HTMLCode"/>
+          <w:rFonts w:eastAsiaTheme="majorEastAsia"/>
+        </w:rPr>
+        <w:t>url</w:t>
+      </w:r>
+    </w:p>
+    <w:p>
+      <w:pPr>
+        <w:pStyle w:val="NormalWeb"/>
+        <w:numPr>
+          <w:ilvl w:val="1"/>
+          <w:numId w:val="7"/>
+        </w:numPr>
+      </w:pPr>
+      <w:r>
+        <w:rPr>
+          <w:rStyle w:val="HTMLCode"/>
+          <w:rFonts w:eastAsiaTheme="majorEastAsia"/>
+        </w:rPr>
+        <w:t>date</w:t>
+      </w:r>
+      <w:r>
+        <w:t xml:space="preserve">, </w:t>
+      </w:r>
+      <w:r>
+        <w:rPr>
+          <w:rStyle w:val="HTMLCode"/>
+          <w:rFonts w:eastAsiaTheme="majorEastAsia"/>
+        </w:rPr>
+        <w:t>time</w:t>
+      </w:r>
+    </w:p>
+    <w:p>
+      <w:pPr>
+        <w:pStyle w:val="NormalWeb"/>
+        <w:numPr>
+          <w:ilvl w:val="1"/>
+          <w:numId w:val="7"/>
+        </w:numPr>
+      </w:pPr>
+      <w:r>
+        <w:rPr>
+          <w:rStyle w:val="HTMLCode"/>
+          <w:rFonts w:eastAsiaTheme="majorEastAsia"/>
+        </w:rPr>
+        <w:t>checkbox</w:t>
+      </w:r>
+      <w:r>
+        <w:t xml:space="preserve">, </w:t>
+      </w:r>
+      <w:r>
+        <w:rPr>
+          <w:rStyle w:val="HTMLCode"/>
+          <w:rFonts w:eastAsiaTheme="majorEastAsia"/>
+        </w:rPr>
+        <w:t>radio</w:t>
+      </w:r>
+    </w:p>
+    <w:p>
+      <w:pPr>
+        <w:pStyle w:val="NormalWeb"/>
+        <w:numPr>
+          <w:ilvl w:val="1"/>
+          <w:numId w:val="7"/>
+        </w:numPr>
+      </w:pPr>
+      <w:r>
+        <w:rPr>
+          <w:rStyle w:val="HTMLCode"/>
+          <w:rFonts w:eastAsiaTheme="majorEastAsia"/>
+        </w:rPr>
+        <w:t>file</w:t>
+      </w:r>
+      <w:r>
+        <w:t xml:space="preserve">, </w:t>
+      </w:r>
+      <w:r>
+        <w:rPr>
+          <w:rStyle w:val="HTMLCode"/>
+          <w:rFonts w:eastAsiaTheme="majorEastAsia"/>
+        </w:rPr>
+        <w:t>hidden</w:t>
+      </w:r>
+    </w:p>
+    <w:p>
+      <w:pPr>
+        <w:pStyle w:val="NormalWeb"/>
+        <w:numPr>
+          <w:ilvl w:val="1"/>
+          <w:numId w:val="7"/>
+        </w:numPr>
+      </w:pPr>
+      <w:r>
+        <w:rPr>
+          <w:rStyle w:val="HTMLCode"/>
+          <w:rFonts w:eastAsiaTheme="majorEastAsia"/>
+        </w:rPr>
+        <w:t>submit</w:t>
+      </w:r>
+      <w:r>
+        <w:t xml:space="preserve">, </w:t>
+      </w:r>
+      <w:r>
+        <w:rPr>
+          <w:rStyle w:val="HTMLCode"/>
+          <w:rFonts w:eastAsiaTheme="majorEastAsia"/>
+        </w:rPr>
+        <w:t>reset</w:t>
+      </w:r>
+      <w:r>
+        <w:t xml:space="preserve">, </w:t>
+      </w:r>
+      <w:r>
+        <w:rPr>
+          <w:rStyle w:val="HTMLCode"/>
+          <w:rFonts w:eastAsiaTheme="majorEastAsia"/>
+        </w:rPr>
+        <w:t>button</w:t>
+      </w:r>
+      <w:r>
+        <w:t xml:space="preserve">, </w:t>
+      </w:r>
+      <w:r>
+        <w:rPr>
+          <w:rStyle w:val="HTMLCode"/>
+          <w:rFonts w:eastAsiaTheme="majorEastAsia"/>
+        </w:rPr>
+        <w:t>image</w:t>
+      </w:r>
+    </w:p>
+    <w:p>
+      <w:pPr>
+        <w:pStyle w:val="ListParagraph"/>
+        <w:numPr>
+          <w:ilvl w:val="1"/>
+          <w:numId w:val="3"/>
+        </w:numPr>
+      </w:pPr>
+      <w:r>
+        <w:t>Example: &lt;input type=”text” placeholder=”input your username”&gt;.</w:t>
+      </w:r>
+    </w:p>
+    <w:p>
+      <w:pPr>
+        <w:pStyle w:val="ListParagraph"/>
+        <w:numPr>
+          <w:ilvl w:val="1"/>
+          <w:numId w:val="3"/>
+        </w:numPr>
+      </w:pPr>
+      <w:r>
+        <w:t>The “placeholder” attribute is used to have text inside the field that would guide the user on what to input in that text field.</w:t>
+      </w:r>
     </w:p>
     <w:p>
       <w:pPr>
@@ -1532,27 +1861,15 @@
           <w:szCs w:val="36"/>
         </w:rPr>
       </w:pPr>
-      <w:proofErr w:type="spellStart"/>
-      <w:r>
-        <w:rPr>
-          <w:b/>
-          <w:bCs/>
-          <w:color w:val="4472C4" w:themeColor="accent1"/>
-          <w:sz w:val="36"/>
-          <w:szCs w:val="36"/>
-        </w:rPr>
-        <w:t>Javascript</w:t>
-      </w:r>
-      <w:proofErr w:type="spellEnd"/>
-      <w:r>
-        <w:rPr>
-          <w:b/>
-          <w:bCs/>
-          <w:color w:val="4472C4" w:themeColor="accent1"/>
-          <w:sz w:val="36"/>
-          <w:szCs w:val="36"/>
-        </w:rPr>
-        <w:t xml:space="preserve"> </w:t>
+      <w:r>
+        <w:rPr>
+          <w:b/>
+          <w:bCs/>
+          <w:color w:val="4472C4" w:themeColor="accent1"/>
+          <w:sz w:val="36"/>
+          <w:szCs w:val="36"/>
+        </w:rPr>
+        <w:t xml:space="preserve">Javascript </w:t>
       </w:r>
       <w:proofErr w:type="gramStart"/>
       <w:r>
@@ -1609,29 +1926,8 @@
           <w:sz w:val="36"/>
           <w:szCs w:val="36"/>
         </w:rPr>
-        <w:t xml:space="preserve">Git and </w:t>
-      </w:r>
-      <w:proofErr w:type="spellStart"/>
-      <w:r>
-        <w:rPr>
-          <w:b/>
-          <w:bCs/>
-          <w:color w:val="4472C4" w:themeColor="accent1"/>
-          <w:sz w:val="36"/>
-          <w:szCs w:val="36"/>
-        </w:rPr>
-        <w:t>Github</w:t>
-      </w:r>
-      <w:proofErr w:type="spellEnd"/>
-      <w:r>
-        <w:rPr>
-          <w:b/>
-          <w:bCs/>
-          <w:color w:val="4472C4" w:themeColor="accent1"/>
-          <w:sz w:val="36"/>
-          <w:szCs w:val="36"/>
-        </w:rPr>
-        <w:t xml:space="preserve"> basics </w:t>
+        <w:lastRenderedPageBreak/>
+        <w:t xml:space="preserve">Git and Github basics </w:t>
       </w:r>
     </w:p>
     <w:p>
@@ -1693,27 +1989,15 @@
           <w:szCs w:val="36"/>
         </w:rPr>
       </w:pPr>
-      <w:proofErr w:type="spellStart"/>
-      <w:r>
-        <w:rPr>
-          <w:b/>
-          <w:bCs/>
-          <w:color w:val="4472C4" w:themeColor="accent1"/>
-          <w:sz w:val="36"/>
-          <w:szCs w:val="36"/>
-        </w:rPr>
-        <w:t>Javascript</w:t>
-      </w:r>
-      <w:proofErr w:type="spellEnd"/>
-      <w:r>
-        <w:rPr>
-          <w:b/>
-          <w:bCs/>
-          <w:color w:val="4472C4" w:themeColor="accent1"/>
-          <w:sz w:val="36"/>
-          <w:szCs w:val="36"/>
-        </w:rPr>
-        <w:t xml:space="preserve"> </w:t>
+      <w:r>
+        <w:rPr>
+          <w:b/>
+          <w:bCs/>
+          <w:color w:val="4472C4" w:themeColor="accent1"/>
+          <w:sz w:val="36"/>
+          <w:szCs w:val="36"/>
+        </w:rPr>
+        <w:t xml:space="preserve">Javascript </w:t>
       </w:r>
       <w:proofErr w:type="gramStart"/>
       <w:r>
@@ -1797,27 +2081,15 @@
           <w:szCs w:val="36"/>
         </w:rPr>
       </w:pPr>
-      <w:proofErr w:type="spellStart"/>
-      <w:r>
-        <w:rPr>
-          <w:b/>
-          <w:bCs/>
-          <w:color w:val="4472C4" w:themeColor="accent1"/>
-          <w:sz w:val="36"/>
-          <w:szCs w:val="36"/>
-        </w:rPr>
-        <w:t>Javascript</w:t>
-      </w:r>
-      <w:proofErr w:type="spellEnd"/>
-      <w:r>
-        <w:rPr>
-          <w:b/>
-          <w:bCs/>
-          <w:color w:val="4472C4" w:themeColor="accent1"/>
-          <w:sz w:val="36"/>
-          <w:szCs w:val="36"/>
-        </w:rPr>
-        <w:t xml:space="preserve"> </w:t>
+      <w:r>
+        <w:rPr>
+          <w:b/>
+          <w:bCs/>
+          <w:color w:val="4472C4" w:themeColor="accent1"/>
+          <w:sz w:val="36"/>
+          <w:szCs w:val="36"/>
+        </w:rPr>
+        <w:t xml:space="preserve">Javascript </w:t>
       </w:r>
       <w:proofErr w:type="gramStart"/>
       <w:r>
@@ -1909,30 +2181,358 @@
           <w:sz w:val="36"/>
           <w:szCs w:val="36"/>
         </w:rPr>
+        <w:t xml:space="preserve">Essential Git and Github skills </w:t>
+      </w:r>
+    </w:p>
+    <w:p>
+      <w:pPr>
+        <w:pStyle w:val="ListParagraph"/>
+        <w:numPr>
+          <w:ilvl w:val="1"/>
+          <w:numId w:val="3"/>
+        </w:numPr>
+      </w:pPr>
+    </w:p>
+    <w:p>
+      <w:pPr>
+        <w:pStyle w:val="ListParagraph"/>
+        <w:numPr>
+          <w:ilvl w:val="0"/>
+          <w:numId w:val="3"/>
+        </w:numPr>
+        <w:rPr>
+          <w:b/>
+          <w:bCs/>
+          <w:color w:val="4472C4" w:themeColor="accent1"/>
+          <w:sz w:val="36"/>
+          <w:szCs w:val="36"/>
+        </w:rPr>
+      </w:pPr>
+      <w:r>
+        <w:rPr>
+          <w:b/>
+          <w:bCs/>
+          <w:color w:val="4472C4" w:themeColor="accent1"/>
+          <w:sz w:val="36"/>
+          <w:szCs w:val="36"/>
+        </w:rPr>
+        <w:t xml:space="preserve">Advanced foundations </w:t>
+      </w:r>
+    </w:p>
+    <w:p>
+      <w:pPr>
+        <w:pStyle w:val="ListParagraph"/>
+        <w:numPr>
+          <w:ilvl w:val="1"/>
+          <w:numId w:val="3"/>
+        </w:numPr>
+      </w:pPr>
+    </w:p>
+    <w:p>
+      <w:pPr>
+        <w:pStyle w:val="ListParagraph"/>
+        <w:numPr>
+          <w:ilvl w:val="0"/>
+          <w:numId w:val="3"/>
+        </w:numPr>
+        <w:rPr>
+          <w:b/>
+          <w:bCs/>
+          <w:color w:val="4472C4" w:themeColor="accent1"/>
+          <w:sz w:val="36"/>
+          <w:szCs w:val="36"/>
+        </w:rPr>
+      </w:pPr>
+      <w:r>
+        <w:rPr>
+          <w:b/>
+          <w:bCs/>
+          <w:color w:val="4472C4" w:themeColor="accent1"/>
+          <w:sz w:val="36"/>
+          <w:szCs w:val="36"/>
+        </w:rPr>
+        <w:t>Methods and loops</w:t>
+      </w:r>
+    </w:p>
+    <w:p>
+      <w:pPr>
+        <w:pStyle w:val="ListParagraph"/>
+        <w:numPr>
+          <w:ilvl w:val="1"/>
+          <w:numId w:val="3"/>
+        </w:numPr>
+      </w:pPr>
+    </w:p>
+    <w:p>
+      <w:pPr>
+        <w:pStyle w:val="ListParagraph"/>
+        <w:numPr>
+          <w:ilvl w:val="0"/>
+          <w:numId w:val="3"/>
+        </w:numPr>
+        <w:rPr>
+          <w:b/>
+          <w:bCs/>
+          <w:color w:val="4472C4" w:themeColor="accent1"/>
+          <w:sz w:val="36"/>
+          <w:szCs w:val="36"/>
+        </w:rPr>
+      </w:pPr>
+      <w:r>
+        <w:rPr>
+          <w:b/>
+          <w:bCs/>
+          <w:color w:val="4472C4" w:themeColor="accent1"/>
+          <w:sz w:val="36"/>
+          <w:szCs w:val="36"/>
+        </w:rPr>
+        <w:t xml:space="preserve">Functions expressions and parameter </w:t>
+      </w:r>
+    </w:p>
+    <w:p>
+      <w:pPr>
+        <w:pStyle w:val="ListParagraph"/>
+        <w:numPr>
+          <w:ilvl w:val="1"/>
+          <w:numId w:val="3"/>
+        </w:numPr>
+      </w:pPr>
+    </w:p>
+    <w:p>
+      <w:pPr>
+        <w:pStyle w:val="ListParagraph"/>
+        <w:numPr>
+          <w:ilvl w:val="0"/>
+          <w:numId w:val="3"/>
+        </w:numPr>
+        <w:rPr>
+          <w:b/>
+          <w:bCs/>
+          <w:color w:val="4472C4" w:themeColor="accent1"/>
+          <w:sz w:val="36"/>
+          <w:szCs w:val="36"/>
+        </w:rPr>
+      </w:pPr>
+      <w:r>
+        <w:rPr>
+          <w:b/>
+          <w:bCs/>
+          <w:color w:val="4472C4" w:themeColor="accent1"/>
+          <w:sz w:val="36"/>
+          <w:szCs w:val="36"/>
+        </w:rPr>
+        <w:t xml:space="preserve">Asynchronous javascript and APIs </w:t>
+      </w:r>
+    </w:p>
+    <w:p>
+      <w:pPr>
+        <w:pStyle w:val="ListParagraph"/>
+        <w:numPr>
+          <w:ilvl w:val="1"/>
+          <w:numId w:val="3"/>
+        </w:numPr>
+      </w:pPr>
+    </w:p>
+    <w:p>
+      <w:pPr>
+        <w:pStyle w:val="ListParagraph"/>
+        <w:numPr>
+          <w:ilvl w:val="0"/>
+          <w:numId w:val="3"/>
+        </w:numPr>
+        <w:rPr>
+          <w:b/>
+          <w:bCs/>
+          <w:color w:val="4472C4" w:themeColor="accent1"/>
+          <w:sz w:val="36"/>
+          <w:szCs w:val="36"/>
+        </w:rPr>
+      </w:pPr>
+      <w:r>
+        <w:rPr>
+          <w:b/>
+          <w:bCs/>
+          <w:color w:val="4472C4" w:themeColor="accent1"/>
+          <w:sz w:val="36"/>
+          <w:szCs w:val="36"/>
+        </w:rPr>
+        <w:t xml:space="preserve">AI engineering fundamentals </w:t>
+      </w:r>
+    </w:p>
+    <w:p>
+      <w:pPr>
+        <w:pStyle w:val="ListParagraph"/>
+        <w:numPr>
+          <w:ilvl w:val="1"/>
+          <w:numId w:val="3"/>
+        </w:numPr>
+      </w:pPr>
+    </w:p>
+    <w:p>
+      <w:pPr>
+        <w:pStyle w:val="ListParagraph"/>
+        <w:numPr>
+          <w:ilvl w:val="0"/>
+          <w:numId w:val="3"/>
+        </w:numPr>
+        <w:rPr>
+          <w:b/>
+          <w:bCs/>
+          <w:color w:val="4472C4" w:themeColor="accent1"/>
+          <w:sz w:val="36"/>
+          <w:szCs w:val="36"/>
+        </w:rPr>
+      </w:pPr>
+      <w:r>
+        <w:rPr>
+          <w:b/>
+          <w:bCs/>
+          <w:color w:val="4472C4" w:themeColor="accent1"/>
+          <w:sz w:val="36"/>
+          <w:szCs w:val="36"/>
+        </w:rPr>
+        <w:t xml:space="preserve">Build a Node API </w:t>
+      </w:r>
+    </w:p>
+    <w:p>
+      <w:pPr>
+        <w:pStyle w:val="ListParagraph"/>
+        <w:numPr>
+          <w:ilvl w:val="1"/>
+          <w:numId w:val="3"/>
+        </w:numPr>
+      </w:pPr>
+    </w:p>
+    <w:p>
+      <w:pPr>
+        <w:pStyle w:val="ListParagraph"/>
+        <w:numPr>
+          <w:ilvl w:val="0"/>
+          <w:numId w:val="3"/>
+        </w:numPr>
+        <w:rPr>
+          <w:b/>
+          <w:bCs/>
+          <w:color w:val="4472C4" w:themeColor="accent1"/>
+          <w:sz w:val="36"/>
+          <w:szCs w:val="36"/>
+        </w:rPr>
+      </w:pPr>
+      <w:r>
+        <w:rPr>
+          <w:b/>
+          <w:bCs/>
+          <w:color w:val="4472C4" w:themeColor="accent1"/>
+          <w:sz w:val="36"/>
+          <w:szCs w:val="36"/>
+        </w:rPr>
+        <w:t xml:space="preserve">Build a fullstack Node app </w:t>
+      </w:r>
+    </w:p>
+    <w:p>
+      <w:pPr>
+        <w:pStyle w:val="ListParagraph"/>
+        <w:numPr>
+          <w:ilvl w:val="1"/>
+          <w:numId w:val="3"/>
+        </w:numPr>
+      </w:pPr>
+    </w:p>
+    <w:p>
+      <w:pPr>
+        <w:pStyle w:val="ListParagraph"/>
+        <w:numPr>
+          <w:ilvl w:val="0"/>
+          <w:numId w:val="3"/>
+        </w:numPr>
+        <w:rPr>
+          <w:b/>
+          <w:bCs/>
+          <w:color w:val="4472C4" w:themeColor="accent1"/>
+          <w:sz w:val="36"/>
+          <w:szCs w:val="36"/>
+        </w:rPr>
+      </w:pPr>
+      <w:r>
+        <w:rPr>
+          <w:b/>
+          <w:bCs/>
+          <w:color w:val="4472C4" w:themeColor="accent1"/>
+          <w:sz w:val="36"/>
+          <w:szCs w:val="36"/>
+        </w:rPr>
+        <w:t xml:space="preserve">Introduction to databases </w:t>
+      </w:r>
+    </w:p>
+    <w:p>
+      <w:pPr>
+        <w:pStyle w:val="ListParagraph"/>
+        <w:numPr>
+          <w:ilvl w:val="1"/>
+          <w:numId w:val="3"/>
+        </w:numPr>
+      </w:pPr>
+    </w:p>
+    <w:p>
+      <w:pPr>
+        <w:pStyle w:val="ListParagraph"/>
+        <w:numPr>
+          <w:ilvl w:val="0"/>
+          <w:numId w:val="3"/>
+        </w:numPr>
+        <w:rPr>
+          <w:b/>
+          <w:bCs/>
+          <w:color w:val="4472C4" w:themeColor="accent1"/>
+          <w:sz w:val="36"/>
+          <w:szCs w:val="36"/>
+        </w:rPr>
+      </w:pPr>
+      <w:r>
+        <w:rPr>
+          <w:b/>
+          <w:bCs/>
+          <w:color w:val="4472C4" w:themeColor="accent1"/>
+          <w:sz w:val="36"/>
+          <w:szCs w:val="36"/>
+        </w:rPr>
+        <w:t xml:space="preserve">Writing SQL queries </w:t>
+      </w:r>
+    </w:p>
+    <w:p>
+      <w:pPr>
+        <w:pStyle w:val="ListParagraph"/>
+        <w:numPr>
+          <w:ilvl w:val="1"/>
+          <w:numId w:val="3"/>
+        </w:numPr>
+      </w:pPr>
+    </w:p>
+    <w:p>
+      <w:pPr>
+        <w:pStyle w:val="ListParagraph"/>
+        <w:numPr>
+          <w:ilvl w:val="0"/>
+          <w:numId w:val="3"/>
+        </w:numPr>
+        <w:rPr>
+          <w:b/>
+          <w:bCs/>
+          <w:color w:val="4472C4" w:themeColor="accent1"/>
+          <w:sz w:val="36"/>
+          <w:szCs w:val="36"/>
+        </w:rPr>
+      </w:pPr>
+      <w:r>
+        <w:rPr>
+          <w:b/>
+          <w:bCs/>
+          <w:color w:val="4472C4" w:themeColor="accent1"/>
+          <w:sz w:val="36"/>
+          <w:szCs w:val="36"/>
+        </w:rPr>
         <w:lastRenderedPageBreak/>
-        <w:t xml:space="preserve">Essential Git and </w:t>
-      </w:r>
-      <w:proofErr w:type="spellStart"/>
-      <w:r>
-        <w:rPr>
-          <w:b/>
-          <w:bCs/>
-          <w:color w:val="4472C4" w:themeColor="accent1"/>
-          <w:sz w:val="36"/>
-          <w:szCs w:val="36"/>
-        </w:rPr>
-        <w:t>Github</w:t>
-      </w:r>
-      <w:proofErr w:type="spellEnd"/>
-      <w:r>
-        <w:rPr>
-          <w:b/>
-          <w:bCs/>
-          <w:color w:val="4472C4" w:themeColor="accent1"/>
-          <w:sz w:val="36"/>
-          <w:szCs w:val="36"/>
-        </w:rPr>
-        <w:t xml:space="preserve"> skills </w:t>
+        <w:t xml:space="preserve">Static pages </w:t>
       </w:r>
     </w:p>
     <w:p>
@@ -1967,7 +2567,7 @@
           <w:sz w:val="36"/>
           <w:szCs w:val="36"/>
         </w:rPr>
-        <w:t xml:space="preserve">Advanced foundations </w:t>
+        <w:t xml:space="preserve">Data driven </w:t>
       </w:r>
     </w:p>
     <w:p>
@@ -2002,7 +2602,7 @@
           <w:sz w:val="36"/>
           <w:szCs w:val="36"/>
         </w:rPr>
-        <w:t>Methods and loops</w:t>
+        <w:t xml:space="preserve">React state </w:t>
       </w:r>
     </w:p>
     <w:p>
@@ -2037,7 +2637,7 @@
           <w:sz w:val="36"/>
           <w:szCs w:val="36"/>
         </w:rPr>
-        <w:t xml:space="preserve">Functions expressions and parameter </w:t>
+        <w:t xml:space="preserve">Side effects </w:t>
       </w:r>
     </w:p>
     <w:p>
@@ -2072,29 +2672,7 @@
           <w:sz w:val="36"/>
           <w:szCs w:val="36"/>
         </w:rPr>
-        <w:t xml:space="preserve">Asynchronous </w:t>
-      </w:r>
-      <w:proofErr w:type="spellStart"/>
-      <w:r>
-        <w:rPr>
-          <w:b/>
-          <w:bCs/>
-          <w:color w:val="4472C4" w:themeColor="accent1"/>
-          <w:sz w:val="36"/>
-          <w:szCs w:val="36"/>
-        </w:rPr>
-        <w:t>javascript</w:t>
-      </w:r>
-      <w:proofErr w:type="spellEnd"/>
-      <w:r>
-        <w:rPr>
-          <w:b/>
-          <w:bCs/>
-          <w:color w:val="4472C4" w:themeColor="accent1"/>
-          <w:sz w:val="36"/>
-          <w:szCs w:val="36"/>
-        </w:rPr>
-        <w:t xml:space="preserve"> and APIs </w:t>
+        <w:t xml:space="preserve">Capstone project </w:t>
       </w:r>
     </w:p>
     <w:p>
@@ -2129,7 +2707,7 @@
           <w:sz w:val="36"/>
           <w:szCs w:val="36"/>
         </w:rPr>
-        <w:t xml:space="preserve">AI engineering fundamentals </w:t>
+        <w:t xml:space="preserve">Typescript fundamentals </w:t>
       </w:r>
     </w:p>
     <w:p>
@@ -2164,379 +2742,6 @@
           <w:sz w:val="36"/>
           <w:szCs w:val="36"/>
         </w:rPr>
-        <w:t xml:space="preserve">Build a Node API </w:t>
-      </w:r>
-    </w:p>
-    <w:p>
-      <w:pPr>
-        <w:pStyle w:val="ListParagraph"/>
-        <w:numPr>
-          <w:ilvl w:val="1"/>
-          <w:numId w:val="3"/>
-        </w:numPr>
-      </w:pPr>
-    </w:p>
-    <w:p>
-      <w:pPr>
-        <w:pStyle w:val="ListParagraph"/>
-        <w:numPr>
-          <w:ilvl w:val="0"/>
-          <w:numId w:val="3"/>
-        </w:numPr>
-        <w:rPr>
-          <w:b/>
-          <w:bCs/>
-          <w:color w:val="4472C4" w:themeColor="accent1"/>
-          <w:sz w:val="36"/>
-          <w:szCs w:val="36"/>
-        </w:rPr>
-      </w:pPr>
-      <w:r>
-        <w:rPr>
-          <w:b/>
-          <w:bCs/>
-          <w:color w:val="4472C4" w:themeColor="accent1"/>
-          <w:sz w:val="36"/>
-          <w:szCs w:val="36"/>
-        </w:rPr>
-        <w:t xml:space="preserve">Build a </w:t>
-      </w:r>
-      <w:proofErr w:type="spellStart"/>
-      <w:r>
-        <w:rPr>
-          <w:b/>
-          <w:bCs/>
-          <w:color w:val="4472C4" w:themeColor="accent1"/>
-          <w:sz w:val="36"/>
-          <w:szCs w:val="36"/>
-        </w:rPr>
-        <w:t>fullstack</w:t>
-      </w:r>
-      <w:proofErr w:type="spellEnd"/>
-      <w:r>
-        <w:rPr>
-          <w:b/>
-          <w:bCs/>
-          <w:color w:val="4472C4" w:themeColor="accent1"/>
-          <w:sz w:val="36"/>
-          <w:szCs w:val="36"/>
-        </w:rPr>
-        <w:t xml:space="preserve"> Node app </w:t>
-      </w:r>
-    </w:p>
-    <w:p>
-      <w:pPr>
-        <w:pStyle w:val="ListParagraph"/>
-        <w:numPr>
-          <w:ilvl w:val="1"/>
-          <w:numId w:val="3"/>
-        </w:numPr>
-      </w:pPr>
-    </w:p>
-    <w:p>
-      <w:pPr>
-        <w:pStyle w:val="ListParagraph"/>
-        <w:numPr>
-          <w:ilvl w:val="0"/>
-          <w:numId w:val="3"/>
-        </w:numPr>
-        <w:rPr>
-          <w:b/>
-          <w:bCs/>
-          <w:color w:val="4472C4" w:themeColor="accent1"/>
-          <w:sz w:val="36"/>
-          <w:szCs w:val="36"/>
-        </w:rPr>
-      </w:pPr>
-      <w:r>
-        <w:rPr>
-          <w:b/>
-          <w:bCs/>
-          <w:color w:val="4472C4" w:themeColor="accent1"/>
-          <w:sz w:val="36"/>
-          <w:szCs w:val="36"/>
-        </w:rPr>
-        <w:t xml:space="preserve">Introduction to databases </w:t>
-      </w:r>
-    </w:p>
-    <w:p>
-      <w:pPr>
-        <w:pStyle w:val="ListParagraph"/>
-        <w:numPr>
-          <w:ilvl w:val="1"/>
-          <w:numId w:val="3"/>
-        </w:numPr>
-      </w:pPr>
-    </w:p>
-    <w:p>
-      <w:pPr>
-        <w:pStyle w:val="ListParagraph"/>
-        <w:numPr>
-          <w:ilvl w:val="0"/>
-          <w:numId w:val="3"/>
-        </w:numPr>
-        <w:rPr>
-          <w:b/>
-          <w:bCs/>
-          <w:color w:val="4472C4" w:themeColor="accent1"/>
-          <w:sz w:val="36"/>
-          <w:szCs w:val="36"/>
-        </w:rPr>
-      </w:pPr>
-      <w:r>
-        <w:rPr>
-          <w:b/>
-          <w:bCs/>
-          <w:color w:val="4472C4" w:themeColor="accent1"/>
-          <w:sz w:val="36"/>
-          <w:szCs w:val="36"/>
-        </w:rPr>
-        <w:t xml:space="preserve">Writing SQL queries </w:t>
-      </w:r>
-    </w:p>
-    <w:p>
-      <w:pPr>
-        <w:pStyle w:val="ListParagraph"/>
-        <w:numPr>
-          <w:ilvl w:val="1"/>
-          <w:numId w:val="3"/>
-        </w:numPr>
-      </w:pPr>
-    </w:p>
-    <w:p>
-      <w:pPr>
-        <w:pStyle w:val="ListParagraph"/>
-        <w:numPr>
-          <w:ilvl w:val="0"/>
-          <w:numId w:val="3"/>
-        </w:numPr>
-        <w:rPr>
-          <w:b/>
-          <w:bCs/>
-          <w:color w:val="4472C4" w:themeColor="accent1"/>
-          <w:sz w:val="36"/>
-          <w:szCs w:val="36"/>
-        </w:rPr>
-      </w:pPr>
-      <w:r>
-        <w:rPr>
-          <w:b/>
-          <w:bCs/>
-          <w:color w:val="4472C4" w:themeColor="accent1"/>
-          <w:sz w:val="36"/>
-          <w:szCs w:val="36"/>
-        </w:rPr>
-        <w:t xml:space="preserve">Static pages </w:t>
-      </w:r>
-    </w:p>
-    <w:p>
-      <w:pPr>
-        <w:pStyle w:val="ListParagraph"/>
-        <w:numPr>
-          <w:ilvl w:val="1"/>
-          <w:numId w:val="3"/>
-        </w:numPr>
-      </w:pPr>
-    </w:p>
-    <w:p>
-      <w:pPr>
-        <w:pStyle w:val="ListParagraph"/>
-        <w:numPr>
-          <w:ilvl w:val="0"/>
-          <w:numId w:val="3"/>
-        </w:numPr>
-        <w:rPr>
-          <w:b/>
-          <w:bCs/>
-          <w:color w:val="4472C4" w:themeColor="accent1"/>
-          <w:sz w:val="36"/>
-          <w:szCs w:val="36"/>
-        </w:rPr>
-      </w:pPr>
-      <w:r>
-        <w:rPr>
-          <w:b/>
-          <w:bCs/>
-          <w:color w:val="4472C4" w:themeColor="accent1"/>
-          <w:sz w:val="36"/>
-          <w:szCs w:val="36"/>
-        </w:rPr>
-        <w:t xml:space="preserve">Data driven </w:t>
-      </w:r>
-    </w:p>
-    <w:p>
-      <w:pPr>
-        <w:pStyle w:val="ListParagraph"/>
-        <w:numPr>
-          <w:ilvl w:val="1"/>
-          <w:numId w:val="3"/>
-        </w:numPr>
-      </w:pPr>
-    </w:p>
-    <w:p>
-      <w:pPr>
-        <w:pStyle w:val="ListParagraph"/>
-        <w:numPr>
-          <w:ilvl w:val="0"/>
-          <w:numId w:val="3"/>
-        </w:numPr>
-        <w:rPr>
-          <w:b/>
-          <w:bCs/>
-          <w:color w:val="4472C4" w:themeColor="accent1"/>
-          <w:sz w:val="36"/>
-          <w:szCs w:val="36"/>
-        </w:rPr>
-      </w:pPr>
-      <w:r>
-        <w:rPr>
-          <w:b/>
-          <w:bCs/>
-          <w:color w:val="4472C4" w:themeColor="accent1"/>
-          <w:sz w:val="36"/>
-          <w:szCs w:val="36"/>
-        </w:rPr>
-        <w:t xml:space="preserve">React state </w:t>
-      </w:r>
-    </w:p>
-    <w:p>
-      <w:pPr>
-        <w:pStyle w:val="ListParagraph"/>
-        <w:numPr>
-          <w:ilvl w:val="1"/>
-          <w:numId w:val="3"/>
-        </w:numPr>
-      </w:pPr>
-    </w:p>
-    <w:p>
-      <w:pPr>
-        <w:pStyle w:val="ListParagraph"/>
-        <w:numPr>
-          <w:ilvl w:val="0"/>
-          <w:numId w:val="3"/>
-        </w:numPr>
-        <w:rPr>
-          <w:b/>
-          <w:bCs/>
-          <w:color w:val="4472C4" w:themeColor="accent1"/>
-          <w:sz w:val="36"/>
-          <w:szCs w:val="36"/>
-        </w:rPr>
-      </w:pPr>
-      <w:r>
-        <w:rPr>
-          <w:b/>
-          <w:bCs/>
-          <w:color w:val="4472C4" w:themeColor="accent1"/>
-          <w:sz w:val="36"/>
-          <w:szCs w:val="36"/>
-        </w:rPr>
-        <w:t xml:space="preserve">Side effects </w:t>
-      </w:r>
-    </w:p>
-    <w:p>
-      <w:pPr>
-        <w:pStyle w:val="ListParagraph"/>
-        <w:numPr>
-          <w:ilvl w:val="1"/>
-          <w:numId w:val="3"/>
-        </w:numPr>
-      </w:pPr>
-    </w:p>
-    <w:p>
-      <w:pPr>
-        <w:pStyle w:val="ListParagraph"/>
-        <w:numPr>
-          <w:ilvl w:val="0"/>
-          <w:numId w:val="3"/>
-        </w:numPr>
-        <w:rPr>
-          <w:b/>
-          <w:bCs/>
-          <w:color w:val="4472C4" w:themeColor="accent1"/>
-          <w:sz w:val="36"/>
-          <w:szCs w:val="36"/>
-        </w:rPr>
-      </w:pPr>
-      <w:r>
-        <w:rPr>
-          <w:b/>
-          <w:bCs/>
-          <w:color w:val="4472C4" w:themeColor="accent1"/>
-          <w:sz w:val="36"/>
-          <w:szCs w:val="36"/>
-        </w:rPr>
-        <w:t xml:space="preserve">Capstone project </w:t>
-      </w:r>
-    </w:p>
-    <w:p>
-      <w:pPr>
-        <w:pStyle w:val="ListParagraph"/>
-        <w:numPr>
-          <w:ilvl w:val="1"/>
-          <w:numId w:val="3"/>
-        </w:numPr>
-      </w:pPr>
-    </w:p>
-    <w:p>
-      <w:pPr>
-        <w:pStyle w:val="ListParagraph"/>
-        <w:numPr>
-          <w:ilvl w:val="0"/>
-          <w:numId w:val="3"/>
-        </w:numPr>
-        <w:rPr>
-          <w:b/>
-          <w:bCs/>
-          <w:color w:val="4472C4" w:themeColor="accent1"/>
-          <w:sz w:val="36"/>
-          <w:szCs w:val="36"/>
-        </w:rPr>
-      </w:pPr>
-      <w:r>
-        <w:rPr>
-          <w:b/>
-          <w:bCs/>
-          <w:color w:val="4472C4" w:themeColor="accent1"/>
-          <w:sz w:val="36"/>
-          <w:szCs w:val="36"/>
-        </w:rPr>
-        <w:t xml:space="preserve">Typescript fundamentals </w:t>
-      </w:r>
-    </w:p>
-    <w:p>
-      <w:pPr>
-        <w:pStyle w:val="ListParagraph"/>
-        <w:numPr>
-          <w:ilvl w:val="1"/>
-          <w:numId w:val="3"/>
-        </w:numPr>
-      </w:pPr>
-    </w:p>
-    <w:p>
-      <w:pPr>
-        <w:pStyle w:val="ListParagraph"/>
-        <w:numPr>
-          <w:ilvl w:val="0"/>
-          <w:numId w:val="3"/>
-        </w:numPr>
-        <w:rPr>
-          <w:b/>
-          <w:bCs/>
-          <w:color w:val="4472C4" w:themeColor="accent1"/>
-          <w:sz w:val="36"/>
-          <w:szCs w:val="36"/>
-        </w:rPr>
-      </w:pPr>
-      <w:r>
-        <w:rPr>
-          <w:b/>
-          <w:bCs/>
-          <w:color w:val="4472C4" w:themeColor="accent1"/>
-          <w:sz w:val="36"/>
-          <w:szCs w:val="36"/>
-        </w:rPr>
-        <w:lastRenderedPageBreak/>
         <w:t xml:space="preserve">Typescript in React </w:t>
       </w:r>
     </w:p>
@@ -3474,6 +3679,119 @@
       <w:rPr>
         <w:rFonts w:ascii="Wingdings" w:hAnsi="Wingdings" w:hint="default"/>
         <w:sz w:val="20"/>
+      </w:rPr>
+    </w:lvl>
+  </w:abstractNum>
+  <w:abstractNum w:abstractNumId="6" w15:restartNumberingAfterBreak="0">
+    <w:nsid w:val="5B9939E9"/>
+    <w:multiLevelType w:val="hybridMultilevel"/>
+    <w:tmpl w:val="9DAECCDE"/>
+    <w:lvl w:ilvl="0" w:tplc="08090001">
+      <w:start w:val="1"/>
+      <w:numFmt w:val="bullet"/>
+      <w:lvlText w:val=""/>
+      <w:lvlJc w:val="left"/>
+      <w:pPr>
+        <w:ind w:left="1080" w:hanging="360"/>
+      </w:pPr>
+      <w:rPr>
+        <w:rFonts w:ascii="Symbol" w:hAnsi="Symbol" w:hint="default"/>
+      </w:rPr>
+    </w:lvl>
+    <w:lvl w:ilvl="1" w:tplc="08090003">
+      <w:start w:val="1"/>
+      <w:numFmt w:val="bullet"/>
+      <w:lvlText w:val="o"/>
+      <w:lvlJc w:val="left"/>
+      <w:pPr>
+        <w:ind w:left="1800" w:hanging="360"/>
+      </w:pPr>
+      <w:rPr>
+        <w:rFonts w:ascii="Courier New" w:hAnsi="Courier New" w:cs="Courier New" w:hint="default"/>
+      </w:rPr>
+    </w:lvl>
+    <w:lvl w:ilvl="2" w:tplc="08090005" w:tentative="1">
+      <w:start w:val="1"/>
+      <w:numFmt w:val="bullet"/>
+      <w:lvlText w:val=""/>
+      <w:lvlJc w:val="left"/>
+      <w:pPr>
+        <w:ind w:left="2520" w:hanging="360"/>
+      </w:pPr>
+      <w:rPr>
+        <w:rFonts w:ascii="Wingdings" w:hAnsi="Wingdings" w:hint="default"/>
+      </w:rPr>
+    </w:lvl>
+    <w:lvl w:ilvl="3" w:tplc="08090001" w:tentative="1">
+      <w:start w:val="1"/>
+      <w:numFmt w:val="bullet"/>
+      <w:lvlText w:val=""/>
+      <w:lvlJc w:val="left"/>
+      <w:pPr>
+        <w:ind w:left="3240" w:hanging="360"/>
+      </w:pPr>
+      <w:rPr>
+        <w:rFonts w:ascii="Symbol" w:hAnsi="Symbol" w:hint="default"/>
+      </w:rPr>
+    </w:lvl>
+    <w:lvl w:ilvl="4" w:tplc="08090003" w:tentative="1">
+      <w:start w:val="1"/>
+      <w:numFmt w:val="bullet"/>
+      <w:lvlText w:val="o"/>
+      <w:lvlJc w:val="left"/>
+      <w:pPr>
+        <w:ind w:left="3960" w:hanging="360"/>
+      </w:pPr>
+      <w:rPr>
+        <w:rFonts w:ascii="Courier New" w:hAnsi="Courier New" w:cs="Courier New" w:hint="default"/>
+      </w:rPr>
+    </w:lvl>
+    <w:lvl w:ilvl="5" w:tplc="08090005" w:tentative="1">
+      <w:start w:val="1"/>
+      <w:numFmt w:val="bullet"/>
+      <w:lvlText w:val=""/>
+      <w:lvlJc w:val="left"/>
+      <w:pPr>
+        <w:ind w:left="4680" w:hanging="360"/>
+      </w:pPr>
+      <w:rPr>
+        <w:rFonts w:ascii="Wingdings" w:hAnsi="Wingdings" w:hint="default"/>
+      </w:rPr>
+    </w:lvl>
+    <w:lvl w:ilvl="6" w:tplc="08090001" w:tentative="1">
+      <w:start w:val="1"/>
+      <w:numFmt w:val="bullet"/>
+      <w:lvlText w:val=""/>
+      <w:lvlJc w:val="left"/>
+      <w:pPr>
+        <w:ind w:left="5400" w:hanging="360"/>
+      </w:pPr>
+      <w:rPr>
+        <w:rFonts w:ascii="Symbol" w:hAnsi="Symbol" w:hint="default"/>
+      </w:rPr>
+    </w:lvl>
+    <w:lvl w:ilvl="7" w:tplc="08090003" w:tentative="1">
+      <w:start w:val="1"/>
+      <w:numFmt w:val="bullet"/>
+      <w:lvlText w:val="o"/>
+      <w:lvlJc w:val="left"/>
+      <w:pPr>
+        <w:ind w:left="6120" w:hanging="360"/>
+      </w:pPr>
+      <w:rPr>
+        <w:rFonts w:ascii="Courier New" w:hAnsi="Courier New" w:cs="Courier New" w:hint="default"/>
+      </w:rPr>
+    </w:lvl>
+    <w:lvl w:ilvl="8" w:tplc="08090005" w:tentative="1">
+      <w:start w:val="1"/>
+      <w:numFmt w:val="bullet"/>
+      <w:lvlText w:val=""/>
+      <w:lvlJc w:val="left"/>
+      <w:pPr>
+        <w:ind w:left="6840" w:hanging="360"/>
+      </w:pPr>
+      <w:rPr>
+        <w:rFonts w:ascii="Wingdings" w:hAnsi="Wingdings" w:hint="default"/>
       </w:rPr>
     </w:lvl>
   </w:abstractNum>
@@ -3494,6 +3812,9 @@
   </w:num>
   <w:num w:numId="6" w16cid:durableId="582683409">
     <w:abstractNumId w:val="1"/>
+  </w:num>
+  <w:num w:numId="7" w16cid:durableId="1233615615">
+    <w:abstractNumId w:val="6"/>
   </w:num>
 </w:numbering>
 </file>
@@ -4101,6 +4422,7 @@
   <w:style w:type="character" w:default="1" w:styleId="DefaultParagraphFont">
     <w:name w:val="Default Paragraph Font"/>
     <w:uiPriority w:val="1"/>
+    <w:semiHidden/>
     <w:unhideWhenUsed/>
   </w:style>
   <w:style w:type="table" w:default="1" w:styleId="TableNormal">
@@ -4450,6 +4772,23 @@
       <w:szCs w:val="20"/>
     </w:rPr>
   </w:style>
+  <w:style w:type="paragraph" w:styleId="NormalWeb">
+    <w:name w:val="Normal (Web)"/>
+    <w:basedOn w:val="Normal"/>
+    <w:uiPriority w:val="99"/>
+    <w:semiHidden/>
+    <w:unhideWhenUsed/>
+    <w:rsid w:val="00A73BDB"/>
+    <w:pPr>
+      <w:spacing w:before="100" w:beforeAutospacing="1" w:after="100" w:afterAutospacing="1" w:line="240" w:lineRule="auto"/>
+    </w:pPr>
+    <w:rPr>
+      <w:rFonts w:ascii="Times New Roman" w:eastAsia="Times New Roman" w:hAnsi="Times New Roman" w:cs="Times New Roman"/>
+      <w:kern w:val="0"/>
+      <w:lang w:eastAsia="en-GB"/>
+      <w14:ligatures w14:val="none"/>
+    </w:rPr>
+  </w:style>
 </w:styles>
 </file>
 

--- a/Documentation/Massive Fullstack Course.docx
+++ b/Documentation/Massive Fullstack Course.docx
@@ -36,7 +36,44 @@
         </w:numPr>
       </w:pPr>
       <w:r>
-        <w:t>This course was published by FreeCodeCamp and was created &amp; assembled together by Scrimba, an interactive platform to learn coding and other related skills.</w:t>
+        <w:t>This course was created by Scrimba</w:t>
+      </w:r>
+      <w:r>
+        <w:t xml:space="preserve"> and </w:t>
+      </w:r>
+      <w:r>
+        <w:t xml:space="preserve">published by </w:t>
+      </w:r>
+      <w:r>
+        <w:rPr>
+          <w:b/>
+          <w:bCs/>
+        </w:rPr>
+        <w:t>FreeCodeCamp</w:t>
+      </w:r>
+      <w:r>
+        <w:t>.</w:t>
+      </w:r>
+    </w:p>
+    <w:p>
+      <w:pPr>
+        <w:pStyle w:val="ListParagraph"/>
+        <w:numPr>
+          <w:ilvl w:val="1"/>
+          <w:numId w:val="3"/>
+        </w:numPr>
+      </w:pPr>
+      <w:r>
+        <w:t xml:space="preserve">Scrimba is </w:t>
+      </w:r>
+      <w:r>
+        <w:t xml:space="preserve">an interactive platform to learn coding and other related </w:t>
+      </w:r>
+      <w:r>
+        <w:t xml:space="preserve">IT </w:t>
+      </w:r>
+      <w:r>
+        <w:t>skills.</w:t>
       </w:r>
     </w:p>
     <w:p>
@@ -432,19 +469,7 @@
           <w:lang w:eastAsia="en-GB"/>
           <w14:ligatures w14:val="none"/>
         </w:rPr>
-        <w:t>used to provide </w:t>
-      </w:r>
-      <w:r>
-        <w:rPr>
-          <w:rFonts w:ascii="Times New Roman" w:eastAsia="Times New Roman" w:hAnsi="Times New Roman" w:cs="Times New Roman"/>
-          <w:b/>
-          <w:bCs/>
-          <w:color w:val="000000"/>
-          <w:kern w:val="0"/>
-          <w:lang w:eastAsia="en-GB"/>
-          <w14:ligatures w14:val="none"/>
-        </w:rPr>
-        <w:t>machine-readable</w:t>
+        <w:t>G</w:t>
       </w:r>
       <w:r>
         <w:rPr>
@@ -454,7 +479,7 @@
           <w:lang w:eastAsia="en-GB"/>
           <w14:ligatures w14:val="none"/>
         </w:rPr>
-        <w:t xml:space="preserve"> information (metadata) about an HTML document.</w:t>
+        <w:t xml:space="preserve">oes under the “head” tag and is </w:t>
       </w:r>
       <w:r>
         <w:rPr>
@@ -464,17 +489,21 @@
           <w:lang w:eastAsia="en-GB"/>
           <w14:ligatures w14:val="none"/>
         </w:rPr>
-        <w:t xml:space="preserve"> (Google it for more information)</w:t>
-      </w:r>
-    </w:p>
-    <w:p>
-      <w:pPr>
-        <w:pStyle w:val="ListParagraph"/>
-        <w:numPr>
-          <w:ilvl w:val="2"/>
-          <w:numId w:val="3"/>
-        </w:numPr>
-        <w:spacing w:before="100" w:beforeAutospacing="1" w:after="100" w:afterAutospacing="1" w:line="240" w:lineRule="auto"/>
+        <w:t>used to provide </w:t>
+      </w:r>
+      <w:r>
+        <w:rPr>
+          <w:rFonts w:ascii="Times New Roman" w:eastAsia="Times New Roman" w:hAnsi="Times New Roman" w:cs="Times New Roman"/>
+          <w:b/>
+          <w:bCs/>
+          <w:color w:val="000000"/>
+          <w:kern w:val="0"/>
+          <w:lang w:eastAsia="en-GB"/>
+          <w14:ligatures w14:val="none"/>
+        </w:rPr>
+        <w:t>machine-readable</w:t>
+      </w:r>
+      <w:r>
         <w:rPr>
           <w:rFonts w:ascii="Times New Roman" w:eastAsia="Times New Roman" w:hAnsi="Times New Roman" w:cs="Times New Roman"/>
           <w:color w:val="000000"/>
@@ -482,18 +511,7 @@
           <w:lang w:eastAsia="en-GB"/>
           <w14:ligatures w14:val="none"/>
         </w:rPr>
-      </w:pPr>
-      <w:r>
-        <w:rPr>
-          <w:rFonts w:ascii="Courier New" w:eastAsia="Times New Roman" w:hAnsi="Courier New" w:cs="Courier New"/>
-          <w:b/>
-          <w:bCs/>
-          <w:color w:val="000000"/>
-          <w:kern w:val="0"/>
-          <w:lang w:eastAsia="en-GB"/>
-          <w14:ligatures w14:val="none"/>
-        </w:rPr>
-        <w:t>&lt;title&gt;</w:t>
+        <w:t xml:space="preserve"> information (metadata) about an HTML document.</w:t>
       </w:r>
       <w:r>
         <w:rPr>
@@ -503,7 +521,7 @@
           <w:lang w:eastAsia="en-GB"/>
           <w14:ligatures w14:val="none"/>
         </w:rPr>
-        <w:t>: Sets the title of the webpage, which appears in the browser tab.</w:t>
+        <w:t xml:space="preserve"> (Google it for more information)</w:t>
       </w:r>
     </w:p>
     <w:p>
@@ -532,7 +550,7 @@
           <w:lang w:eastAsia="en-GB"/>
           <w14:ligatures w14:val="none"/>
         </w:rPr>
-        <w:t>&lt;body&gt;</w:t>
+        <w:t>&lt;title&gt;</w:t>
       </w:r>
       <w:r>
         <w:rPr>
@@ -542,17 +560,9 @@
           <w:lang w:eastAsia="en-GB"/>
           <w14:ligatures w14:val="none"/>
         </w:rPr>
-        <w:t>: Contains the content of the webpage, such as text, images, and links.</w:t>
-      </w:r>
-    </w:p>
-    <w:p>
-      <w:pPr>
-        <w:pStyle w:val="ListParagraph"/>
-        <w:numPr>
-          <w:ilvl w:val="2"/>
-          <w:numId w:val="3"/>
-        </w:numPr>
-        <w:spacing w:before="100" w:beforeAutospacing="1" w:after="100" w:afterAutospacing="1" w:line="240" w:lineRule="auto"/>
+        <w:t xml:space="preserve">: </w:t>
+      </w:r>
+      <w:r>
         <w:rPr>
           <w:rFonts w:ascii="Times New Roman" w:eastAsia="Times New Roman" w:hAnsi="Times New Roman" w:cs="Times New Roman"/>
           <w:color w:val="000000"/>
@@ -560,18 +570,7 @@
           <w:lang w:eastAsia="en-GB"/>
           <w14:ligatures w14:val="none"/>
         </w:rPr>
-      </w:pPr>
-      <w:r>
-        <w:rPr>
-          <w:rFonts w:ascii="Courier New" w:eastAsia="Times New Roman" w:hAnsi="Courier New" w:cs="Courier New"/>
-          <w:b/>
-          <w:bCs/>
-          <w:color w:val="000000"/>
-          <w:kern w:val="0"/>
-          <w:lang w:eastAsia="en-GB"/>
-          <w14:ligatures w14:val="none"/>
-        </w:rPr>
-        <w:t>&lt;p&gt;</w:t>
+        <w:t>Goes under the “head” tag and is used to s</w:t>
       </w:r>
       <w:r>
         <w:rPr>
@@ -581,9 +580,17 @@
           <w:lang w:eastAsia="en-GB"/>
           <w14:ligatures w14:val="none"/>
         </w:rPr>
-        <w:t>:</w:t>
-      </w:r>
-      <w:r>
+        <w:t>et the title of the webpage, which appears in the browser tab.</w:t>
+      </w:r>
+    </w:p>
+    <w:p>
+      <w:pPr>
+        <w:pStyle w:val="ListParagraph"/>
+        <w:numPr>
+          <w:ilvl w:val="2"/>
+          <w:numId w:val="3"/>
+        </w:numPr>
+        <w:spacing w:before="100" w:beforeAutospacing="1" w:after="100" w:afterAutospacing="1" w:line="240" w:lineRule="auto"/>
         <w:rPr>
           <w:rFonts w:ascii="Times New Roman" w:eastAsia="Times New Roman" w:hAnsi="Times New Roman" w:cs="Times New Roman"/>
           <w:color w:val="000000"/>
@@ -591,6 +598,76 @@
           <w:lang w:eastAsia="en-GB"/>
           <w14:ligatures w14:val="none"/>
         </w:rPr>
+      </w:pPr>
+      <w:r>
+        <w:rPr>
+          <w:rFonts w:ascii="Courier New" w:eastAsia="Times New Roman" w:hAnsi="Courier New" w:cs="Courier New"/>
+          <w:b/>
+          <w:bCs/>
+          <w:color w:val="000000"/>
+          <w:kern w:val="0"/>
+          <w:lang w:eastAsia="en-GB"/>
+          <w14:ligatures w14:val="none"/>
+        </w:rPr>
+        <w:t>&lt;body&gt;</w:t>
+      </w:r>
+      <w:r>
+        <w:rPr>
+          <w:rFonts w:ascii="Times New Roman" w:eastAsia="Times New Roman" w:hAnsi="Times New Roman" w:cs="Times New Roman"/>
+          <w:color w:val="000000"/>
+          <w:kern w:val="0"/>
+          <w:lang w:eastAsia="en-GB"/>
+          <w14:ligatures w14:val="none"/>
+        </w:rPr>
+        <w:t>: Contains the content of the webpage, such as text, images, and links.</w:t>
+      </w:r>
+    </w:p>
+    <w:p>
+      <w:pPr>
+        <w:pStyle w:val="ListParagraph"/>
+        <w:numPr>
+          <w:ilvl w:val="2"/>
+          <w:numId w:val="3"/>
+        </w:numPr>
+        <w:spacing w:before="100" w:beforeAutospacing="1" w:after="100" w:afterAutospacing="1" w:line="240" w:lineRule="auto"/>
+        <w:rPr>
+          <w:rFonts w:ascii="Times New Roman" w:eastAsia="Times New Roman" w:hAnsi="Times New Roman" w:cs="Times New Roman"/>
+          <w:color w:val="000000"/>
+          <w:kern w:val="0"/>
+          <w:lang w:eastAsia="en-GB"/>
+          <w14:ligatures w14:val="none"/>
+        </w:rPr>
+      </w:pPr>
+      <w:r>
+        <w:rPr>
+          <w:rFonts w:ascii="Courier New" w:eastAsia="Times New Roman" w:hAnsi="Courier New" w:cs="Courier New"/>
+          <w:b/>
+          <w:bCs/>
+          <w:color w:val="000000"/>
+          <w:kern w:val="0"/>
+          <w:lang w:eastAsia="en-GB"/>
+          <w14:ligatures w14:val="none"/>
+        </w:rPr>
+        <w:t>&lt;p&gt;</w:t>
+      </w:r>
+      <w:r>
+        <w:rPr>
+          <w:rFonts w:ascii="Times New Roman" w:eastAsia="Times New Roman" w:hAnsi="Times New Roman" w:cs="Times New Roman"/>
+          <w:color w:val="000000"/>
+          <w:kern w:val="0"/>
+          <w:lang w:eastAsia="en-GB"/>
+          <w14:ligatures w14:val="none"/>
+        </w:rPr>
+        <w:t>:</w:t>
+      </w:r>
+      <w:r>
+        <w:rPr>
+          <w:rFonts w:ascii="Times New Roman" w:eastAsia="Times New Roman" w:hAnsi="Times New Roman" w:cs="Times New Roman"/>
+          <w:color w:val="000000"/>
+          <w:kern w:val="0"/>
+          <w:lang w:eastAsia="en-GB"/>
+          <w14:ligatures w14:val="none"/>
+        </w:rPr>
         <w:t xml:space="preserve"> Start a paragraph in a new line.</w:t>
       </w:r>
     </w:p>
@@ -636,7 +713,13 @@
         </w:rPr>
       </w:pPr>
       <w:r>
-        <w:t>This element allows us to input an image in the html page by using the “src” attribute.</w:t>
+        <w:t xml:space="preserve">This element allows </w:t>
+      </w:r>
+      <w:r>
+        <w:t>the developer</w:t>
+      </w:r>
+      <w:r>
+        <w:t xml:space="preserve"> to input an image in the html page by using the “src” attribute.</w:t>
       </w:r>
     </w:p>
     <w:p>
@@ -1350,6 +1433,7 @@
           <w:numId w:val="7"/>
         </w:numPr>
       </w:pPr>
+      <w:proofErr w:type="spellStart"/>
       <w:r>
         <w:rPr>
           <w:rStyle w:val="HTMLCode"/>
@@ -1357,9 +1441,11 @@
         </w:rPr>
         <w:t>tel</w:t>
       </w:r>
+      <w:proofErr w:type="spellEnd"/>
       <w:r>
         <w:t xml:space="preserve">, </w:t>
       </w:r>
+      <w:proofErr w:type="spellStart"/>
       <w:r>
         <w:rPr>
           <w:rStyle w:val="HTMLCode"/>
@@ -1367,6 +1453,7 @@
         </w:rPr>
         <w:t>url</w:t>
       </w:r>
+      <w:proofErr w:type="spellEnd"/>
     </w:p>
     <w:p>
       <w:pPr>
@@ -1513,7 +1600,31 @@
         </w:numPr>
       </w:pPr>
       <w:r>
-        <w:t>The “placeholder” attribute is used to have text inside the field that would guide the user on what to input in that text field.</w:t>
+        <w:t xml:space="preserve">The “placeholder” attribute is used to have text </w:t>
+      </w:r>
+      <w:r>
+        <w:t>in</w:t>
+      </w:r>
+      <w:r>
+        <w:t xml:space="preserve"> the field</w:t>
+      </w:r>
+      <w:r>
+        <w:t xml:space="preserve"> input field</w:t>
+      </w:r>
+      <w:r>
+        <w:t xml:space="preserve"> that guide</w:t>
+      </w:r>
+      <w:r>
+        <w:t>s</w:t>
+      </w:r>
+      <w:r>
+        <w:t xml:space="preserve"> the user on what to input in that text field</w:t>
+      </w:r>
+      <w:r>
+        <w:t xml:space="preserve"> (username, password, email …etc)</w:t>
+      </w:r>
+      <w:r>
+        <w:t>.</w:t>
       </w:r>
     </w:p>
     <w:p>
@@ -1541,14 +1652,7 @@
         </w:rPr>
         <w:t xml:space="preserve"> </w:t>
       </w:r>
-    </w:p>
-    <w:p>
-      <w:pPr>
-        <w:pStyle w:val="ListParagraph"/>
-        <w:numPr>
-          <w:ilvl w:val="0"/>
-          <w:numId w:val="5"/>
-        </w:numPr>
+      <w:r>
         <w:rPr>
           <w:b/>
           <w:bCs/>
@@ -1556,8 +1660,34 @@
           <w:sz w:val="28"/>
           <w:szCs w:val="28"/>
         </w:rPr>
-      </w:pPr>
-      <w:r>
+        <w:t>Let’s build google (exercise):</w:t>
+      </w:r>
+    </w:p>
+    <w:p>
+      <w:pPr>
+        <w:pStyle w:val="ListParagraph"/>
+        <w:numPr>
+          <w:ilvl w:val="1"/>
+          <w:numId w:val="3"/>
+        </w:numPr>
+      </w:pPr>
+      <w:r>
+        <w:t xml:space="preserve">Using the </w:t>
+      </w:r>
+      <w:r>
+        <w:t>knowledge</w:t>
+      </w:r>
+      <w:r>
+        <w:t xml:space="preserve"> you acquired so far, try to recreate the interface of the famous search engine google.com</w:t>
+      </w:r>
+    </w:p>
+    <w:p>
+      <w:pPr>
+        <w:pStyle w:val="ListParagraph"/>
+        <w:numPr>
+          <w:ilvl w:val="0"/>
+          <w:numId w:val="5"/>
+        </w:numPr>
         <w:rPr>
           <w:b/>
           <w:bCs/>
@@ -1565,16 +1695,8 @@
           <w:sz w:val="28"/>
           <w:szCs w:val="28"/>
         </w:rPr>
-        <w:t xml:space="preserve"> </w:t>
-      </w:r>
-    </w:p>
-    <w:p>
-      <w:pPr>
-        <w:pStyle w:val="ListParagraph"/>
-        <w:numPr>
-          <w:ilvl w:val="0"/>
-          <w:numId w:val="5"/>
-        </w:numPr>
+      </w:pPr>
+      <w:r>
         <w:rPr>
           <w:b/>
           <w:bCs/>
@@ -1582,7 +1704,8 @@
           <w:sz w:val="28"/>
           <w:szCs w:val="28"/>
         </w:rPr>
-      </w:pPr>
+        <w:t xml:space="preserve"> </w:t>
+      </w:r>
       <w:r>
         <w:rPr>
           <w:b/>
@@ -1591,7 +1714,161 @@
           <w:sz w:val="28"/>
           <w:szCs w:val="28"/>
         </w:rPr>
-        <w:t xml:space="preserve"> </w:t>
+        <w:t>Anchor tags (aka links):</w:t>
+      </w:r>
+    </w:p>
+    <w:p>
+      <w:pPr>
+        <w:pStyle w:val="ListParagraph"/>
+        <w:numPr>
+          <w:ilvl w:val="1"/>
+          <w:numId w:val="3"/>
+        </w:numPr>
+      </w:pPr>
+      <w:r>
+        <w:t xml:space="preserve">The </w:t>
+      </w:r>
+      <w:r>
+        <w:rPr>
+          <w:b/>
+          <w:bCs/>
+        </w:rPr>
+        <w:t xml:space="preserve">&lt;a&gt;&lt;/a&gt; </w:t>
+      </w:r>
+      <w:r>
+        <w:t>tag is used to display links in the webpage.</w:t>
+      </w:r>
+    </w:p>
+    <w:p>
+      <w:pPr>
+        <w:pStyle w:val="ListParagraph"/>
+        <w:numPr>
+          <w:ilvl w:val="1"/>
+          <w:numId w:val="3"/>
+        </w:numPr>
+      </w:pPr>
+      <w:r>
+        <w:t>The “href” attribute is used to specify a link to send the user when they click.</w:t>
+      </w:r>
+    </w:p>
+    <w:p>
+      <w:pPr>
+        <w:pStyle w:val="ListParagraph"/>
+        <w:numPr>
+          <w:ilvl w:val="1"/>
+          <w:numId w:val="3"/>
+        </w:numPr>
+      </w:pPr>
+      <w:r>
+        <w:t xml:space="preserve">This </w:t>
+      </w:r>
+      <w:r>
+        <w:t>element</w:t>
+      </w:r>
+      <w:r>
+        <w:t xml:space="preserve"> can be nested within a text element in order to make the link on a specific word only; (Example: Click </w:t>
+      </w:r>
+      <w:hyperlink r:id="rId7" w:history="1">
+        <w:r>
+          <w:rPr>
+            <w:rStyle w:val="Hyperlink"/>
+          </w:rPr>
+          <w:t>here</w:t>
+        </w:r>
+      </w:hyperlink>
+      <w:r>
+        <w:t>) =&gt;</w:t>
+      </w:r>
+      <w:r>
+        <w:t xml:space="preserve"> Code: </w:t>
+      </w:r>
+      <w:r>
+        <w:rPr>
+          <w:b/>
+          <w:bCs/>
+        </w:rPr>
+        <w:t>&lt;p&gt;Click &lt;a href=”www.google.com”&gt;here</w:t>
+      </w:r>
+      <w:r>
+        <w:rPr>
+          <w:b/>
+          <w:bCs/>
+        </w:rPr>
+        <w:t>&lt;</w:t>
+      </w:r>
+      <w:r>
+        <w:rPr>
+          <w:b/>
+          <w:bCs/>
+        </w:rPr>
+        <w:t>a&gt;&lt;/</w:t>
+      </w:r>
+      <w:r>
+        <w:rPr>
+          <w:b/>
+          <w:bCs/>
+        </w:rPr>
+        <w:t>p&gt;</w:t>
+      </w:r>
+    </w:p>
+    <w:p>
+      <w:pPr>
+        <w:pStyle w:val="ListParagraph"/>
+        <w:numPr>
+          <w:ilvl w:val="1"/>
+          <w:numId w:val="3"/>
+        </w:numPr>
+      </w:pPr>
+      <w:r>
+        <w:t>To make this link open in a new page, there is the “</w:t>
+      </w:r>
+      <w:r>
+        <w:rPr>
+          <w:b/>
+          <w:bCs/>
+        </w:rPr>
+        <w:t>target</w:t>
+      </w:r>
+      <w:r>
+        <w:t>” attribute” paired with the value “</w:t>
+      </w:r>
+      <w:r>
+        <w:rPr>
+          <w:b/>
+          <w:bCs/>
+        </w:rPr>
+        <w:t>_blank</w:t>
+      </w:r>
+      <w:r>
+        <w:t>”;</w:t>
+      </w:r>
+    </w:p>
+    <w:p>
+      <w:pPr>
+        <w:pStyle w:val="ListParagraph"/>
+        <w:numPr>
+          <w:ilvl w:val="1"/>
+          <w:numId w:val="3"/>
+        </w:numPr>
+      </w:pPr>
+      <w:r>
+        <w:t>Note: There are many values that can be used with the “</w:t>
+      </w:r>
+      <w:r>
+        <w:rPr>
+          <w:b/>
+          <w:bCs/>
+        </w:rPr>
+        <w:t>target</w:t>
+      </w:r>
+      <w:r>
+        <w:t>” attribute which can further specify the link’s behaviour</w:t>
+      </w:r>
+      <w:r>
+        <w:t xml:space="preserve"> when clicked</w:t>
+      </w:r>
+      <w:r>
+        <w:t>.</w:t>
       </w:r>
     </w:p>
     <w:p>
@@ -1619,14 +1896,7 @@
         </w:rPr>
         <w:t xml:space="preserve"> </w:t>
       </w:r>
-    </w:p>
-    <w:p>
-      <w:pPr>
-        <w:pStyle w:val="ListParagraph"/>
-        <w:numPr>
-          <w:ilvl w:val="0"/>
-          <w:numId w:val="5"/>
-        </w:numPr>
+      <w:r>
         <w:rPr>
           <w:b/>
           <w:bCs/>
@@ -1634,13 +1904,203 @@
           <w:sz w:val="28"/>
           <w:szCs w:val="28"/>
         </w:rPr>
-      </w:pPr>
+        <w:t>Proper document structure:</w:t>
+      </w:r>
+    </w:p>
+    <w:p>
+      <w:pPr>
+        <w:pStyle w:val="ListParagraph"/>
+        <w:numPr>
+          <w:ilvl w:val="1"/>
+          <w:numId w:val="3"/>
+        </w:numPr>
+      </w:pPr>
+      <w:r>
+        <w:t>A proper html website structure should look as follows:</w:t>
+      </w:r>
+    </w:p>
+    <w:p>
+      <w:pPr>
+        <w:pStyle w:val="ListParagraph"/>
+        <w:numPr>
+          <w:ilvl w:val="1"/>
+          <w:numId w:val="3"/>
+        </w:numPr>
+      </w:pPr>
+      <w:r>
+        <w:t xml:space="preserve">&lt;!DOCTYPE html&gt; </w:t>
+      </w:r>
+      <w:r>
+        <w:sym w:font="Wingdings" w:char="F0E8"/>
+      </w:r>
+      <w:r>
+        <w:t xml:space="preserve"> declares that the current webpage uses HTML5, if not the browser might presume that it is HTML4 or </w:t>
+      </w:r>
+      <w:proofErr w:type="spellStart"/>
+      <w:r>
+        <w:t>learlier</w:t>
+      </w:r>
+      <w:proofErr w:type="spellEnd"/>
+      <w:r>
+        <w:t>.</w:t>
+      </w:r>
+    </w:p>
+    <w:p>
+      <w:pPr>
+        <w:pStyle w:val="ListParagraph"/>
+        <w:numPr>
+          <w:ilvl w:val="1"/>
+          <w:numId w:val="3"/>
+        </w:numPr>
+      </w:pPr>
+      <w:r>
+        <w:t xml:space="preserve">&lt;html&gt;&lt;/html&gt; </w:t>
+      </w:r>
+      <w:r>
+        <w:sym w:font="Wingdings" w:char="F0E8"/>
+      </w:r>
+      <w:r>
+        <w:t xml:space="preserve"> This tag should wrap all the tags included in the webpage.</w:t>
+      </w:r>
+    </w:p>
+    <w:p>
+      <w:pPr>
+        <w:pStyle w:val="ListParagraph"/>
+        <w:numPr>
+          <w:ilvl w:val="1"/>
+          <w:numId w:val="3"/>
+        </w:numPr>
+      </w:pPr>
+      <w:r>
+        <w:t xml:space="preserve">&lt;head&gt;&lt;/head&gt; </w:t>
+      </w:r>
+      <w:r>
+        <w:sym w:font="Wingdings" w:char="F0E8"/>
+      </w:r>
+      <w:r>
+        <w:t xml:space="preserve"> This tag includes the webpage’s meta data, like the &lt;meta&gt; tag, the &lt;title&gt; tag, the &lt;link&gt; tag (referencing the </w:t>
+      </w:r>
+      <w:proofErr w:type="spellStart"/>
+      <w:r>
+        <w:t>css</w:t>
+      </w:r>
+      <w:proofErr w:type="spellEnd"/>
+      <w:r>
+        <w:t xml:space="preserve"> styling file) etc.</w:t>
+      </w:r>
+    </w:p>
+    <w:p>
+      <w:pPr>
+        <w:pStyle w:val="ListParagraph"/>
+        <w:numPr>
+          <w:ilvl w:val="1"/>
+          <w:numId w:val="3"/>
+        </w:numPr>
+      </w:pPr>
+      <w:r>
+        <w:t>&lt;title&gt;&lt;/title&gt;</w:t>
+      </w:r>
+      <w:r>
+        <w:t xml:space="preserve"> </w:t>
+      </w:r>
+      <w:r>
+        <w:sym w:font="Wingdings" w:char="F0E8"/>
+      </w:r>
+      <w:r>
+        <w:t xml:space="preserve"> This tag has the title that appears on the browser’s tab.</w:t>
+      </w:r>
+    </w:p>
+    <w:p>
+      <w:pPr>
+        <w:pStyle w:val="ListParagraph"/>
+        <w:numPr>
+          <w:ilvl w:val="1"/>
+          <w:numId w:val="3"/>
+        </w:numPr>
+      </w:pPr>
+      <w:r>
+        <w:t xml:space="preserve">&lt;body&gt;&lt;/body&gt; </w:t>
+      </w:r>
+      <w:r>
+        <w:sym w:font="Wingdings" w:char="F0E8"/>
+      </w:r>
+      <w:r>
+        <w:t xml:space="preserve"> This tag must include tags that are </w:t>
+      </w:r>
+      <w:r>
+        <w:rPr>
+          <w:b/>
+          <w:bCs/>
+        </w:rPr>
+        <w:t>visible</w:t>
+      </w:r>
+      <w:r>
+        <w:t xml:space="preserve"> on the webpage</w:t>
+      </w:r>
     </w:p>
     <w:p>
       <w:pPr>
         <w:pStyle w:val="ListParagraph"/>
         <w:numPr>
           <w:ilvl w:val="0"/>
+          <w:numId w:val="5"/>
+        </w:numPr>
+        <w:rPr>
+          <w:b/>
+          <w:bCs/>
+          <w:color w:val="538135" w:themeColor="accent6" w:themeShade="BF"/>
+          <w:sz w:val="28"/>
+          <w:szCs w:val="28"/>
+        </w:rPr>
+      </w:pPr>
+      <w:r>
+        <w:rPr>
+          <w:b/>
+          <w:bCs/>
+          <w:color w:val="538135" w:themeColor="accent6" w:themeShade="BF"/>
+          <w:sz w:val="28"/>
+          <w:szCs w:val="28"/>
+        </w:rPr>
+        <w:lastRenderedPageBreak/>
+        <w:t>Lists:</w:t>
+      </w:r>
+    </w:p>
+    <w:p>
+      <w:pPr>
+        <w:pStyle w:val="ListParagraph"/>
+        <w:numPr>
+          <w:ilvl w:val="1"/>
+          <w:numId w:val="3"/>
+        </w:numPr>
+      </w:pPr>
+      <w:r>
+        <w:t>s</w:t>
+      </w:r>
+      <w:r>
+        <w:t xml:space="preserve"> </w:t>
+      </w:r>
+    </w:p>
+    <w:p>
+      <w:pPr>
+        <w:pStyle w:val="ListParagraph"/>
+        <w:numPr>
+          <w:ilvl w:val="0"/>
+          <w:numId w:val="5"/>
+        </w:numPr>
+        <w:rPr>
+          <w:b/>
+          <w:bCs/>
+          <w:color w:val="538135" w:themeColor="accent6" w:themeShade="BF"/>
+          <w:sz w:val="28"/>
+          <w:szCs w:val="28"/>
+        </w:rPr>
+      </w:pPr>
+    </w:p>
+    <w:p>
+      <w:pPr>
+        <w:pStyle w:val="ListParagraph"/>
+        <w:numPr>
+          <w:ilvl w:val="0"/>
           <w:numId w:val="3"/>
         </w:numPr>
         <w:rPr>
@@ -1869,29 +2329,7 @@
           <w:sz w:val="36"/>
           <w:szCs w:val="36"/>
         </w:rPr>
-        <w:t xml:space="preserve">Javascript </w:t>
-      </w:r>
-      <w:proofErr w:type="gramStart"/>
-      <w:r>
-        <w:rPr>
-          <w:b/>
-          <w:bCs/>
-          <w:color w:val="4472C4" w:themeColor="accent1"/>
-          <w:sz w:val="36"/>
-          <w:szCs w:val="36"/>
-        </w:rPr>
-        <w:t>challenges</w:t>
-      </w:r>
-      <w:proofErr w:type="gramEnd"/>
-      <w:r>
-        <w:rPr>
-          <w:b/>
-          <w:bCs/>
-          <w:color w:val="4472C4" w:themeColor="accent1"/>
-          <w:sz w:val="36"/>
-          <w:szCs w:val="36"/>
-        </w:rPr>
-        <w:t xml:space="preserve"> part 1</w:t>
+        <w:t>Javascript challenges part 1</w:t>
       </w:r>
     </w:p>
     <w:p>
@@ -1926,8 +2364,29 @@
           <w:sz w:val="36"/>
           <w:szCs w:val="36"/>
         </w:rPr>
-        <w:lastRenderedPageBreak/>
-        <w:t xml:space="preserve">Git and Github basics </w:t>
+        <w:t xml:space="preserve">Git and </w:t>
+      </w:r>
+      <w:proofErr w:type="spellStart"/>
+      <w:r>
+        <w:rPr>
+          <w:b/>
+          <w:bCs/>
+          <w:color w:val="4472C4" w:themeColor="accent1"/>
+          <w:sz w:val="36"/>
+          <w:szCs w:val="36"/>
+        </w:rPr>
+        <w:t>Github</w:t>
+      </w:r>
+      <w:proofErr w:type="spellEnd"/>
+      <w:r>
+        <w:rPr>
+          <w:b/>
+          <w:bCs/>
+          <w:color w:val="4472C4" w:themeColor="accent1"/>
+          <w:sz w:val="36"/>
+          <w:szCs w:val="36"/>
+        </w:rPr>
+        <w:t xml:space="preserve"> basics </w:t>
       </w:r>
     </w:p>
     <w:p>
@@ -1997,29 +2456,7 @@
           <w:sz w:val="36"/>
           <w:szCs w:val="36"/>
         </w:rPr>
-        <w:t xml:space="preserve">Javascript </w:t>
-      </w:r>
-      <w:proofErr w:type="gramStart"/>
-      <w:r>
-        <w:rPr>
-          <w:b/>
-          <w:bCs/>
-          <w:color w:val="4472C4" w:themeColor="accent1"/>
-          <w:sz w:val="36"/>
-          <w:szCs w:val="36"/>
-        </w:rPr>
-        <w:t>challenges</w:t>
-      </w:r>
-      <w:proofErr w:type="gramEnd"/>
-      <w:r>
-        <w:rPr>
-          <w:b/>
-          <w:bCs/>
-          <w:color w:val="4472C4" w:themeColor="accent1"/>
-          <w:sz w:val="36"/>
-          <w:szCs w:val="36"/>
-        </w:rPr>
-        <w:t xml:space="preserve"> part 2 </w:t>
+        <w:t xml:space="preserve">Javascript challenges part 2 </w:t>
       </w:r>
     </w:p>
     <w:p>
@@ -2089,29 +2526,7 @@
           <w:sz w:val="36"/>
           <w:szCs w:val="36"/>
         </w:rPr>
-        <w:t xml:space="preserve">Javascript </w:t>
-      </w:r>
-      <w:proofErr w:type="gramStart"/>
-      <w:r>
-        <w:rPr>
-          <w:b/>
-          <w:bCs/>
-          <w:color w:val="4472C4" w:themeColor="accent1"/>
-          <w:sz w:val="36"/>
-          <w:szCs w:val="36"/>
-        </w:rPr>
-        <w:t>challenges</w:t>
-      </w:r>
-      <w:proofErr w:type="gramEnd"/>
-      <w:r>
-        <w:rPr>
-          <w:b/>
-          <w:bCs/>
-          <w:color w:val="4472C4" w:themeColor="accent1"/>
-          <w:sz w:val="36"/>
-          <w:szCs w:val="36"/>
-        </w:rPr>
-        <w:t xml:space="preserve"> part 3 </w:t>
+        <w:t xml:space="preserve">Javascript challenges part 3 </w:t>
       </w:r>
     </w:p>
     <w:p>
@@ -2181,7 +2596,29 @@
           <w:sz w:val="36"/>
           <w:szCs w:val="36"/>
         </w:rPr>
-        <w:t xml:space="preserve">Essential Git and Github skills </w:t>
+        <w:t xml:space="preserve">Essential Git and </w:t>
+      </w:r>
+      <w:proofErr w:type="spellStart"/>
+      <w:r>
+        <w:rPr>
+          <w:b/>
+          <w:bCs/>
+          <w:color w:val="4472C4" w:themeColor="accent1"/>
+          <w:sz w:val="36"/>
+          <w:szCs w:val="36"/>
+        </w:rPr>
+        <w:t>Github</w:t>
+      </w:r>
+      <w:proofErr w:type="spellEnd"/>
+      <w:r>
+        <w:rPr>
+          <w:b/>
+          <w:bCs/>
+          <w:color w:val="4472C4" w:themeColor="accent1"/>
+          <w:sz w:val="36"/>
+          <w:szCs w:val="36"/>
+        </w:rPr>
+        <w:t xml:space="preserve"> skills </w:t>
       </w:r>
     </w:p>
     <w:p>
@@ -2321,7 +2758,29 @@
           <w:sz w:val="36"/>
           <w:szCs w:val="36"/>
         </w:rPr>
-        <w:t xml:space="preserve">Asynchronous javascript and APIs </w:t>
+        <w:t xml:space="preserve">Asynchronous </w:t>
+      </w:r>
+      <w:proofErr w:type="spellStart"/>
+      <w:r>
+        <w:rPr>
+          <w:b/>
+          <w:bCs/>
+          <w:color w:val="4472C4" w:themeColor="accent1"/>
+          <w:sz w:val="36"/>
+          <w:szCs w:val="36"/>
+        </w:rPr>
+        <w:t>javascript</w:t>
+      </w:r>
+      <w:proofErr w:type="spellEnd"/>
+      <w:r>
+        <w:rPr>
+          <w:b/>
+          <w:bCs/>
+          <w:color w:val="4472C4" w:themeColor="accent1"/>
+          <w:sz w:val="36"/>
+          <w:szCs w:val="36"/>
+        </w:rPr>
+        <w:t xml:space="preserve"> and APIs </w:t>
       </w:r>
     </w:p>
     <w:p>
@@ -2426,7 +2885,29 @@
           <w:sz w:val="36"/>
           <w:szCs w:val="36"/>
         </w:rPr>
-        <w:t xml:space="preserve">Build a fullstack Node app </w:t>
+        <w:t xml:space="preserve">Build a </w:t>
+      </w:r>
+      <w:proofErr w:type="spellStart"/>
+      <w:r>
+        <w:rPr>
+          <w:b/>
+          <w:bCs/>
+          <w:color w:val="4472C4" w:themeColor="accent1"/>
+          <w:sz w:val="36"/>
+          <w:szCs w:val="36"/>
+        </w:rPr>
+        <w:t>fullstack</w:t>
+      </w:r>
+      <w:proofErr w:type="spellEnd"/>
+      <w:r>
+        <w:rPr>
+          <w:b/>
+          <w:bCs/>
+          <w:color w:val="4472C4" w:themeColor="accent1"/>
+          <w:sz w:val="36"/>
+          <w:szCs w:val="36"/>
+        </w:rPr>
+        <w:t xml:space="preserve"> Node app </w:t>
       </w:r>
     </w:p>
     <w:p>
@@ -2531,7 +3012,6 @@
           <w:sz w:val="36"/>
           <w:szCs w:val="36"/>
         </w:rPr>
-        <w:lastRenderedPageBreak/>
         <w:t xml:space="preserve">Static pages </w:t>
       </w:r>
     </w:p>

--- a/Documentation/Massive Fullstack Course.docx
+++ b/Documentation/Massive Fullstack Course.docx
@@ -36,13 +36,17 @@
         </w:numPr>
       </w:pPr>
       <w:r>
-        <w:t>This course was created by Scrimba</w:t>
-      </w:r>
-      <w:r>
-        <w:t xml:space="preserve"> and </w:t>
-      </w:r>
-      <w:r>
-        <w:t xml:space="preserve">published by </w:t>
+        <w:t xml:space="preserve">This course was created by </w:t>
+      </w:r>
+      <w:r>
+        <w:rPr>
+          <w:b/>
+          <w:bCs/>
+        </w:rPr>
+        <w:t>Scrimba</w:t>
+      </w:r>
+      <w:r>
+        <w:t xml:space="preserve"> and published by </w:t>
       </w:r>
       <w:r>
         <w:rPr>
@@ -64,7 +68,14 @@
         </w:numPr>
       </w:pPr>
       <w:r>
-        <w:t xml:space="preserve">Scrimba is </w:t>
+        <w:rPr>
+          <w:b/>
+          <w:bCs/>
+        </w:rPr>
+        <w:t>Scrimba</w:t>
+      </w:r>
+      <w:r>
+        <w:t xml:space="preserve"> is </w:t>
       </w:r>
       <w:r>
         <w:t xml:space="preserve">an interactive platform to learn coding and other related </w:t>
@@ -742,7 +753,21 @@
         <w:rPr>
           <w:lang w:val="en-US"/>
         </w:rPr>
-        <w:t>Example: &lt;img src=”mars.jpg”&gt;</w:t>
+        <w:t>Example: &lt;img src</w:t>
+      </w:r>
+      <w:proofErr w:type="gramStart"/>
+      <w:r>
+        <w:rPr>
+          <w:lang w:val="en-US"/>
+        </w:rPr>
+        <w:t>=”mars.jpg</w:t>
+      </w:r>
+      <w:proofErr w:type="gramEnd"/>
+      <w:r>
+        <w:rPr>
+          <w:lang w:val="en-US"/>
+        </w:rPr>
+        <w:t>”&gt;</w:t>
       </w:r>
       <w:r>
         <w:rPr>
@@ -821,7 +846,15 @@
         <w:t>ex:</w:t>
       </w:r>
       <w:r>
-        <w:t xml:space="preserve"> &lt;img src=”image.jpg” width =”</w:t>
+        <w:t xml:space="preserve"> &lt;img src</w:t>
+      </w:r>
+      <w:proofErr w:type="gramStart"/>
+      <w:r>
+        <w:t>=”image.jpg</w:t>
+      </w:r>
+      <w:proofErr w:type="gramEnd"/>
+      <w:r>
+        <w:t>” width =”</w:t>
       </w:r>
       <w:r>
         <w:t>5</w:t>
@@ -1678,7 +1711,7 @@
         <w:t>knowledge</w:t>
       </w:r>
       <w:r>
-        <w:t xml:space="preserve"> you acquired so far, try to recreate the interface of the famous search engine google.com</w:t>
+        <w:t xml:space="preserve"> acquired so far, try to recreate the interface of the famous search engine google.com</w:t>
       </w:r>
     </w:p>
     <w:p>
@@ -1787,28 +1820,7 @@
           <w:b/>
           <w:bCs/>
         </w:rPr>
-        <w:t>&lt;p&gt;Click &lt;a href=”www.google.com”&gt;here</w:t>
-      </w:r>
-      <w:r>
-        <w:rPr>
-          <w:b/>
-          <w:bCs/>
-        </w:rPr>
-        <w:t>&lt;</w:t>
-      </w:r>
-      <w:r>
-        <w:rPr>
-          <w:b/>
-          <w:bCs/>
-        </w:rPr>
-        <w:t>a&gt;&lt;/</w:t>
-      </w:r>
-      <w:r>
-        <w:rPr>
-          <w:b/>
-          <w:bCs/>
-        </w:rPr>
-        <w:t>p&gt;</w:t>
+        <w:t>&lt;p&gt;Click &lt;a href=”www.google.com”&gt;here&lt;a&gt;&lt;/p&gt;</w:t>
       </w:r>
     </w:p>
     <w:p>
@@ -1934,15 +1946,7 @@
         <w:sym w:font="Wingdings" w:char="F0E8"/>
       </w:r>
       <w:r>
-        <w:t xml:space="preserve"> declares that the current webpage uses HTML5, if not the browser might presume that it is HTML4 or </w:t>
-      </w:r>
-      <w:proofErr w:type="spellStart"/>
-      <w:r>
-        <w:t>learlier</w:t>
-      </w:r>
-      <w:proofErr w:type="spellEnd"/>
-      <w:r>
-        <w:t>.</w:t>
+        <w:t xml:space="preserve"> declares that the current webpage uses HTML5, if not the browser might presume that it is HTML4 or earlier.</w:t>
       </w:r>
     </w:p>
     <w:p>
@@ -1980,11 +1984,9 @@
       <w:r>
         <w:t xml:space="preserve"> This tag includes the webpage’s meta data, like the &lt;meta&gt; tag, the &lt;title&gt; tag, the &lt;link&gt; tag (referencing the </w:t>
       </w:r>
-      <w:proofErr w:type="spellStart"/>
-      <w:r>
-        <w:t>css</w:t>
-      </w:r>
-      <w:proofErr w:type="spellEnd"/>
+      <w:r>
+        <w:t>CSS</w:t>
+      </w:r>
       <w:r>
         <w:t xml:space="preserve"> styling file) etc.</w:t>
       </w:r>
@@ -2074,10 +2076,99 @@
         </w:numPr>
       </w:pPr>
       <w:r>
-        <w:t>s</w:t>
-      </w:r>
-      <w:r>
-        <w:t xml:space="preserve"> </w:t>
+        <w:t xml:space="preserve">There are 2 main tags to use when creating a list, a wrapper tag </w:t>
+      </w:r>
+      <w:r>
+        <w:rPr>
+          <w:b/>
+          <w:bCs/>
+        </w:rPr>
+        <w:t>&lt;</w:t>
+      </w:r>
+      <w:proofErr w:type="spellStart"/>
+      <w:r>
+        <w:rPr>
+          <w:b/>
+          <w:bCs/>
+        </w:rPr>
+        <w:t>ol</w:t>
+      </w:r>
+      <w:proofErr w:type="spellEnd"/>
+      <w:r>
+        <w:rPr>
+          <w:b/>
+          <w:bCs/>
+        </w:rPr>
+        <w:t>&gt;&lt;/</w:t>
+      </w:r>
+      <w:proofErr w:type="spellStart"/>
+      <w:r>
+        <w:rPr>
+          <w:b/>
+          <w:bCs/>
+        </w:rPr>
+        <w:t>ol</w:t>
+      </w:r>
+      <w:proofErr w:type="spellEnd"/>
+      <w:r>
+        <w:rPr>
+          <w:b/>
+          <w:bCs/>
+        </w:rPr>
+        <w:t>&gt;</w:t>
+      </w:r>
+      <w:r>
+        <w:t xml:space="preserve"> (ordered list) or </w:t>
+      </w:r>
+      <w:r>
+        <w:rPr>
+          <w:b/>
+          <w:bCs/>
+        </w:rPr>
+        <w:t>&lt;ul&gt;&lt;/ul&gt;</w:t>
+      </w:r>
+      <w:r>
+        <w:t xml:space="preserve"> (unordered list), and the </w:t>
+      </w:r>
+      <w:r>
+        <w:rPr>
+          <w:b/>
+          <w:bCs/>
+        </w:rPr>
+        <w:t>&lt;li&gt;&lt;/li&gt;</w:t>
+      </w:r>
+      <w:r>
+        <w:t xml:space="preserve"> tag to create the list items.</w:t>
+      </w:r>
+    </w:p>
+    <w:p>
+      <w:pPr>
+        <w:pStyle w:val="ListParagraph"/>
+        <w:numPr>
+          <w:ilvl w:val="1"/>
+          <w:numId w:val="3"/>
+        </w:numPr>
+      </w:pPr>
+      <w:r>
+        <w:t xml:space="preserve">Note: this HTML element can be used to create </w:t>
+      </w:r>
+      <w:r>
+        <w:t>“</w:t>
+      </w:r>
+      <w:r>
+        <w:t>nav</w:t>
+      </w:r>
+      <w:r>
+        <w:t>igation</w:t>
+      </w:r>
+      <w:r>
+        <w:t xml:space="preserve"> bars</w:t>
+      </w:r>
+      <w:r>
+        <w:t>”</w:t>
+      </w:r>
+      <w:r>
+        <w:t xml:space="preserve"> and many other important things in a webpage.</w:t>
       </w:r>
     </w:p>
     <w:p>
@@ -2095,12 +2186,90 @@
           <w:szCs w:val="28"/>
         </w:rPr>
       </w:pPr>
+      <w:r>
+        <w:rPr>
+          <w:b/>
+          <w:bCs/>
+          <w:color w:val="538135" w:themeColor="accent6" w:themeShade="BF"/>
+          <w:sz w:val="28"/>
+          <w:szCs w:val="28"/>
+        </w:rPr>
+        <w:t>Personal website:</w:t>
+      </w:r>
     </w:p>
     <w:p>
       <w:pPr>
         <w:pStyle w:val="ListParagraph"/>
         <w:numPr>
           <w:ilvl w:val="0"/>
+          <w:numId w:val="5"/>
+        </w:numPr>
+        <w:rPr>
+          <w:b/>
+          <w:bCs/>
+          <w:color w:val="538135" w:themeColor="accent6" w:themeShade="BF"/>
+          <w:sz w:val="28"/>
+          <w:szCs w:val="28"/>
+        </w:rPr>
+      </w:pPr>
+      <w:r>
+        <w:rPr>
+          <w:b/>
+          <w:bCs/>
+          <w:color w:val="538135" w:themeColor="accent6" w:themeShade="BF"/>
+          <w:sz w:val="28"/>
+          <w:szCs w:val="28"/>
+        </w:rPr>
+        <w:t xml:space="preserve"> </w:t>
+      </w:r>
+    </w:p>
+    <w:p>
+      <w:pPr>
+        <w:pStyle w:val="ListParagraph"/>
+        <w:numPr>
+          <w:ilvl w:val="0"/>
+          <w:numId w:val="5"/>
+        </w:numPr>
+        <w:rPr>
+          <w:b/>
+          <w:bCs/>
+          <w:color w:val="538135" w:themeColor="accent6" w:themeShade="BF"/>
+          <w:sz w:val="28"/>
+          <w:szCs w:val="28"/>
+        </w:rPr>
+      </w:pPr>
+      <w:r>
+        <w:rPr>
+          <w:b/>
+          <w:bCs/>
+          <w:color w:val="538135" w:themeColor="accent6" w:themeShade="BF"/>
+          <w:sz w:val="28"/>
+          <w:szCs w:val="28"/>
+        </w:rPr>
+        <w:t xml:space="preserve"> </w:t>
+      </w:r>
+    </w:p>
+    <w:p>
+      <w:pPr>
+        <w:pStyle w:val="ListParagraph"/>
+        <w:numPr>
+          <w:ilvl w:val="0"/>
+          <w:numId w:val="5"/>
+        </w:numPr>
+        <w:rPr>
+          <w:b/>
+          <w:bCs/>
+          <w:color w:val="538135" w:themeColor="accent6" w:themeShade="BF"/>
+          <w:sz w:val="28"/>
+          <w:szCs w:val="28"/>
+        </w:rPr>
+      </w:pPr>
+    </w:p>
+    <w:p>
+      <w:pPr>
+        <w:pStyle w:val="ListParagraph"/>
+        <w:numPr>
+          <w:ilvl w:val="0"/>
           <w:numId w:val="3"/>
         </w:numPr>
         <w:rPr>
@@ -2329,7 +2498,29 @@
           <w:sz w:val="36"/>
           <w:szCs w:val="36"/>
         </w:rPr>
-        <w:t>Javascript challenges part 1</w:t>
+        <w:t xml:space="preserve">Javascript </w:t>
+      </w:r>
+      <w:proofErr w:type="gramStart"/>
+      <w:r>
+        <w:rPr>
+          <w:b/>
+          <w:bCs/>
+          <w:color w:val="4472C4" w:themeColor="accent1"/>
+          <w:sz w:val="36"/>
+          <w:szCs w:val="36"/>
+        </w:rPr>
+        <w:t>challenges</w:t>
+      </w:r>
+      <w:proofErr w:type="gramEnd"/>
+      <w:r>
+        <w:rPr>
+          <w:b/>
+          <w:bCs/>
+          <w:color w:val="4472C4" w:themeColor="accent1"/>
+          <w:sz w:val="36"/>
+          <w:szCs w:val="36"/>
+        </w:rPr>
+        <w:t xml:space="preserve"> part 1</w:t>
       </w:r>
     </w:p>
     <w:p>
@@ -2456,7 +2647,29 @@
           <w:sz w:val="36"/>
           <w:szCs w:val="36"/>
         </w:rPr>
-        <w:t xml:space="preserve">Javascript challenges part 2 </w:t>
+        <w:t xml:space="preserve">Javascript </w:t>
+      </w:r>
+      <w:proofErr w:type="gramStart"/>
+      <w:r>
+        <w:rPr>
+          <w:b/>
+          <w:bCs/>
+          <w:color w:val="4472C4" w:themeColor="accent1"/>
+          <w:sz w:val="36"/>
+          <w:szCs w:val="36"/>
+        </w:rPr>
+        <w:t>challenges</w:t>
+      </w:r>
+      <w:proofErr w:type="gramEnd"/>
+      <w:r>
+        <w:rPr>
+          <w:b/>
+          <w:bCs/>
+          <w:color w:val="4472C4" w:themeColor="accent1"/>
+          <w:sz w:val="36"/>
+          <w:szCs w:val="36"/>
+        </w:rPr>
+        <w:t xml:space="preserve"> part 2 </w:t>
       </w:r>
     </w:p>
     <w:p>
@@ -2526,7 +2739,29 @@
           <w:sz w:val="36"/>
           <w:szCs w:val="36"/>
         </w:rPr>
-        <w:t xml:space="preserve">Javascript challenges part 3 </w:t>
+        <w:t xml:space="preserve">Javascript </w:t>
+      </w:r>
+      <w:proofErr w:type="gramStart"/>
+      <w:r>
+        <w:rPr>
+          <w:b/>
+          <w:bCs/>
+          <w:color w:val="4472C4" w:themeColor="accent1"/>
+          <w:sz w:val="36"/>
+          <w:szCs w:val="36"/>
+        </w:rPr>
+        <w:t>challenges</w:t>
+      </w:r>
+      <w:proofErr w:type="gramEnd"/>
+      <w:r>
+        <w:rPr>
+          <w:b/>
+          <w:bCs/>
+          <w:color w:val="4472C4" w:themeColor="accent1"/>
+          <w:sz w:val="36"/>
+          <w:szCs w:val="36"/>
+        </w:rPr>
+        <w:t xml:space="preserve"> part 3 </w:t>
       </w:r>
     </w:p>
     <w:p>

--- a/Documentation/Massive Fullstack Course.docx
+++ b/Documentation/Massive Fullstack Course.docx
@@ -2176,7 +2176,33 @@
         <w:pStyle w:val="ListParagraph"/>
         <w:numPr>
           <w:ilvl w:val="0"/>
-          <w:numId w:val="5"/>
+          <w:numId w:val="3"/>
+        </w:numPr>
+        <w:rPr>
+          <w:b/>
+          <w:bCs/>
+          <w:color w:val="4472C4" w:themeColor="accent1"/>
+          <w:sz w:val="36"/>
+          <w:szCs w:val="36"/>
+        </w:rPr>
+      </w:pPr>
+      <w:r>
+        <w:rPr>
+          <w:b/>
+          <w:bCs/>
+          <w:color w:val="4472C4" w:themeColor="accent1"/>
+          <w:sz w:val="36"/>
+          <w:szCs w:val="36"/>
+        </w:rPr>
+        <w:t xml:space="preserve">Intro to CSS </w:t>
+      </w:r>
+    </w:p>
+    <w:p>
+      <w:pPr>
+        <w:pStyle w:val="ListParagraph"/>
+        <w:numPr>
+          <w:ilvl w:val="0"/>
+          <w:numId w:val="8"/>
         </w:numPr>
         <w:rPr>
           <w:b/>
@@ -2194,15 +2220,29 @@
           <w:sz w:val="28"/>
           <w:szCs w:val="28"/>
         </w:rPr>
-        <w:t>Personal website:</w:t>
-      </w:r>
+        <w:t>Let’s learn CSS</w:t>
+      </w:r>
+    </w:p>
+    <w:p>
+      <w:pPr>
+        <w:pStyle w:val="ListParagraph"/>
+        <w:numPr>
+          <w:ilvl w:val="1"/>
+          <w:numId w:val="3"/>
+        </w:numPr>
+      </w:pPr>
+      <w:proofErr w:type="spellStart"/>
+      <w:r>
+        <w:t>sqdqs</w:t>
+      </w:r>
+      <w:proofErr w:type="spellEnd"/>
     </w:p>
     <w:p>
       <w:pPr>
         <w:pStyle w:val="ListParagraph"/>
         <w:numPr>
           <w:ilvl w:val="0"/>
-          <w:numId w:val="5"/>
+          <w:numId w:val="8"/>
         </w:numPr>
         <w:rPr>
           <w:b/>
@@ -2227,8 +2267,22 @@
       <w:pPr>
         <w:pStyle w:val="ListParagraph"/>
         <w:numPr>
+          <w:ilvl w:val="1"/>
+          <w:numId w:val="3"/>
+        </w:numPr>
+      </w:pPr>
+      <w:proofErr w:type="spellStart"/>
+      <w:r>
+        <w:t>sdsd</w:t>
+      </w:r>
+      <w:proofErr w:type="spellEnd"/>
+    </w:p>
+    <w:p>
+      <w:pPr>
+        <w:pStyle w:val="ListParagraph"/>
+        <w:numPr>
           <w:ilvl w:val="0"/>
-          <w:numId w:val="5"/>
+          <w:numId w:val="8"/>
         </w:numPr>
         <w:rPr>
           <w:b/>
@@ -2253,8 +2307,8 @@
       <w:pPr>
         <w:pStyle w:val="ListParagraph"/>
         <w:numPr>
-          <w:ilvl w:val="0"/>
-          <w:numId w:val="5"/>
+          <w:ilvl w:val="1"/>
+          <w:numId w:val="3"/>
         </w:numPr>
         <w:rPr>
           <w:b/>
@@ -2264,47 +2318,299 @@
           <w:szCs w:val="28"/>
         </w:rPr>
       </w:pPr>
+      <w:proofErr w:type="spellStart"/>
+      <w:r>
+        <w:t>sd</w:t>
+      </w:r>
+      <w:proofErr w:type="spellEnd"/>
     </w:p>
     <w:p>
       <w:pPr>
         <w:pStyle w:val="ListParagraph"/>
         <w:numPr>
           <w:ilvl w:val="0"/>
-          <w:numId w:val="3"/>
-        </w:numPr>
-        <w:rPr>
-          <w:b/>
-          <w:bCs/>
-          <w:color w:val="4472C4" w:themeColor="accent1"/>
-          <w:sz w:val="36"/>
-          <w:szCs w:val="36"/>
-        </w:rPr>
-      </w:pPr>
-      <w:r>
-        <w:rPr>
-          <w:b/>
-          <w:bCs/>
-          <w:color w:val="4472C4" w:themeColor="accent1"/>
-          <w:sz w:val="36"/>
-          <w:szCs w:val="36"/>
-        </w:rPr>
-        <w:t xml:space="preserve">Intro to CSS </w:t>
-      </w:r>
-    </w:p>
-    <w:p>
-      <w:pPr>
-        <w:pStyle w:val="ListParagraph"/>
-        <w:numPr>
-          <w:ilvl w:val="1"/>
-          <w:numId w:val="3"/>
-        </w:numPr>
-      </w:pPr>
+          <w:numId w:val="8"/>
+        </w:numPr>
+        <w:rPr>
+          <w:b/>
+          <w:bCs/>
+          <w:color w:val="538135" w:themeColor="accent6" w:themeShade="BF"/>
+          <w:sz w:val="28"/>
+          <w:szCs w:val="28"/>
+        </w:rPr>
+      </w:pPr>
+      <w:r>
+        <w:rPr>
+          <w:b/>
+          <w:bCs/>
+          <w:color w:val="538135" w:themeColor="accent6" w:themeShade="BF"/>
+          <w:sz w:val="28"/>
+          <w:szCs w:val="28"/>
+        </w:rPr>
+        <w:t xml:space="preserve"> </w:t>
+      </w:r>
+    </w:p>
+    <w:p>
+      <w:pPr>
+        <w:pStyle w:val="ListParagraph"/>
+        <w:numPr>
+          <w:ilvl w:val="1"/>
+          <w:numId w:val="3"/>
+        </w:numPr>
+        <w:rPr>
+          <w:b/>
+          <w:bCs/>
+          <w:color w:val="538135" w:themeColor="accent6" w:themeShade="BF"/>
+          <w:sz w:val="28"/>
+          <w:szCs w:val="28"/>
+        </w:rPr>
+      </w:pPr>
+      <w:proofErr w:type="spellStart"/>
+      <w:r>
+        <w:t>sd</w:t>
+      </w:r>
+      <w:proofErr w:type="spellEnd"/>
     </w:p>
     <w:p>
       <w:pPr>
         <w:pStyle w:val="ListParagraph"/>
         <w:numPr>
           <w:ilvl w:val="0"/>
+          <w:numId w:val="8"/>
+        </w:numPr>
+        <w:rPr>
+          <w:b/>
+          <w:bCs/>
+          <w:color w:val="538135" w:themeColor="accent6" w:themeShade="BF"/>
+          <w:sz w:val="28"/>
+          <w:szCs w:val="28"/>
+        </w:rPr>
+      </w:pPr>
+      <w:r>
+        <w:rPr>
+          <w:b/>
+          <w:bCs/>
+          <w:color w:val="538135" w:themeColor="accent6" w:themeShade="BF"/>
+          <w:sz w:val="28"/>
+          <w:szCs w:val="28"/>
+        </w:rPr>
+        <w:t xml:space="preserve"> </w:t>
+      </w:r>
+    </w:p>
+    <w:p>
+      <w:pPr>
+        <w:pStyle w:val="ListParagraph"/>
+        <w:numPr>
+          <w:ilvl w:val="1"/>
+          <w:numId w:val="3"/>
+        </w:numPr>
+        <w:rPr>
+          <w:b/>
+          <w:bCs/>
+          <w:color w:val="538135" w:themeColor="accent6" w:themeShade="BF"/>
+          <w:sz w:val="28"/>
+          <w:szCs w:val="28"/>
+        </w:rPr>
+      </w:pPr>
+      <w:proofErr w:type="spellStart"/>
+      <w:r>
+        <w:t>sd</w:t>
+      </w:r>
+      <w:proofErr w:type="spellEnd"/>
+    </w:p>
+    <w:p>
+      <w:pPr>
+        <w:pStyle w:val="ListParagraph"/>
+        <w:numPr>
+          <w:ilvl w:val="0"/>
+          <w:numId w:val="8"/>
+        </w:numPr>
+        <w:rPr>
+          <w:b/>
+          <w:bCs/>
+          <w:color w:val="538135" w:themeColor="accent6" w:themeShade="BF"/>
+          <w:sz w:val="28"/>
+          <w:szCs w:val="28"/>
+        </w:rPr>
+      </w:pPr>
+      <w:r>
+        <w:rPr>
+          <w:b/>
+          <w:bCs/>
+          <w:color w:val="538135" w:themeColor="accent6" w:themeShade="BF"/>
+          <w:sz w:val="28"/>
+          <w:szCs w:val="28"/>
+        </w:rPr>
+        <w:t xml:space="preserve"> </w:t>
+      </w:r>
+    </w:p>
+    <w:p>
+      <w:pPr>
+        <w:pStyle w:val="ListParagraph"/>
+        <w:numPr>
+          <w:ilvl w:val="1"/>
+          <w:numId w:val="3"/>
+        </w:numPr>
+        <w:rPr>
+          <w:b/>
+          <w:bCs/>
+          <w:color w:val="538135" w:themeColor="accent6" w:themeShade="BF"/>
+          <w:sz w:val="28"/>
+          <w:szCs w:val="28"/>
+        </w:rPr>
+      </w:pPr>
+      <w:proofErr w:type="spellStart"/>
+      <w:r>
+        <w:t>sd</w:t>
+      </w:r>
+      <w:proofErr w:type="spellEnd"/>
+    </w:p>
+    <w:p>
+      <w:pPr>
+        <w:pStyle w:val="ListParagraph"/>
+        <w:numPr>
+          <w:ilvl w:val="0"/>
+          <w:numId w:val="8"/>
+        </w:numPr>
+        <w:rPr>
+          <w:b/>
+          <w:bCs/>
+          <w:color w:val="538135" w:themeColor="accent6" w:themeShade="BF"/>
+          <w:sz w:val="28"/>
+          <w:szCs w:val="28"/>
+        </w:rPr>
+      </w:pPr>
+      <w:r>
+        <w:rPr>
+          <w:b/>
+          <w:bCs/>
+          <w:color w:val="538135" w:themeColor="accent6" w:themeShade="BF"/>
+          <w:sz w:val="28"/>
+          <w:szCs w:val="28"/>
+        </w:rPr>
+        <w:t xml:space="preserve"> </w:t>
+      </w:r>
+    </w:p>
+    <w:p>
+      <w:pPr>
+        <w:pStyle w:val="ListParagraph"/>
+        <w:numPr>
+          <w:ilvl w:val="1"/>
+          <w:numId w:val="3"/>
+        </w:numPr>
+        <w:rPr>
+          <w:b/>
+          <w:bCs/>
+          <w:color w:val="538135" w:themeColor="accent6" w:themeShade="BF"/>
+          <w:sz w:val="28"/>
+          <w:szCs w:val="28"/>
+        </w:rPr>
+      </w:pPr>
+      <w:proofErr w:type="spellStart"/>
+      <w:r>
+        <w:t>sd</w:t>
+      </w:r>
+      <w:proofErr w:type="spellEnd"/>
+    </w:p>
+    <w:p>
+      <w:pPr>
+        <w:pStyle w:val="ListParagraph"/>
+        <w:numPr>
+          <w:ilvl w:val="0"/>
+          <w:numId w:val="8"/>
+        </w:numPr>
+        <w:rPr>
+          <w:b/>
+          <w:bCs/>
+          <w:color w:val="538135" w:themeColor="accent6" w:themeShade="BF"/>
+          <w:sz w:val="28"/>
+          <w:szCs w:val="28"/>
+        </w:rPr>
+      </w:pPr>
+      <w:r>
+        <w:rPr>
+          <w:b/>
+          <w:bCs/>
+          <w:color w:val="538135" w:themeColor="accent6" w:themeShade="BF"/>
+          <w:sz w:val="28"/>
+          <w:szCs w:val="28"/>
+        </w:rPr>
+        <w:t xml:space="preserve"> </w:t>
+      </w:r>
+    </w:p>
+    <w:p>
+      <w:pPr>
+        <w:pStyle w:val="ListParagraph"/>
+        <w:numPr>
+          <w:ilvl w:val="1"/>
+          <w:numId w:val="3"/>
+        </w:numPr>
+        <w:rPr>
+          <w:b/>
+          <w:bCs/>
+          <w:color w:val="538135" w:themeColor="accent6" w:themeShade="BF"/>
+          <w:sz w:val="28"/>
+          <w:szCs w:val="28"/>
+        </w:rPr>
+      </w:pPr>
+      <w:proofErr w:type="spellStart"/>
+      <w:r>
+        <w:t>sd</w:t>
+      </w:r>
+      <w:proofErr w:type="spellEnd"/>
+    </w:p>
+    <w:p>
+      <w:pPr>
+        <w:pStyle w:val="ListParagraph"/>
+        <w:numPr>
+          <w:ilvl w:val="0"/>
+          <w:numId w:val="8"/>
+        </w:numPr>
+        <w:rPr>
+          <w:b/>
+          <w:bCs/>
+          <w:color w:val="538135" w:themeColor="accent6" w:themeShade="BF"/>
+          <w:sz w:val="28"/>
+          <w:szCs w:val="28"/>
+        </w:rPr>
+      </w:pPr>
+      <w:r>
+        <w:rPr>
+          <w:b/>
+          <w:bCs/>
+          <w:color w:val="538135" w:themeColor="accent6" w:themeShade="BF"/>
+          <w:sz w:val="28"/>
+          <w:szCs w:val="28"/>
+        </w:rPr>
+        <w:t xml:space="preserve"> </w:t>
+      </w:r>
+    </w:p>
+    <w:p>
+      <w:pPr>
+        <w:pStyle w:val="ListParagraph"/>
+        <w:numPr>
+          <w:ilvl w:val="1"/>
+          <w:numId w:val="3"/>
+        </w:numPr>
+        <w:rPr>
+          <w:b/>
+          <w:bCs/>
+          <w:color w:val="538135" w:themeColor="accent6" w:themeShade="BF"/>
+          <w:sz w:val="28"/>
+          <w:szCs w:val="28"/>
+        </w:rPr>
+      </w:pPr>
+      <w:proofErr w:type="spellStart"/>
+      <w:r>
+        <w:t>sd</w:t>
+      </w:r>
+      <w:proofErr w:type="spellEnd"/>
+    </w:p>
+    <w:p>
+      <w:pPr>
+        <w:pStyle w:val="ListParagraph"/>
+        <w:numPr>
+          <w:ilvl w:val="0"/>
           <w:numId w:val="3"/>
         </w:numPr>
         <w:rPr>
@@ -2498,6 +2804,7 @@
           <w:sz w:val="36"/>
           <w:szCs w:val="36"/>
         </w:rPr>
+        <w:lastRenderedPageBreak/>
         <w:t xml:space="preserve">Javascript </w:t>
       </w:r>
       <w:proofErr w:type="gramStart"/>
@@ -3212,6 +3519,7 @@
           <w:sz w:val="36"/>
           <w:szCs w:val="36"/>
         </w:rPr>
+        <w:lastRenderedPageBreak/>
         <w:t xml:space="preserve">Writing SQL queries </w:t>
       </w:r>
     </w:p>
@@ -3953,7 +4261,7 @@
   <w:abstractNum w:abstractNumId="3" w15:restartNumberingAfterBreak="0">
     <w:nsid w:val="27A51DFF"/>
     <w:multiLevelType w:val="multilevel"/>
-    <w:tmpl w:val="6F688048"/>
+    <w:tmpl w:val="96047FB4"/>
     <w:lvl w:ilvl="0">
       <w:start w:val="1"/>
       <w:numFmt w:val="upperRoman"/>
@@ -4003,20 +4311,16 @@
         <w:sz w:val="20"/>
       </w:rPr>
     </w:lvl>
-    <w:lvl w:ilvl="3" w:tentative="1">
-      <w:start w:val="1"/>
-      <w:numFmt w:val="bullet"/>
-      <w:lvlText w:val=""/>
-      <w:lvlJc w:val="left"/>
-      <w:pPr>
-        <w:tabs>
-          <w:tab w:val="num" w:pos="2880"/>
-        </w:tabs>
+    <w:lvl w:ilvl="3">
+      <w:start w:val="1"/>
+      <w:numFmt w:val="lowerLetter"/>
+      <w:lvlText w:val="%4)"/>
+      <w:lvlJc w:val="left"/>
+      <w:pPr>
         <w:ind w:left="2880" w:hanging="360"/>
       </w:pPr>
       <w:rPr>
-        <w:rFonts w:ascii="Wingdings" w:hAnsi="Wingdings" w:hint="default"/>
-        <w:sz w:val="20"/>
+        <w:rFonts w:hint="default"/>
       </w:rPr>
     </w:lvl>
     <w:lvl w:ilvl="4" w:tentative="1">
@@ -4508,6 +4812,95 @@
       <w:rPr>
         <w:rFonts w:ascii="Wingdings" w:hAnsi="Wingdings" w:hint="default"/>
       </w:rPr>
+    </w:lvl>
+  </w:abstractNum>
+  <w:abstractNum w:abstractNumId="7" w15:restartNumberingAfterBreak="0">
+    <w:nsid w:val="707336B3"/>
+    <w:multiLevelType w:val="hybridMultilevel"/>
+    <w:tmpl w:val="FDA2EE3E"/>
+    <w:lvl w:ilvl="0" w:tplc="FFFFFFFF">
+      <w:start w:val="1"/>
+      <w:numFmt w:val="lowerLetter"/>
+      <w:lvlText w:val="%1)"/>
+      <w:lvlJc w:val="left"/>
+      <w:pPr>
+        <w:ind w:left="720" w:hanging="360"/>
+      </w:pPr>
+      <w:rPr>
+        <w:rFonts w:hint="default"/>
+      </w:rPr>
+    </w:lvl>
+    <w:lvl w:ilvl="1" w:tplc="FFFFFFFF">
+      <w:start w:val="1"/>
+      <w:numFmt w:val="lowerLetter"/>
+      <w:lvlText w:val="%2."/>
+      <w:lvlJc w:val="left"/>
+      <w:pPr>
+        <w:ind w:left="1440" w:hanging="360"/>
+      </w:pPr>
+    </w:lvl>
+    <w:lvl w:ilvl="2" w:tplc="FFFFFFFF" w:tentative="1">
+      <w:start w:val="1"/>
+      <w:numFmt w:val="lowerRoman"/>
+      <w:lvlText w:val="%3."/>
+      <w:lvlJc w:val="right"/>
+      <w:pPr>
+        <w:ind w:left="2160" w:hanging="180"/>
+      </w:pPr>
+    </w:lvl>
+    <w:lvl w:ilvl="3" w:tplc="FFFFFFFF" w:tentative="1">
+      <w:start w:val="1"/>
+      <w:numFmt w:val="decimal"/>
+      <w:lvlText w:val="%4."/>
+      <w:lvlJc w:val="left"/>
+      <w:pPr>
+        <w:ind w:left="2880" w:hanging="360"/>
+      </w:pPr>
+    </w:lvl>
+    <w:lvl w:ilvl="4" w:tplc="FFFFFFFF" w:tentative="1">
+      <w:start w:val="1"/>
+      <w:numFmt w:val="lowerLetter"/>
+      <w:lvlText w:val="%5."/>
+      <w:lvlJc w:val="left"/>
+      <w:pPr>
+        <w:ind w:left="3600" w:hanging="360"/>
+      </w:pPr>
+    </w:lvl>
+    <w:lvl w:ilvl="5" w:tplc="FFFFFFFF" w:tentative="1">
+      <w:start w:val="1"/>
+      <w:numFmt w:val="lowerRoman"/>
+      <w:lvlText w:val="%6."/>
+      <w:lvlJc w:val="right"/>
+      <w:pPr>
+        <w:ind w:left="4320" w:hanging="180"/>
+      </w:pPr>
+    </w:lvl>
+    <w:lvl w:ilvl="6" w:tplc="FFFFFFFF" w:tentative="1">
+      <w:start w:val="1"/>
+      <w:numFmt w:val="decimal"/>
+      <w:lvlText w:val="%7."/>
+      <w:lvlJc w:val="left"/>
+      <w:pPr>
+        <w:ind w:left="5040" w:hanging="360"/>
+      </w:pPr>
+    </w:lvl>
+    <w:lvl w:ilvl="7" w:tplc="FFFFFFFF" w:tentative="1">
+      <w:start w:val="1"/>
+      <w:numFmt w:val="lowerLetter"/>
+      <w:lvlText w:val="%8."/>
+      <w:lvlJc w:val="left"/>
+      <w:pPr>
+        <w:ind w:left="5760" w:hanging="360"/>
+      </w:pPr>
+    </w:lvl>
+    <w:lvl w:ilvl="8" w:tplc="FFFFFFFF" w:tentative="1">
+      <w:start w:val="1"/>
+      <w:numFmt w:val="lowerRoman"/>
+      <w:lvlText w:val="%9."/>
+      <w:lvlJc w:val="right"/>
+      <w:pPr>
+        <w:ind w:left="6480" w:hanging="180"/>
+      </w:pPr>
     </w:lvl>
   </w:abstractNum>
   <w:num w:numId="1" w16cid:durableId="177739004">
@@ -4530,6 +4923,9 @@
   </w:num>
   <w:num w:numId="7" w16cid:durableId="1233615615">
     <w:abstractNumId w:val="6"/>
+  </w:num>
+  <w:num w:numId="8" w16cid:durableId="849951773">
+    <w:abstractNumId w:val="7"/>
   </w:num>
 </w:numbering>
 </file>

--- a/Documentation/Massive Fullstack Course.docx
+++ b/Documentation/Massive Fullstack Course.docx
@@ -160,7 +160,27 @@
         </w:numPr>
       </w:pPr>
       <w:r>
-        <w:t>For example: &lt;opening tag&gt; element’s contents&lt;/closing tag&gt;</w:t>
+        <w:t>For example: &lt;</w:t>
+      </w:r>
+      <w:r>
+        <w:rPr>
+          <w:b/>
+          <w:bCs/>
+        </w:rPr>
+        <w:t>opening tag</w:t>
+      </w:r>
+      <w:r>
+        <w:t>&gt; element’s contents</w:t>
+      </w:r>
+      <w:r>
+        <w:rPr>
+          <w:b/>
+          <w:bCs/>
+        </w:rPr>
+        <w:t>&lt;/closing tag</w:t>
+      </w:r>
+      <w:r>
+        <w:t>&gt;</w:t>
       </w:r>
     </w:p>
     <w:p>
@@ -181,7 +201,27 @@
         <w:t>these</w:t>
       </w:r>
       <w:r>
-        <w:t xml:space="preserve"> are called “self-closing” tags, or “void elements”.</w:t>
+        <w:t xml:space="preserve"> are called “</w:t>
+      </w:r>
+      <w:r>
+        <w:rPr>
+          <w:b/>
+          <w:bCs/>
+        </w:rPr>
+        <w:t>self-closing</w:t>
+      </w:r>
+      <w:r>
+        <w:t>” tags, or “</w:t>
+      </w:r>
+      <w:r>
+        <w:rPr>
+          <w:b/>
+          <w:bCs/>
+        </w:rPr>
+        <w:t>void elements</w:t>
+      </w:r>
+      <w:r>
+        <w:t>”.</w:t>
       </w:r>
     </w:p>
     <w:p>
@@ -343,7 +383,27 @@
           <w:lang w:eastAsia="en-GB"/>
           <w14:ligatures w14:val="none"/>
         </w:rPr>
-        <w:t>to be HTML.</w:t>
+        <w:t>to be HTML</w:t>
+      </w:r>
+      <w:r>
+        <w:rPr>
+          <w:rFonts w:ascii="Times New Roman" w:eastAsia="Times New Roman" w:hAnsi="Times New Roman" w:cs="Times New Roman"/>
+          <w:color w:val="000000"/>
+          <w:kern w:val="0"/>
+          <w:lang w:eastAsia="en-GB"/>
+          <w14:ligatures w14:val="none"/>
+        </w:rPr>
+        <w:t>5</w:t>
+      </w:r>
+      <w:r>
+        <w:rPr>
+          <w:rFonts w:ascii="Times New Roman" w:eastAsia="Times New Roman" w:hAnsi="Times New Roman" w:cs="Times New Roman"/>
+          <w:color w:val="000000"/>
+          <w:kern w:val="0"/>
+          <w:lang w:eastAsia="en-GB"/>
+          <w14:ligatures w14:val="none"/>
+        </w:rPr>
+        <w:t>.</w:t>
       </w:r>
     </w:p>
     <w:p>
@@ -2194,7 +2254,7 @@
           <w:sz w:val="36"/>
           <w:szCs w:val="36"/>
         </w:rPr>
-        <w:t xml:space="preserve">Intro to CSS </w:t>
+        <w:t>Intro to CSS</w:t>
       </w:r>
     </w:p>
     <w:p>

--- a/Documentation/Massive Fullstack Course.docx
+++ b/Documentation/Massive Fullstack Course.docx
@@ -1,6 +1,6 @@
 
 <file path=word/document.xml><?xml version="1.0" encoding="utf-8"?>
-<w:document xmlns:wpc="http://schemas.microsoft.com/office/word/2010/wordprocessingCanvas" xmlns:cx="http://schemas.microsoft.com/office/drawing/2014/chartex" xmlns:cx1="http://schemas.microsoft.com/office/drawing/2015/9/8/chartex" xmlns:cx2="http://schemas.microsoft.com/office/drawing/2015/10/21/chartex" xmlns:cx3="http://schemas.microsoft.com/office/drawing/2016/5/9/chartex" xmlns:cx4="http://schemas.microsoft.com/office/drawing/2016/5/10/chartex" xmlns:cx5="http://schemas.microsoft.com/office/drawing/2016/5/11/chartex" xmlns:cx6="http://schemas.microsoft.com/office/drawing/2016/5/12/chartex" xmlns:cx7="http://schemas.microsoft.com/office/drawing/2016/5/13/chartex" xmlns:cx8="http://schemas.microsoft.com/office/drawing/2016/5/14/chartex" xmlns:mc="http://schemas.openxmlformats.org/markup-compatibility/2006" xmlns:aink="http://schemas.microsoft.com/office/drawing/2016/ink" xmlns:am3d="http://schemas.microsoft.com/office/drawing/2017/model3d" xmlns:o="urn:schemas-microsoft-com:office:office" xmlns:oel="http://schemas.microsoft.com/office/2019/extlst" xmlns:r="http://schemas.openxmlformats.org/officeDocument/2006/relationships" xmlns:m="http://schemas.openxmlformats.org/officeDocument/2006/math" xmlns:v="urn:schemas-microsoft-com:vml" xmlns:wp14="http://schemas.microsoft.com/office/word/2010/wordprocessingDrawing" xmlns:wp="http://schemas.openxmlformats.org/drawingml/2006/wordprocessingDrawing" xmlns:w10="urn:schemas-microsoft-com:office:word" xmlns:w="http://schemas.openxmlformats.org/wordprocessingml/2006/main" xmlns:w14="http://schemas.microsoft.com/office/word/2010/wordml" xmlns:w15="http://schemas.microsoft.com/office/word/2012/wordml" xmlns:w16cex="http://schemas.microsoft.com/office/word/2018/wordml/cex" xmlns:w16cid="http://schemas.microsoft.com/office/word/2016/wordml/cid" xmlns:w16="http://schemas.microsoft.com/office/word/2018/wordml" xmlns:w16du="http://schemas.microsoft.com/office/word/2023/wordml/word16du" xmlns:w16sdtdh="http://schemas.microsoft.com/office/word/2020/wordml/sdtdatahash" xmlns:w16sdtfl="http://schemas.microsoft.com/office/word/2024/wordml/sdtformatlock" xmlns:w16se="http://schemas.microsoft.com/office/word/2015/wordml/symex" xmlns:wpg="http://schemas.microsoft.com/office/word/2010/wordprocessingGroup" xmlns:wpi="http://schemas.microsoft.com/office/word/2010/wordprocessingInk" xmlns:wne="http://schemas.microsoft.com/office/word/2006/wordml" xmlns:wps="http://schemas.microsoft.com/office/word/2010/wordprocessingShape" mc:Ignorable="w14 w15 w16se w16cid w16 w16cex w16sdtdh w16sdtfl w16du wp14">
+<w:document xmlns:wpc="http://schemas.microsoft.com/office/word/2010/wordprocessingCanvas" xmlns:cx="http://schemas.microsoft.com/office/drawing/2014/chartex" xmlns:cx1="http://schemas.microsoft.com/office/drawing/2015/9/8/chartex" xmlns:cx2="http://schemas.microsoft.com/office/drawing/2015/10/21/chartex" xmlns:cx3="http://schemas.microsoft.com/office/drawing/2016/5/9/chartex" xmlns:cx4="http://schemas.microsoft.com/office/drawing/2016/5/10/chartex" xmlns:cx5="http://schemas.microsoft.com/office/drawing/2016/5/11/chartex" xmlns:cx6="http://schemas.microsoft.com/office/drawing/2016/5/12/chartex" xmlns:cx7="http://schemas.microsoft.com/office/drawing/2016/5/13/chartex" xmlns:cx8="http://schemas.microsoft.com/office/drawing/2016/5/14/chartex" xmlns:mc="http://schemas.openxmlformats.org/markup-compatibility/2006" xmlns:aink="http://schemas.microsoft.com/office/drawing/2016/ink" xmlns:am3d="http://schemas.microsoft.com/office/drawing/2017/model3d" xmlns:o="urn:schemas-microsoft-com:office:office" xmlns:r="http://schemas.openxmlformats.org/officeDocument/2006/relationships" xmlns:m="http://schemas.openxmlformats.org/officeDocument/2006/math" xmlns:v="urn:schemas-microsoft-com:vml" xmlns:wp14="http://schemas.microsoft.com/office/word/2010/wordprocessingDrawing" xmlns:wp="http://schemas.openxmlformats.org/drawingml/2006/wordprocessingDrawing" xmlns:w10="urn:schemas-microsoft-com:office:word" xmlns:w="http://schemas.openxmlformats.org/wordprocessingml/2006/main" xmlns:w14="http://schemas.microsoft.com/office/word/2010/wordml" xmlns:w15="http://schemas.microsoft.com/office/word/2012/wordml" xmlns:w16cid="http://schemas.microsoft.com/office/word/2016/wordml/cid" xmlns:w16se="http://schemas.microsoft.com/office/word/2015/wordml/symex" xmlns:wpg="http://schemas.microsoft.com/office/word/2010/wordprocessingGroup" xmlns:wpi="http://schemas.microsoft.com/office/word/2010/wordprocessingInk" xmlns:wne="http://schemas.microsoft.com/office/word/2006/wordml" xmlns:wps="http://schemas.microsoft.com/office/word/2010/wordprocessingShape" mc:Ignorable="w14 w15 w16se w16cid wp14">
   <w:body>
     <w:p>
       <w:pPr>
@@ -29,7 +29,7 @@
     </w:p>
     <w:p>
       <w:pPr>
-        <w:pStyle w:val="ListParagraph"/>
+        <w:pStyle w:val="Paragraphedeliste"/>
         <w:numPr>
           <w:ilvl w:val="1"/>
           <w:numId w:val="3"/>
@@ -61,7 +61,7 @@
     </w:p>
     <w:p>
       <w:pPr>
-        <w:pStyle w:val="ListParagraph"/>
+        <w:pStyle w:val="Paragraphedeliste"/>
         <w:numPr>
           <w:ilvl w:val="1"/>
           <w:numId w:val="3"/>
@@ -89,7 +89,7 @@
     </w:p>
     <w:p>
       <w:pPr>
-        <w:pStyle w:val="ListParagraph"/>
+        <w:pStyle w:val="Paragraphedeliste"/>
         <w:numPr>
           <w:ilvl w:val="0"/>
           <w:numId w:val="3"/>
@@ -115,7 +115,7 @@
     </w:p>
     <w:p>
       <w:pPr>
-        <w:pStyle w:val="ListParagraph"/>
+        <w:pStyle w:val="Paragraphedeliste"/>
         <w:numPr>
           <w:ilvl w:val="0"/>
           <w:numId w:val="5"/>
@@ -141,7 +141,7 @@
     </w:p>
     <w:p>
       <w:pPr>
-        <w:pStyle w:val="ListParagraph"/>
+        <w:pStyle w:val="Paragraphedeliste"/>
         <w:numPr>
           <w:ilvl w:val="1"/>
           <w:numId w:val="3"/>
@@ -153,7 +153,7 @@
     </w:p>
     <w:p>
       <w:pPr>
-        <w:pStyle w:val="ListParagraph"/>
+        <w:pStyle w:val="Paragraphedeliste"/>
         <w:numPr>
           <w:ilvl w:val="2"/>
           <w:numId w:val="3"/>
@@ -185,7 +185,7 @@
     </w:p>
     <w:p>
       <w:pPr>
-        <w:pStyle w:val="ListParagraph"/>
+        <w:pStyle w:val="Paragraphedeliste"/>
         <w:numPr>
           <w:ilvl w:val="2"/>
           <w:numId w:val="3"/>
@@ -226,7 +226,7 @@
     </w:p>
     <w:p>
       <w:pPr>
-        <w:pStyle w:val="ListParagraph"/>
+        <w:pStyle w:val="Paragraphedeliste"/>
         <w:numPr>
           <w:ilvl w:val="1"/>
           <w:numId w:val="3"/>
@@ -250,7 +250,7 @@
     </w:p>
     <w:p>
       <w:pPr>
-        <w:pStyle w:val="ListParagraph"/>
+        <w:pStyle w:val="Paragraphedeliste"/>
         <w:numPr>
           <w:ilvl w:val="1"/>
           <w:numId w:val="3"/>
@@ -327,7 +327,7 @@
     </w:p>
     <w:p>
       <w:pPr>
-        <w:pStyle w:val="ListParagraph"/>
+        <w:pStyle w:val="Paragraphedeliste"/>
         <w:numPr>
           <w:ilvl w:val="1"/>
           <w:numId w:val="3"/>
@@ -339,7 +339,7 @@
     </w:p>
     <w:p>
       <w:pPr>
-        <w:pStyle w:val="ListParagraph"/>
+        <w:pStyle w:val="Paragraphedeliste"/>
         <w:numPr>
           <w:ilvl w:val="2"/>
           <w:numId w:val="3"/>
@@ -408,7 +408,7 @@
     </w:p>
     <w:p>
       <w:pPr>
-        <w:pStyle w:val="ListParagraph"/>
+        <w:pStyle w:val="Paragraphedeliste"/>
         <w:numPr>
           <w:ilvl w:val="2"/>
           <w:numId w:val="3"/>
@@ -447,7 +447,7 @@
     </w:p>
     <w:p>
       <w:pPr>
-        <w:pStyle w:val="ListParagraph"/>
+        <w:pStyle w:val="Paragraphedeliste"/>
         <w:numPr>
           <w:ilvl w:val="2"/>
           <w:numId w:val="3"/>
@@ -486,7 +486,7 @@
     </w:p>
     <w:p>
       <w:pPr>
-        <w:pStyle w:val="ListParagraph"/>
+        <w:pStyle w:val="Paragraphedeliste"/>
         <w:numPr>
           <w:ilvl w:val="2"/>
           <w:numId w:val="3"/>
@@ -597,7 +597,7 @@
     </w:p>
     <w:p>
       <w:pPr>
-        <w:pStyle w:val="ListParagraph"/>
+        <w:pStyle w:val="Paragraphedeliste"/>
         <w:numPr>
           <w:ilvl w:val="2"/>
           <w:numId w:val="3"/>
@@ -656,7 +656,7 @@
     </w:p>
     <w:p>
       <w:pPr>
-        <w:pStyle w:val="ListParagraph"/>
+        <w:pStyle w:val="Paragraphedeliste"/>
         <w:numPr>
           <w:ilvl w:val="2"/>
           <w:numId w:val="3"/>
@@ -695,7 +695,7 @@
     </w:p>
     <w:p>
       <w:pPr>
-        <w:pStyle w:val="ListParagraph"/>
+        <w:pStyle w:val="Paragraphedeliste"/>
         <w:numPr>
           <w:ilvl w:val="2"/>
           <w:numId w:val="3"/>
@@ -744,7 +744,7 @@
     </w:p>
     <w:p>
       <w:pPr>
-        <w:pStyle w:val="ListParagraph"/>
+        <w:pStyle w:val="Paragraphedeliste"/>
         <w:numPr>
           <w:ilvl w:val="0"/>
           <w:numId w:val="5"/>
@@ -770,7 +770,7 @@
     </w:p>
     <w:p>
       <w:pPr>
-        <w:pStyle w:val="ListParagraph"/>
+        <w:pStyle w:val="Paragraphedeliste"/>
         <w:numPr>
           <w:ilvl w:val="1"/>
           <w:numId w:val="3"/>
@@ -795,7 +795,7 @@
     </w:p>
     <w:p>
       <w:pPr>
-        <w:pStyle w:val="ListParagraph"/>
+        <w:pStyle w:val="Paragraphedeliste"/>
         <w:numPr>
           <w:ilvl w:val="1"/>
           <w:numId w:val="3"/>
@@ -844,7 +844,7 @@
     </w:p>
     <w:p>
       <w:pPr>
-        <w:pStyle w:val="ListParagraph"/>
+        <w:pStyle w:val="Paragraphedeliste"/>
         <w:numPr>
           <w:ilvl w:val="1"/>
           <w:numId w:val="3"/>
@@ -869,7 +869,7 @@
     </w:p>
     <w:p>
       <w:pPr>
-        <w:pStyle w:val="ListParagraph"/>
+        <w:pStyle w:val="Paragraphedeliste"/>
         <w:numPr>
           <w:ilvl w:val="1"/>
           <w:numId w:val="3"/>
@@ -933,7 +933,7 @@
     <w:p/>
     <w:p>
       <w:pPr>
-        <w:pStyle w:val="ListParagraph"/>
+        <w:pStyle w:val="Paragraphedeliste"/>
         <w:numPr>
           <w:ilvl w:val="0"/>
           <w:numId w:val="5"/>
@@ -970,7 +970,7 @@
     </w:p>
     <w:p>
       <w:pPr>
-        <w:pStyle w:val="ListParagraph"/>
+        <w:pStyle w:val="Paragraphedeliste"/>
         <w:numPr>
           <w:ilvl w:val="1"/>
           <w:numId w:val="3"/>
@@ -994,7 +994,7 @@
     </w:p>
     <w:p>
       <w:pPr>
-        <w:pStyle w:val="ListParagraph"/>
+        <w:pStyle w:val="Paragraphedeliste"/>
         <w:numPr>
           <w:ilvl w:val="1"/>
           <w:numId w:val="3"/>
@@ -1022,7 +1022,7 @@
     </w:p>
     <w:p>
       <w:pPr>
-        <w:pStyle w:val="ListParagraph"/>
+        <w:pStyle w:val="Paragraphedeliste"/>
         <w:numPr>
           <w:ilvl w:val="1"/>
           <w:numId w:val="3"/>
@@ -1040,7 +1040,7 @@
     </w:p>
     <w:p>
       <w:pPr>
-        <w:pStyle w:val="ListParagraph"/>
+        <w:pStyle w:val="Paragraphedeliste"/>
         <w:numPr>
           <w:ilvl w:val="1"/>
           <w:numId w:val="3"/>
@@ -1055,7 +1055,7 @@
     </w:p>
     <w:p>
       <w:pPr>
-        <w:pStyle w:val="ListParagraph"/>
+        <w:pStyle w:val="Paragraphedeliste"/>
         <w:numPr>
           <w:ilvl w:val="1"/>
           <w:numId w:val="3"/>
@@ -1121,7 +1121,7 @@
     </w:p>
     <w:p>
       <w:pPr>
-        <w:pStyle w:val="ListParagraph"/>
+        <w:pStyle w:val="Paragraphedeliste"/>
         <w:numPr>
           <w:ilvl w:val="1"/>
           <w:numId w:val="3"/>
@@ -1188,7 +1188,7 @@
     </w:p>
     <w:p>
       <w:pPr>
-        <w:pStyle w:val="ListParagraph"/>
+        <w:pStyle w:val="Paragraphedeliste"/>
         <w:numPr>
           <w:ilvl w:val="1"/>
           <w:numId w:val="3"/>
@@ -1200,7 +1200,7 @@
     </w:p>
     <w:p>
       <w:pPr>
-        <w:pStyle w:val="ListParagraph"/>
+        <w:pStyle w:val="Paragraphedeliste"/>
         <w:numPr>
           <w:ilvl w:val="0"/>
           <w:numId w:val="5"/>
@@ -1236,7 +1236,7 @@
     </w:p>
     <w:p>
       <w:pPr>
-        <w:pStyle w:val="ListParagraph"/>
+        <w:pStyle w:val="Paragraphedeliste"/>
         <w:numPr>
           <w:ilvl w:val="1"/>
           <w:numId w:val="3"/>
@@ -1264,7 +1264,7 @@
     </w:p>
     <w:p>
       <w:pPr>
-        <w:pStyle w:val="ListParagraph"/>
+        <w:pStyle w:val="Paragraphedeliste"/>
         <w:numPr>
           <w:ilvl w:val="1"/>
           <w:numId w:val="3"/>
@@ -1302,7 +1302,7 @@
     <w:p/>
     <w:p>
       <w:pPr>
-        <w:pStyle w:val="ListParagraph"/>
+        <w:pStyle w:val="Paragraphedeliste"/>
         <w:numPr>
           <w:ilvl w:val="0"/>
           <w:numId w:val="5"/>
@@ -1369,7 +1369,7 @@
     </w:p>
     <w:p>
       <w:pPr>
-        <w:pStyle w:val="ListParagraph"/>
+        <w:pStyle w:val="Paragraphedeliste"/>
         <w:numPr>
           <w:ilvl w:val="1"/>
           <w:numId w:val="3"/>
@@ -1391,7 +1391,7 @@
     </w:p>
     <w:p>
       <w:pPr>
-        <w:pStyle w:val="ListParagraph"/>
+        <w:pStyle w:val="Paragraphedeliste"/>
         <w:numPr>
           <w:ilvl w:val="1"/>
           <w:numId w:val="3"/>
@@ -1434,7 +1434,7 @@
     </w:p>
     <w:p>
       <w:pPr>
-        <w:pStyle w:val="ListParagraph"/>
+        <w:pStyle w:val="Paragraphedeliste"/>
         <w:numPr>
           <w:ilvl w:val="1"/>
           <w:numId w:val="3"/>
@@ -1472,7 +1472,7 @@
       </w:pPr>
       <w:r>
         <w:rPr>
-          <w:rStyle w:val="HTMLCode"/>
+          <w:rStyle w:val="CodeHTML"/>
           <w:rFonts w:eastAsiaTheme="majorEastAsia"/>
         </w:rPr>
         <w:t>text</w:t>
@@ -1482,7 +1482,7 @@
       </w:r>
       <w:r>
         <w:rPr>
-          <w:rStyle w:val="HTMLCode"/>
+          <w:rStyle w:val="CodeHTML"/>
           <w:rFonts w:eastAsiaTheme="majorEastAsia"/>
         </w:rPr>
         <w:t>password</w:t>
@@ -1492,7 +1492,7 @@
       </w:r>
       <w:r>
         <w:rPr>
-          <w:rStyle w:val="HTMLCode"/>
+          <w:rStyle w:val="CodeHTML"/>
           <w:rFonts w:eastAsiaTheme="majorEastAsia"/>
         </w:rPr>
         <w:t>email</w:t>
@@ -1502,7 +1502,7 @@
       </w:r>
       <w:r>
         <w:rPr>
-          <w:rStyle w:val="HTMLCode"/>
+          <w:rStyle w:val="CodeHTML"/>
           <w:rFonts w:eastAsiaTheme="majorEastAsia"/>
         </w:rPr>
         <w:t>number</w:t>
@@ -1512,7 +1512,7 @@
       </w:r>
       <w:r>
         <w:rPr>
-          <w:rStyle w:val="HTMLCode"/>
+          <w:rStyle w:val="CodeHTML"/>
           <w:rFonts w:eastAsiaTheme="majorEastAsia"/>
         </w:rPr>
         <w:t>search</w:t>
@@ -1529,7 +1529,7 @@
       <w:proofErr w:type="spellStart"/>
       <w:r>
         <w:rPr>
-          <w:rStyle w:val="HTMLCode"/>
+          <w:rStyle w:val="CodeHTML"/>
           <w:rFonts w:eastAsiaTheme="majorEastAsia"/>
         </w:rPr>
         <w:t>tel</w:t>
@@ -1541,7 +1541,7 @@
       <w:proofErr w:type="spellStart"/>
       <w:r>
         <w:rPr>
-          <w:rStyle w:val="HTMLCode"/>
+          <w:rStyle w:val="CodeHTML"/>
           <w:rFonts w:eastAsiaTheme="majorEastAsia"/>
         </w:rPr>
         <w:t>url</w:t>
@@ -1558,7 +1558,7 @@
       </w:pPr>
       <w:r>
         <w:rPr>
-          <w:rStyle w:val="HTMLCode"/>
+          <w:rStyle w:val="CodeHTML"/>
           <w:rFonts w:eastAsiaTheme="majorEastAsia"/>
         </w:rPr>
         <w:t>date</w:t>
@@ -1568,7 +1568,7 @@
       </w:r>
       <w:r>
         <w:rPr>
-          <w:rStyle w:val="HTMLCode"/>
+          <w:rStyle w:val="CodeHTML"/>
           <w:rFonts w:eastAsiaTheme="majorEastAsia"/>
         </w:rPr>
         <w:t>time</w:t>
@@ -1584,7 +1584,7 @@
       </w:pPr>
       <w:r>
         <w:rPr>
-          <w:rStyle w:val="HTMLCode"/>
+          <w:rStyle w:val="CodeHTML"/>
           <w:rFonts w:eastAsiaTheme="majorEastAsia"/>
         </w:rPr>
         <w:t>checkbox</w:t>
@@ -1594,7 +1594,7 @@
       </w:r>
       <w:r>
         <w:rPr>
-          <w:rStyle w:val="HTMLCode"/>
+          <w:rStyle w:val="CodeHTML"/>
           <w:rFonts w:eastAsiaTheme="majorEastAsia"/>
         </w:rPr>
         <w:t>radio</w:t>
@@ -1610,7 +1610,7 @@
       </w:pPr>
       <w:r>
         <w:rPr>
-          <w:rStyle w:val="HTMLCode"/>
+          <w:rStyle w:val="CodeHTML"/>
           <w:rFonts w:eastAsiaTheme="majorEastAsia"/>
         </w:rPr>
         <w:t>file</w:t>
@@ -1620,7 +1620,7 @@
       </w:r>
       <w:r>
         <w:rPr>
-          <w:rStyle w:val="HTMLCode"/>
+          <w:rStyle w:val="CodeHTML"/>
           <w:rFonts w:eastAsiaTheme="majorEastAsia"/>
         </w:rPr>
         <w:t>hidden</w:t>
@@ -1636,7 +1636,7 @@
       </w:pPr>
       <w:r>
         <w:rPr>
-          <w:rStyle w:val="HTMLCode"/>
+          <w:rStyle w:val="CodeHTML"/>
           <w:rFonts w:eastAsiaTheme="majorEastAsia"/>
         </w:rPr>
         <w:t>submit</w:t>
@@ -1646,7 +1646,7 @@
       </w:r>
       <w:r>
         <w:rPr>
-          <w:rStyle w:val="HTMLCode"/>
+          <w:rStyle w:val="CodeHTML"/>
           <w:rFonts w:eastAsiaTheme="majorEastAsia"/>
         </w:rPr>
         <w:t>reset</w:t>
@@ -1656,7 +1656,7 @@
       </w:r>
       <w:r>
         <w:rPr>
-          <w:rStyle w:val="HTMLCode"/>
+          <w:rStyle w:val="CodeHTML"/>
           <w:rFonts w:eastAsiaTheme="majorEastAsia"/>
         </w:rPr>
         <w:t>button</w:t>
@@ -1666,7 +1666,7 @@
       </w:r>
       <w:r>
         <w:rPr>
-          <w:rStyle w:val="HTMLCode"/>
+          <w:rStyle w:val="CodeHTML"/>
           <w:rFonts w:eastAsiaTheme="majorEastAsia"/>
         </w:rPr>
         <w:t>image</w:t>
@@ -1674,7 +1674,7 @@
     </w:p>
     <w:p>
       <w:pPr>
-        <w:pStyle w:val="ListParagraph"/>
+        <w:pStyle w:val="Paragraphedeliste"/>
         <w:numPr>
           <w:ilvl w:val="1"/>
           <w:numId w:val="3"/>
@@ -1686,7 +1686,7 @@
     </w:p>
     <w:p>
       <w:pPr>
-        <w:pStyle w:val="ListParagraph"/>
+        <w:pStyle w:val="Paragraphedeliste"/>
         <w:numPr>
           <w:ilvl w:val="1"/>
           <w:numId w:val="3"/>
@@ -1722,7 +1722,7 @@
     </w:p>
     <w:p>
       <w:pPr>
-        <w:pStyle w:val="ListParagraph"/>
+        <w:pStyle w:val="Paragraphedeliste"/>
         <w:numPr>
           <w:ilvl w:val="0"/>
           <w:numId w:val="5"/>
@@ -1758,7 +1758,7 @@
     </w:p>
     <w:p>
       <w:pPr>
-        <w:pStyle w:val="ListParagraph"/>
+        <w:pStyle w:val="Paragraphedeliste"/>
         <w:numPr>
           <w:ilvl w:val="1"/>
           <w:numId w:val="3"/>
@@ -1776,7 +1776,7 @@
     </w:p>
     <w:p>
       <w:pPr>
-        <w:pStyle w:val="ListParagraph"/>
+        <w:pStyle w:val="Paragraphedeliste"/>
         <w:numPr>
           <w:ilvl w:val="0"/>
           <w:numId w:val="5"/>
@@ -1812,7 +1812,7 @@
     </w:p>
     <w:p>
       <w:pPr>
-        <w:pStyle w:val="ListParagraph"/>
+        <w:pStyle w:val="Paragraphedeliste"/>
         <w:numPr>
           <w:ilvl w:val="1"/>
           <w:numId w:val="3"/>
@@ -1834,7 +1834,7 @@
     </w:p>
     <w:p>
       <w:pPr>
-        <w:pStyle w:val="ListParagraph"/>
+        <w:pStyle w:val="Paragraphedeliste"/>
         <w:numPr>
           <w:ilvl w:val="1"/>
           <w:numId w:val="3"/>
@@ -1846,7 +1846,7 @@
     </w:p>
     <w:p>
       <w:pPr>
-        <w:pStyle w:val="ListParagraph"/>
+        <w:pStyle w:val="Paragraphedeliste"/>
         <w:numPr>
           <w:ilvl w:val="1"/>
           <w:numId w:val="3"/>
@@ -1864,7 +1864,7 @@
       <w:hyperlink r:id="rId7" w:history="1">
         <w:r>
           <w:rPr>
-            <w:rStyle w:val="Hyperlink"/>
+            <w:rStyle w:val="Lienhypertexte"/>
           </w:rPr>
           <w:t>here</w:t>
         </w:r>
@@ -1885,7 +1885,7 @@
     </w:p>
     <w:p>
       <w:pPr>
-        <w:pStyle w:val="ListParagraph"/>
+        <w:pStyle w:val="Paragraphedeliste"/>
         <w:numPr>
           <w:ilvl w:val="1"/>
           <w:numId w:val="3"/>
@@ -1917,7 +1917,7 @@
     </w:p>
     <w:p>
       <w:pPr>
-        <w:pStyle w:val="ListParagraph"/>
+        <w:pStyle w:val="Paragraphedeliste"/>
         <w:numPr>
           <w:ilvl w:val="1"/>
           <w:numId w:val="3"/>
@@ -1945,7 +1945,7 @@
     </w:p>
     <w:p>
       <w:pPr>
-        <w:pStyle w:val="ListParagraph"/>
+        <w:pStyle w:val="Paragraphedeliste"/>
         <w:numPr>
           <w:ilvl w:val="0"/>
           <w:numId w:val="5"/>
@@ -1981,7 +1981,7 @@
     </w:p>
     <w:p>
       <w:pPr>
-        <w:pStyle w:val="ListParagraph"/>
+        <w:pStyle w:val="Paragraphedeliste"/>
         <w:numPr>
           <w:ilvl w:val="1"/>
           <w:numId w:val="3"/>
@@ -1993,7 +1993,7 @@
     </w:p>
     <w:p>
       <w:pPr>
-        <w:pStyle w:val="ListParagraph"/>
+        <w:pStyle w:val="Paragraphedeliste"/>
         <w:numPr>
           <w:ilvl w:val="1"/>
           <w:numId w:val="3"/>
@@ -2011,7 +2011,7 @@
     </w:p>
     <w:p>
       <w:pPr>
-        <w:pStyle w:val="ListParagraph"/>
+        <w:pStyle w:val="Paragraphedeliste"/>
         <w:numPr>
           <w:ilvl w:val="1"/>
           <w:numId w:val="3"/>
@@ -2029,7 +2029,7 @@
     </w:p>
     <w:p>
       <w:pPr>
-        <w:pStyle w:val="ListParagraph"/>
+        <w:pStyle w:val="Paragraphedeliste"/>
         <w:numPr>
           <w:ilvl w:val="1"/>
           <w:numId w:val="3"/>
@@ -2053,7 +2053,7 @@
     </w:p>
     <w:p>
       <w:pPr>
-        <w:pStyle w:val="ListParagraph"/>
+        <w:pStyle w:val="Paragraphedeliste"/>
         <w:numPr>
           <w:ilvl w:val="1"/>
           <w:numId w:val="3"/>
@@ -2074,7 +2074,7 @@
     </w:p>
     <w:p>
       <w:pPr>
-        <w:pStyle w:val="ListParagraph"/>
+        <w:pStyle w:val="Paragraphedeliste"/>
         <w:numPr>
           <w:ilvl w:val="1"/>
           <w:numId w:val="3"/>
@@ -2102,7 +2102,7 @@
     </w:p>
     <w:p>
       <w:pPr>
-        <w:pStyle w:val="ListParagraph"/>
+        <w:pStyle w:val="Paragraphedeliste"/>
         <w:numPr>
           <w:ilvl w:val="0"/>
           <w:numId w:val="5"/>
@@ -2129,7 +2129,7 @@
     </w:p>
     <w:p>
       <w:pPr>
-        <w:pStyle w:val="ListParagraph"/>
+        <w:pStyle w:val="Paragraphedeliste"/>
         <w:numPr>
           <w:ilvl w:val="1"/>
           <w:numId w:val="3"/>
@@ -2203,7 +2203,7 @@
     </w:p>
     <w:p>
       <w:pPr>
-        <w:pStyle w:val="ListParagraph"/>
+        <w:pStyle w:val="Paragraphedeliste"/>
         <w:numPr>
           <w:ilvl w:val="1"/>
           <w:numId w:val="3"/>
@@ -2233,7 +2233,7 @@
     </w:p>
     <w:p>
       <w:pPr>
-        <w:pStyle w:val="ListParagraph"/>
+        <w:pStyle w:val="Paragraphedeliste"/>
         <w:numPr>
           <w:ilvl w:val="0"/>
           <w:numId w:val="3"/>
@@ -2259,7 +2259,7 @@
     </w:p>
     <w:p>
       <w:pPr>
-        <w:pStyle w:val="ListParagraph"/>
+        <w:pStyle w:val="Paragraphedeliste"/>
         <w:numPr>
           <w:ilvl w:val="0"/>
           <w:numId w:val="8"/>
@@ -2285,7 +2285,7 @@
     </w:p>
     <w:p>
       <w:pPr>
-        <w:pStyle w:val="ListParagraph"/>
+        <w:pStyle w:val="Paragraphedeliste"/>
         <w:numPr>
           <w:ilvl w:val="1"/>
           <w:numId w:val="3"/>
@@ -2293,13 +2293,13 @@
       </w:pPr>
       <w:proofErr w:type="spellStart"/>
       <w:r>
-        <w:t>sqdqs</w:t>
+        <w:t>sd</w:t>
       </w:r>
       <w:proofErr w:type="spellEnd"/>
     </w:p>
     <w:p>
       <w:pPr>
-        <w:pStyle w:val="ListParagraph"/>
+        <w:pStyle w:val="Paragraphedeliste"/>
         <w:numPr>
           <w:ilvl w:val="0"/>
           <w:numId w:val="8"/>
@@ -2325,7 +2325,7 @@
     </w:p>
     <w:p>
       <w:pPr>
-        <w:pStyle w:val="ListParagraph"/>
+        <w:pStyle w:val="Paragraphedeliste"/>
         <w:numPr>
           <w:ilvl w:val="1"/>
           <w:numId w:val="3"/>
@@ -2333,13 +2333,13 @@
       </w:pPr>
       <w:proofErr w:type="spellStart"/>
       <w:r>
-        <w:t>sdsd</w:t>
+        <w:t>sd</w:t>
       </w:r>
       <w:proofErr w:type="spellEnd"/>
     </w:p>
     <w:p>
       <w:pPr>
-        <w:pStyle w:val="ListParagraph"/>
+        <w:pStyle w:val="Paragraphedeliste"/>
         <w:numPr>
           <w:ilvl w:val="0"/>
           <w:numId w:val="8"/>
@@ -2362,10 +2362,12 @@
         </w:rPr>
         <w:t xml:space="preserve"> </w:t>
       </w:r>
-    </w:p>
-    <w:p>
-      <w:pPr>
-        <w:pStyle w:val="ListParagraph"/>
+      <w:bookmarkStart w:id="0" w:name="_GoBack"/>
+      <w:bookmarkEnd w:id="0"/>
+    </w:p>
+    <w:p>
+      <w:pPr>
+        <w:pStyle w:val="Paragraphedeliste"/>
         <w:numPr>
           <w:ilvl w:val="1"/>
           <w:numId w:val="3"/>
@@ -2386,7 +2388,7 @@
     </w:p>
     <w:p>
       <w:pPr>
-        <w:pStyle w:val="ListParagraph"/>
+        <w:pStyle w:val="Paragraphedeliste"/>
         <w:numPr>
           <w:ilvl w:val="0"/>
           <w:numId w:val="8"/>
@@ -2412,7 +2414,7 @@
     </w:p>
     <w:p>
       <w:pPr>
-        <w:pStyle w:val="ListParagraph"/>
+        <w:pStyle w:val="Paragraphedeliste"/>
         <w:numPr>
           <w:ilvl w:val="1"/>
           <w:numId w:val="3"/>
@@ -2433,7 +2435,7 @@
     </w:p>
     <w:p>
       <w:pPr>
-        <w:pStyle w:val="ListParagraph"/>
+        <w:pStyle w:val="Paragraphedeliste"/>
         <w:numPr>
           <w:ilvl w:val="0"/>
           <w:numId w:val="8"/>
@@ -2459,7 +2461,7 @@
     </w:p>
     <w:p>
       <w:pPr>
-        <w:pStyle w:val="ListParagraph"/>
+        <w:pStyle w:val="Paragraphedeliste"/>
         <w:numPr>
           <w:ilvl w:val="1"/>
           <w:numId w:val="3"/>
@@ -2480,7 +2482,7 @@
     </w:p>
     <w:p>
       <w:pPr>
-        <w:pStyle w:val="ListParagraph"/>
+        <w:pStyle w:val="Paragraphedeliste"/>
         <w:numPr>
           <w:ilvl w:val="0"/>
           <w:numId w:val="8"/>
@@ -2506,7 +2508,7 @@
     </w:p>
     <w:p>
       <w:pPr>
-        <w:pStyle w:val="ListParagraph"/>
+        <w:pStyle w:val="Paragraphedeliste"/>
         <w:numPr>
           <w:ilvl w:val="1"/>
           <w:numId w:val="3"/>
@@ -2527,7 +2529,7 @@
     </w:p>
     <w:p>
       <w:pPr>
-        <w:pStyle w:val="ListParagraph"/>
+        <w:pStyle w:val="Paragraphedeliste"/>
         <w:numPr>
           <w:ilvl w:val="0"/>
           <w:numId w:val="8"/>
@@ -2553,7 +2555,7 @@
     </w:p>
     <w:p>
       <w:pPr>
-        <w:pStyle w:val="ListParagraph"/>
+        <w:pStyle w:val="Paragraphedeliste"/>
         <w:numPr>
           <w:ilvl w:val="1"/>
           <w:numId w:val="3"/>
@@ -2574,7 +2576,7 @@
     </w:p>
     <w:p>
       <w:pPr>
-        <w:pStyle w:val="ListParagraph"/>
+        <w:pStyle w:val="Paragraphedeliste"/>
         <w:numPr>
           <w:ilvl w:val="0"/>
           <w:numId w:val="8"/>
@@ -2600,7 +2602,7 @@
     </w:p>
     <w:p>
       <w:pPr>
-        <w:pStyle w:val="ListParagraph"/>
+        <w:pStyle w:val="Paragraphedeliste"/>
         <w:numPr>
           <w:ilvl w:val="1"/>
           <w:numId w:val="3"/>
@@ -2621,7 +2623,7 @@
     </w:p>
     <w:p>
       <w:pPr>
-        <w:pStyle w:val="ListParagraph"/>
+        <w:pStyle w:val="Paragraphedeliste"/>
         <w:numPr>
           <w:ilvl w:val="0"/>
           <w:numId w:val="8"/>
@@ -2647,7 +2649,7 @@
     </w:p>
     <w:p>
       <w:pPr>
-        <w:pStyle w:val="ListParagraph"/>
+        <w:pStyle w:val="Paragraphedeliste"/>
         <w:numPr>
           <w:ilvl w:val="1"/>
           <w:numId w:val="3"/>
@@ -2668,7 +2670,7 @@
     </w:p>
     <w:p>
       <w:pPr>
-        <w:pStyle w:val="ListParagraph"/>
+        <w:pStyle w:val="Paragraphedeliste"/>
         <w:numPr>
           <w:ilvl w:val="0"/>
           <w:numId w:val="3"/>
@@ -2694,16 +2696,16 @@
     </w:p>
     <w:p>
       <w:pPr>
-        <w:pStyle w:val="ListParagraph"/>
-        <w:numPr>
-          <w:ilvl w:val="1"/>
-          <w:numId w:val="3"/>
-        </w:numPr>
-      </w:pPr>
-    </w:p>
-    <w:p>
-      <w:pPr>
-        <w:pStyle w:val="ListParagraph"/>
+        <w:pStyle w:val="Paragraphedeliste"/>
+        <w:numPr>
+          <w:ilvl w:val="1"/>
+          <w:numId w:val="3"/>
+        </w:numPr>
+      </w:pPr>
+    </w:p>
+    <w:p>
+      <w:pPr>
+        <w:pStyle w:val="Paragraphedeliste"/>
         <w:numPr>
           <w:ilvl w:val="0"/>
           <w:numId w:val="3"/>
@@ -2729,16 +2731,16 @@
     </w:p>
     <w:p>
       <w:pPr>
-        <w:pStyle w:val="ListParagraph"/>
-        <w:numPr>
-          <w:ilvl w:val="1"/>
-          <w:numId w:val="3"/>
-        </w:numPr>
-      </w:pPr>
-    </w:p>
-    <w:p>
-      <w:pPr>
-        <w:pStyle w:val="ListParagraph"/>
+        <w:pStyle w:val="Paragraphedeliste"/>
+        <w:numPr>
+          <w:ilvl w:val="1"/>
+          <w:numId w:val="3"/>
+        </w:numPr>
+      </w:pPr>
+    </w:p>
+    <w:p>
+      <w:pPr>
+        <w:pStyle w:val="Paragraphedeliste"/>
         <w:numPr>
           <w:ilvl w:val="0"/>
           <w:numId w:val="3"/>
@@ -2764,16 +2766,16 @@
     </w:p>
     <w:p>
       <w:pPr>
-        <w:pStyle w:val="ListParagraph"/>
-        <w:numPr>
-          <w:ilvl w:val="1"/>
-          <w:numId w:val="3"/>
-        </w:numPr>
-      </w:pPr>
-    </w:p>
-    <w:p>
-      <w:pPr>
-        <w:pStyle w:val="ListParagraph"/>
+        <w:pStyle w:val="Paragraphedeliste"/>
+        <w:numPr>
+          <w:ilvl w:val="1"/>
+          <w:numId w:val="3"/>
+        </w:numPr>
+      </w:pPr>
+    </w:p>
+    <w:p>
+      <w:pPr>
+        <w:pStyle w:val="Paragraphedeliste"/>
         <w:numPr>
           <w:ilvl w:val="0"/>
           <w:numId w:val="3"/>
@@ -2799,16 +2801,16 @@
     </w:p>
     <w:p>
       <w:pPr>
-        <w:pStyle w:val="ListParagraph"/>
-        <w:numPr>
-          <w:ilvl w:val="1"/>
-          <w:numId w:val="3"/>
-        </w:numPr>
-      </w:pPr>
-    </w:p>
-    <w:p>
-      <w:pPr>
-        <w:pStyle w:val="ListParagraph"/>
+        <w:pStyle w:val="Paragraphedeliste"/>
+        <w:numPr>
+          <w:ilvl w:val="1"/>
+          <w:numId w:val="3"/>
+        </w:numPr>
+      </w:pPr>
+    </w:p>
+    <w:p>
+      <w:pPr>
+        <w:pStyle w:val="Paragraphedeliste"/>
         <w:numPr>
           <w:ilvl w:val="0"/>
           <w:numId w:val="3"/>
@@ -2834,16 +2836,16 @@
     </w:p>
     <w:p>
       <w:pPr>
-        <w:pStyle w:val="ListParagraph"/>
-        <w:numPr>
-          <w:ilvl w:val="1"/>
-          <w:numId w:val="3"/>
-        </w:numPr>
-      </w:pPr>
-    </w:p>
-    <w:p>
-      <w:pPr>
-        <w:pStyle w:val="ListParagraph"/>
+        <w:pStyle w:val="Paragraphedeliste"/>
+        <w:numPr>
+          <w:ilvl w:val="1"/>
+          <w:numId w:val="3"/>
+        </w:numPr>
+      </w:pPr>
+    </w:p>
+    <w:p>
+      <w:pPr>
+        <w:pStyle w:val="Paragraphedeliste"/>
         <w:numPr>
           <w:ilvl w:val="0"/>
           <w:numId w:val="3"/>
@@ -2865,43 +2867,21 @@
           <w:szCs w:val="36"/>
         </w:rPr>
         <w:lastRenderedPageBreak/>
-        <w:t xml:space="preserve">Javascript </w:t>
-      </w:r>
-      <w:proofErr w:type="gramStart"/>
-      <w:r>
-        <w:rPr>
-          <w:b/>
-          <w:bCs/>
-          <w:color w:val="4472C4" w:themeColor="accent1"/>
-          <w:sz w:val="36"/>
-          <w:szCs w:val="36"/>
-        </w:rPr>
-        <w:t>challenges</w:t>
-      </w:r>
-      <w:proofErr w:type="gramEnd"/>
-      <w:r>
-        <w:rPr>
-          <w:b/>
-          <w:bCs/>
-          <w:color w:val="4472C4" w:themeColor="accent1"/>
-          <w:sz w:val="36"/>
-          <w:szCs w:val="36"/>
-        </w:rPr>
-        <w:t xml:space="preserve"> part 1</w:t>
-      </w:r>
-    </w:p>
-    <w:p>
-      <w:pPr>
-        <w:pStyle w:val="ListParagraph"/>
-        <w:numPr>
-          <w:ilvl w:val="1"/>
-          <w:numId w:val="3"/>
-        </w:numPr>
-      </w:pPr>
-    </w:p>
-    <w:p>
-      <w:pPr>
-        <w:pStyle w:val="ListParagraph"/>
+        <w:t>Javascript challenges part 1</w:t>
+      </w:r>
+    </w:p>
+    <w:p>
+      <w:pPr>
+        <w:pStyle w:val="Paragraphedeliste"/>
+        <w:numPr>
+          <w:ilvl w:val="1"/>
+          <w:numId w:val="3"/>
+        </w:numPr>
+      </w:pPr>
+    </w:p>
+    <w:p>
+      <w:pPr>
+        <w:pStyle w:val="Paragraphedeliste"/>
         <w:numPr>
           <w:ilvl w:val="0"/>
           <w:numId w:val="3"/>
@@ -2949,16 +2929,16 @@
     </w:p>
     <w:p>
       <w:pPr>
-        <w:pStyle w:val="ListParagraph"/>
-        <w:numPr>
-          <w:ilvl w:val="1"/>
-          <w:numId w:val="3"/>
-        </w:numPr>
-      </w:pPr>
-    </w:p>
-    <w:p>
-      <w:pPr>
-        <w:pStyle w:val="ListParagraph"/>
+        <w:pStyle w:val="Paragraphedeliste"/>
+        <w:numPr>
+          <w:ilvl w:val="1"/>
+          <w:numId w:val="3"/>
+        </w:numPr>
+      </w:pPr>
+    </w:p>
+    <w:p>
+      <w:pPr>
+        <w:pStyle w:val="Paragraphedeliste"/>
         <w:numPr>
           <w:ilvl w:val="0"/>
           <w:numId w:val="3"/>
@@ -2984,16 +2964,16 @@
     </w:p>
     <w:p>
       <w:pPr>
-        <w:pStyle w:val="ListParagraph"/>
-        <w:numPr>
-          <w:ilvl w:val="1"/>
-          <w:numId w:val="3"/>
-        </w:numPr>
-      </w:pPr>
-    </w:p>
-    <w:p>
-      <w:pPr>
-        <w:pStyle w:val="ListParagraph"/>
+        <w:pStyle w:val="Paragraphedeliste"/>
+        <w:numPr>
+          <w:ilvl w:val="1"/>
+          <w:numId w:val="3"/>
+        </w:numPr>
+      </w:pPr>
+    </w:p>
+    <w:p>
+      <w:pPr>
+        <w:pStyle w:val="Paragraphedeliste"/>
         <w:numPr>
           <w:ilvl w:val="0"/>
           <w:numId w:val="3"/>
@@ -3014,43 +2994,21 @@
           <w:sz w:val="36"/>
           <w:szCs w:val="36"/>
         </w:rPr>
-        <w:t xml:space="preserve">Javascript </w:t>
-      </w:r>
-      <w:proofErr w:type="gramStart"/>
-      <w:r>
-        <w:rPr>
-          <w:b/>
-          <w:bCs/>
-          <w:color w:val="4472C4" w:themeColor="accent1"/>
-          <w:sz w:val="36"/>
-          <w:szCs w:val="36"/>
-        </w:rPr>
-        <w:t>challenges</w:t>
-      </w:r>
-      <w:proofErr w:type="gramEnd"/>
-      <w:r>
-        <w:rPr>
-          <w:b/>
-          <w:bCs/>
-          <w:color w:val="4472C4" w:themeColor="accent1"/>
-          <w:sz w:val="36"/>
-          <w:szCs w:val="36"/>
-        </w:rPr>
-        <w:t xml:space="preserve"> part 2 </w:t>
-      </w:r>
-    </w:p>
-    <w:p>
-      <w:pPr>
-        <w:pStyle w:val="ListParagraph"/>
-        <w:numPr>
-          <w:ilvl w:val="1"/>
-          <w:numId w:val="3"/>
-        </w:numPr>
-      </w:pPr>
-    </w:p>
-    <w:p>
-      <w:pPr>
-        <w:pStyle w:val="ListParagraph"/>
+        <w:t xml:space="preserve">Javascript challenges part 2 </w:t>
+      </w:r>
+    </w:p>
+    <w:p>
+      <w:pPr>
+        <w:pStyle w:val="Paragraphedeliste"/>
+        <w:numPr>
+          <w:ilvl w:val="1"/>
+          <w:numId w:val="3"/>
+        </w:numPr>
+      </w:pPr>
+    </w:p>
+    <w:p>
+      <w:pPr>
+        <w:pStyle w:val="Paragraphedeliste"/>
         <w:numPr>
           <w:ilvl w:val="0"/>
           <w:numId w:val="3"/>
@@ -3076,16 +3034,16 @@
     </w:p>
     <w:p>
       <w:pPr>
-        <w:pStyle w:val="ListParagraph"/>
-        <w:numPr>
-          <w:ilvl w:val="1"/>
-          <w:numId w:val="3"/>
-        </w:numPr>
-      </w:pPr>
-    </w:p>
-    <w:p>
-      <w:pPr>
-        <w:pStyle w:val="ListParagraph"/>
+        <w:pStyle w:val="Paragraphedeliste"/>
+        <w:numPr>
+          <w:ilvl w:val="1"/>
+          <w:numId w:val="3"/>
+        </w:numPr>
+      </w:pPr>
+    </w:p>
+    <w:p>
+      <w:pPr>
+        <w:pStyle w:val="Paragraphedeliste"/>
         <w:numPr>
           <w:ilvl w:val="0"/>
           <w:numId w:val="3"/>
@@ -3106,43 +3064,21 @@
           <w:sz w:val="36"/>
           <w:szCs w:val="36"/>
         </w:rPr>
-        <w:t xml:space="preserve">Javascript </w:t>
-      </w:r>
-      <w:proofErr w:type="gramStart"/>
-      <w:r>
-        <w:rPr>
-          <w:b/>
-          <w:bCs/>
-          <w:color w:val="4472C4" w:themeColor="accent1"/>
-          <w:sz w:val="36"/>
-          <w:szCs w:val="36"/>
-        </w:rPr>
-        <w:t>challenges</w:t>
-      </w:r>
-      <w:proofErr w:type="gramEnd"/>
-      <w:r>
-        <w:rPr>
-          <w:b/>
-          <w:bCs/>
-          <w:color w:val="4472C4" w:themeColor="accent1"/>
-          <w:sz w:val="36"/>
-          <w:szCs w:val="36"/>
-        </w:rPr>
-        <w:t xml:space="preserve"> part 3 </w:t>
-      </w:r>
-    </w:p>
-    <w:p>
-      <w:pPr>
-        <w:pStyle w:val="ListParagraph"/>
-        <w:numPr>
-          <w:ilvl w:val="1"/>
-          <w:numId w:val="3"/>
-        </w:numPr>
-      </w:pPr>
-    </w:p>
-    <w:p>
-      <w:pPr>
-        <w:pStyle w:val="ListParagraph"/>
+        <w:t xml:space="preserve">Javascript challenges part 3 </w:t>
+      </w:r>
+    </w:p>
+    <w:p>
+      <w:pPr>
+        <w:pStyle w:val="Paragraphedeliste"/>
+        <w:numPr>
+          <w:ilvl w:val="1"/>
+          <w:numId w:val="3"/>
+        </w:numPr>
+      </w:pPr>
+    </w:p>
+    <w:p>
+      <w:pPr>
+        <w:pStyle w:val="Paragraphedeliste"/>
         <w:numPr>
           <w:ilvl w:val="0"/>
           <w:numId w:val="3"/>
@@ -3168,16 +3104,16 @@
     </w:p>
     <w:p>
       <w:pPr>
-        <w:pStyle w:val="ListParagraph"/>
-        <w:numPr>
-          <w:ilvl w:val="1"/>
-          <w:numId w:val="3"/>
-        </w:numPr>
-      </w:pPr>
-    </w:p>
-    <w:p>
-      <w:pPr>
-        <w:pStyle w:val="ListParagraph"/>
+        <w:pStyle w:val="Paragraphedeliste"/>
+        <w:numPr>
+          <w:ilvl w:val="1"/>
+          <w:numId w:val="3"/>
+        </w:numPr>
+      </w:pPr>
+    </w:p>
+    <w:p>
+      <w:pPr>
+        <w:pStyle w:val="Paragraphedeliste"/>
         <w:numPr>
           <w:ilvl w:val="0"/>
           <w:numId w:val="3"/>
@@ -3225,16 +3161,16 @@
     </w:p>
     <w:p>
       <w:pPr>
-        <w:pStyle w:val="ListParagraph"/>
-        <w:numPr>
-          <w:ilvl w:val="1"/>
-          <w:numId w:val="3"/>
-        </w:numPr>
-      </w:pPr>
-    </w:p>
-    <w:p>
-      <w:pPr>
-        <w:pStyle w:val="ListParagraph"/>
+        <w:pStyle w:val="Paragraphedeliste"/>
+        <w:numPr>
+          <w:ilvl w:val="1"/>
+          <w:numId w:val="3"/>
+        </w:numPr>
+      </w:pPr>
+    </w:p>
+    <w:p>
+      <w:pPr>
+        <w:pStyle w:val="Paragraphedeliste"/>
         <w:numPr>
           <w:ilvl w:val="0"/>
           <w:numId w:val="3"/>
@@ -3260,16 +3196,16 @@
     </w:p>
     <w:p>
       <w:pPr>
-        <w:pStyle w:val="ListParagraph"/>
-        <w:numPr>
-          <w:ilvl w:val="1"/>
-          <w:numId w:val="3"/>
-        </w:numPr>
-      </w:pPr>
-    </w:p>
-    <w:p>
-      <w:pPr>
-        <w:pStyle w:val="ListParagraph"/>
+        <w:pStyle w:val="Paragraphedeliste"/>
+        <w:numPr>
+          <w:ilvl w:val="1"/>
+          <w:numId w:val="3"/>
+        </w:numPr>
+      </w:pPr>
+    </w:p>
+    <w:p>
+      <w:pPr>
+        <w:pStyle w:val="Paragraphedeliste"/>
         <w:numPr>
           <w:ilvl w:val="0"/>
           <w:numId w:val="3"/>
@@ -3295,16 +3231,16 @@
     </w:p>
     <w:p>
       <w:pPr>
-        <w:pStyle w:val="ListParagraph"/>
-        <w:numPr>
-          <w:ilvl w:val="1"/>
-          <w:numId w:val="3"/>
-        </w:numPr>
-      </w:pPr>
-    </w:p>
-    <w:p>
-      <w:pPr>
-        <w:pStyle w:val="ListParagraph"/>
+        <w:pStyle w:val="Paragraphedeliste"/>
+        <w:numPr>
+          <w:ilvl w:val="1"/>
+          <w:numId w:val="3"/>
+        </w:numPr>
+      </w:pPr>
+    </w:p>
+    <w:p>
+      <w:pPr>
+        <w:pStyle w:val="Paragraphedeliste"/>
         <w:numPr>
           <w:ilvl w:val="0"/>
           <w:numId w:val="3"/>
@@ -3330,16 +3266,16 @@
     </w:p>
     <w:p>
       <w:pPr>
-        <w:pStyle w:val="ListParagraph"/>
-        <w:numPr>
-          <w:ilvl w:val="1"/>
-          <w:numId w:val="3"/>
-        </w:numPr>
-      </w:pPr>
-    </w:p>
-    <w:p>
-      <w:pPr>
-        <w:pStyle w:val="ListParagraph"/>
+        <w:pStyle w:val="Paragraphedeliste"/>
+        <w:numPr>
+          <w:ilvl w:val="1"/>
+          <w:numId w:val="3"/>
+        </w:numPr>
+      </w:pPr>
+    </w:p>
+    <w:p>
+      <w:pPr>
+        <w:pStyle w:val="Paragraphedeliste"/>
         <w:numPr>
           <w:ilvl w:val="0"/>
           <w:numId w:val="3"/>
@@ -3387,16 +3323,16 @@
     </w:p>
     <w:p>
       <w:pPr>
-        <w:pStyle w:val="ListParagraph"/>
-        <w:numPr>
-          <w:ilvl w:val="1"/>
-          <w:numId w:val="3"/>
-        </w:numPr>
-      </w:pPr>
-    </w:p>
-    <w:p>
-      <w:pPr>
-        <w:pStyle w:val="ListParagraph"/>
+        <w:pStyle w:val="Paragraphedeliste"/>
+        <w:numPr>
+          <w:ilvl w:val="1"/>
+          <w:numId w:val="3"/>
+        </w:numPr>
+      </w:pPr>
+    </w:p>
+    <w:p>
+      <w:pPr>
+        <w:pStyle w:val="Paragraphedeliste"/>
         <w:numPr>
           <w:ilvl w:val="0"/>
           <w:numId w:val="3"/>
@@ -3422,16 +3358,16 @@
     </w:p>
     <w:p>
       <w:pPr>
-        <w:pStyle w:val="ListParagraph"/>
-        <w:numPr>
-          <w:ilvl w:val="1"/>
-          <w:numId w:val="3"/>
-        </w:numPr>
-      </w:pPr>
-    </w:p>
-    <w:p>
-      <w:pPr>
-        <w:pStyle w:val="ListParagraph"/>
+        <w:pStyle w:val="Paragraphedeliste"/>
+        <w:numPr>
+          <w:ilvl w:val="1"/>
+          <w:numId w:val="3"/>
+        </w:numPr>
+      </w:pPr>
+    </w:p>
+    <w:p>
+      <w:pPr>
+        <w:pStyle w:val="Paragraphedeliste"/>
         <w:numPr>
           <w:ilvl w:val="0"/>
           <w:numId w:val="3"/>
@@ -3457,16 +3393,16 @@
     </w:p>
     <w:p>
       <w:pPr>
-        <w:pStyle w:val="ListParagraph"/>
-        <w:numPr>
-          <w:ilvl w:val="1"/>
-          <w:numId w:val="3"/>
-        </w:numPr>
-      </w:pPr>
-    </w:p>
-    <w:p>
-      <w:pPr>
-        <w:pStyle w:val="ListParagraph"/>
+        <w:pStyle w:val="Paragraphedeliste"/>
+        <w:numPr>
+          <w:ilvl w:val="1"/>
+          <w:numId w:val="3"/>
+        </w:numPr>
+      </w:pPr>
+    </w:p>
+    <w:p>
+      <w:pPr>
+        <w:pStyle w:val="Paragraphedeliste"/>
         <w:numPr>
           <w:ilvl w:val="0"/>
           <w:numId w:val="3"/>
@@ -3514,16 +3450,16 @@
     </w:p>
     <w:p>
       <w:pPr>
-        <w:pStyle w:val="ListParagraph"/>
-        <w:numPr>
-          <w:ilvl w:val="1"/>
-          <w:numId w:val="3"/>
-        </w:numPr>
-      </w:pPr>
-    </w:p>
-    <w:p>
-      <w:pPr>
-        <w:pStyle w:val="ListParagraph"/>
+        <w:pStyle w:val="Paragraphedeliste"/>
+        <w:numPr>
+          <w:ilvl w:val="1"/>
+          <w:numId w:val="3"/>
+        </w:numPr>
+      </w:pPr>
+    </w:p>
+    <w:p>
+      <w:pPr>
+        <w:pStyle w:val="Paragraphedeliste"/>
         <w:numPr>
           <w:ilvl w:val="0"/>
           <w:numId w:val="3"/>
@@ -3549,16 +3485,16 @@
     </w:p>
     <w:p>
       <w:pPr>
-        <w:pStyle w:val="ListParagraph"/>
-        <w:numPr>
-          <w:ilvl w:val="1"/>
-          <w:numId w:val="3"/>
-        </w:numPr>
-      </w:pPr>
-    </w:p>
-    <w:p>
-      <w:pPr>
-        <w:pStyle w:val="ListParagraph"/>
+        <w:pStyle w:val="Paragraphedeliste"/>
+        <w:numPr>
+          <w:ilvl w:val="1"/>
+          <w:numId w:val="3"/>
+        </w:numPr>
+      </w:pPr>
+    </w:p>
+    <w:p>
+      <w:pPr>
+        <w:pStyle w:val="Paragraphedeliste"/>
         <w:numPr>
           <w:ilvl w:val="0"/>
           <w:numId w:val="3"/>
@@ -3585,16 +3521,16 @@
     </w:p>
     <w:p>
       <w:pPr>
-        <w:pStyle w:val="ListParagraph"/>
-        <w:numPr>
-          <w:ilvl w:val="1"/>
-          <w:numId w:val="3"/>
-        </w:numPr>
-      </w:pPr>
-    </w:p>
-    <w:p>
-      <w:pPr>
-        <w:pStyle w:val="ListParagraph"/>
+        <w:pStyle w:val="Paragraphedeliste"/>
+        <w:numPr>
+          <w:ilvl w:val="1"/>
+          <w:numId w:val="3"/>
+        </w:numPr>
+      </w:pPr>
+    </w:p>
+    <w:p>
+      <w:pPr>
+        <w:pStyle w:val="Paragraphedeliste"/>
         <w:numPr>
           <w:ilvl w:val="0"/>
           <w:numId w:val="3"/>
@@ -3620,16 +3556,16 @@
     </w:p>
     <w:p>
       <w:pPr>
-        <w:pStyle w:val="ListParagraph"/>
-        <w:numPr>
-          <w:ilvl w:val="1"/>
-          <w:numId w:val="3"/>
-        </w:numPr>
-      </w:pPr>
-    </w:p>
-    <w:p>
-      <w:pPr>
-        <w:pStyle w:val="ListParagraph"/>
+        <w:pStyle w:val="Paragraphedeliste"/>
+        <w:numPr>
+          <w:ilvl w:val="1"/>
+          <w:numId w:val="3"/>
+        </w:numPr>
+      </w:pPr>
+    </w:p>
+    <w:p>
+      <w:pPr>
+        <w:pStyle w:val="Paragraphedeliste"/>
         <w:numPr>
           <w:ilvl w:val="0"/>
           <w:numId w:val="3"/>
@@ -3655,16 +3591,16 @@
     </w:p>
     <w:p>
       <w:pPr>
-        <w:pStyle w:val="ListParagraph"/>
-        <w:numPr>
-          <w:ilvl w:val="1"/>
-          <w:numId w:val="3"/>
-        </w:numPr>
-      </w:pPr>
-    </w:p>
-    <w:p>
-      <w:pPr>
-        <w:pStyle w:val="ListParagraph"/>
+        <w:pStyle w:val="Paragraphedeliste"/>
+        <w:numPr>
+          <w:ilvl w:val="1"/>
+          <w:numId w:val="3"/>
+        </w:numPr>
+      </w:pPr>
+    </w:p>
+    <w:p>
+      <w:pPr>
+        <w:pStyle w:val="Paragraphedeliste"/>
         <w:numPr>
           <w:ilvl w:val="0"/>
           <w:numId w:val="3"/>
@@ -3690,16 +3626,16 @@
     </w:p>
     <w:p>
       <w:pPr>
-        <w:pStyle w:val="ListParagraph"/>
-        <w:numPr>
-          <w:ilvl w:val="1"/>
-          <w:numId w:val="3"/>
-        </w:numPr>
-      </w:pPr>
-    </w:p>
-    <w:p>
-      <w:pPr>
-        <w:pStyle w:val="ListParagraph"/>
+        <w:pStyle w:val="Paragraphedeliste"/>
+        <w:numPr>
+          <w:ilvl w:val="1"/>
+          <w:numId w:val="3"/>
+        </w:numPr>
+      </w:pPr>
+    </w:p>
+    <w:p>
+      <w:pPr>
+        <w:pStyle w:val="Paragraphedeliste"/>
         <w:numPr>
           <w:ilvl w:val="0"/>
           <w:numId w:val="3"/>
@@ -3725,16 +3661,16 @@
     </w:p>
     <w:p>
       <w:pPr>
-        <w:pStyle w:val="ListParagraph"/>
-        <w:numPr>
-          <w:ilvl w:val="1"/>
-          <w:numId w:val="3"/>
-        </w:numPr>
-      </w:pPr>
-    </w:p>
-    <w:p>
-      <w:pPr>
-        <w:pStyle w:val="ListParagraph"/>
+        <w:pStyle w:val="Paragraphedeliste"/>
+        <w:numPr>
+          <w:ilvl w:val="1"/>
+          <w:numId w:val="3"/>
+        </w:numPr>
+      </w:pPr>
+    </w:p>
+    <w:p>
+      <w:pPr>
+        <w:pStyle w:val="Paragraphedeliste"/>
         <w:numPr>
           <w:ilvl w:val="0"/>
           <w:numId w:val="3"/>
@@ -3760,16 +3696,16 @@
     </w:p>
     <w:p>
       <w:pPr>
-        <w:pStyle w:val="ListParagraph"/>
-        <w:numPr>
-          <w:ilvl w:val="1"/>
-          <w:numId w:val="3"/>
-        </w:numPr>
-      </w:pPr>
-    </w:p>
-    <w:p>
-      <w:pPr>
-        <w:pStyle w:val="ListParagraph"/>
+        <w:pStyle w:val="Paragraphedeliste"/>
+        <w:numPr>
+          <w:ilvl w:val="1"/>
+          <w:numId w:val="3"/>
+        </w:numPr>
+      </w:pPr>
+    </w:p>
+    <w:p>
+      <w:pPr>
+        <w:pStyle w:val="Paragraphedeliste"/>
         <w:numPr>
           <w:ilvl w:val="0"/>
           <w:numId w:val="3"/>
@@ -3795,16 +3731,16 @@
     </w:p>
     <w:p>
       <w:pPr>
-        <w:pStyle w:val="ListParagraph"/>
-        <w:numPr>
-          <w:ilvl w:val="1"/>
-          <w:numId w:val="3"/>
-        </w:numPr>
-      </w:pPr>
-    </w:p>
-    <w:p>
-      <w:pPr>
-        <w:pStyle w:val="ListParagraph"/>
+        <w:pStyle w:val="Paragraphedeliste"/>
+        <w:numPr>
+          <w:ilvl w:val="1"/>
+          <w:numId w:val="3"/>
+        </w:numPr>
+      </w:pPr>
+    </w:p>
+    <w:p>
+      <w:pPr>
+        <w:pStyle w:val="Paragraphedeliste"/>
         <w:numPr>
           <w:ilvl w:val="0"/>
           <w:numId w:val="3"/>
@@ -3830,16 +3766,16 @@
     </w:p>
     <w:p>
       <w:pPr>
-        <w:pStyle w:val="ListParagraph"/>
-        <w:numPr>
-          <w:ilvl w:val="1"/>
-          <w:numId w:val="3"/>
-        </w:numPr>
-      </w:pPr>
-    </w:p>
-    <w:p>
-      <w:pPr>
-        <w:pStyle w:val="ListParagraph"/>
+        <w:pStyle w:val="Paragraphedeliste"/>
+        <w:numPr>
+          <w:ilvl w:val="1"/>
+          <w:numId w:val="3"/>
+        </w:numPr>
+      </w:pPr>
+    </w:p>
+    <w:p>
+      <w:pPr>
+        <w:pStyle w:val="Paragraphedeliste"/>
         <w:numPr>
           <w:ilvl w:val="0"/>
           <w:numId w:val="3"/>
@@ -3865,16 +3801,16 @@
     </w:p>
     <w:p>
       <w:pPr>
-        <w:pStyle w:val="ListParagraph"/>
-        <w:numPr>
-          <w:ilvl w:val="1"/>
-          <w:numId w:val="3"/>
-        </w:numPr>
-      </w:pPr>
-    </w:p>
-    <w:p>
-      <w:pPr>
-        <w:pStyle w:val="ListParagraph"/>
+        <w:pStyle w:val="Paragraphedeliste"/>
+        <w:numPr>
+          <w:ilvl w:val="1"/>
+          <w:numId w:val="3"/>
+        </w:numPr>
+      </w:pPr>
+    </w:p>
+    <w:p>
+      <w:pPr>
+        <w:pStyle w:val="Paragraphedeliste"/>
         <w:numPr>
           <w:ilvl w:val="0"/>
           <w:numId w:val="3"/>
@@ -3900,7 +3836,7 @@
     </w:p>
     <w:p>
       <w:pPr>
-        <w:pStyle w:val="ListParagraph"/>
+        <w:pStyle w:val="Paragraphedeliste"/>
         <w:numPr>
           <w:ilvl w:val="1"/>
           <w:numId w:val="3"/>
@@ -3929,7 +3865,7 @@
 </file>
 
 <file path=word/numbering.xml><?xml version="1.0" encoding="utf-8"?>
-<w:numbering xmlns:wpc="http://schemas.microsoft.com/office/word/2010/wordprocessingCanvas" xmlns:cx="http://schemas.microsoft.com/office/drawing/2014/chartex" xmlns:cx1="http://schemas.microsoft.com/office/drawing/2015/9/8/chartex" xmlns:cx2="http://schemas.microsoft.com/office/drawing/2015/10/21/chartex" xmlns:cx3="http://schemas.microsoft.com/office/drawing/2016/5/9/chartex" xmlns:cx4="http://schemas.microsoft.com/office/drawing/2016/5/10/chartex" xmlns:cx5="http://schemas.microsoft.com/office/drawing/2016/5/11/chartex" xmlns:cx6="http://schemas.microsoft.com/office/drawing/2016/5/12/chartex" xmlns:cx7="http://schemas.microsoft.com/office/drawing/2016/5/13/chartex" xmlns:cx8="http://schemas.microsoft.com/office/drawing/2016/5/14/chartex" xmlns:mc="http://schemas.openxmlformats.org/markup-compatibility/2006" xmlns:aink="http://schemas.microsoft.com/office/drawing/2016/ink" xmlns:am3d="http://schemas.microsoft.com/office/drawing/2017/model3d" xmlns:o="urn:schemas-microsoft-com:office:office" xmlns:oel="http://schemas.microsoft.com/office/2019/extlst" xmlns:r="http://schemas.openxmlformats.org/officeDocument/2006/relationships" xmlns:m="http://schemas.openxmlformats.org/officeDocument/2006/math" xmlns:v="urn:schemas-microsoft-com:vml" xmlns:wp14="http://schemas.microsoft.com/office/word/2010/wordprocessingDrawing" xmlns:wp="http://schemas.openxmlformats.org/drawingml/2006/wordprocessingDrawing" xmlns:w10="urn:schemas-microsoft-com:office:word" xmlns:w="http://schemas.openxmlformats.org/wordprocessingml/2006/main" xmlns:w14="http://schemas.microsoft.com/office/word/2010/wordml" xmlns:w15="http://schemas.microsoft.com/office/word/2012/wordml" xmlns:w16cex="http://schemas.microsoft.com/office/word/2018/wordml/cex" xmlns:w16cid="http://schemas.microsoft.com/office/word/2016/wordml/cid" xmlns:w16="http://schemas.microsoft.com/office/word/2018/wordml" xmlns:w16du="http://schemas.microsoft.com/office/word/2023/wordml/word16du" xmlns:w16sdtdh="http://schemas.microsoft.com/office/word/2020/wordml/sdtdatahash" xmlns:w16sdtfl="http://schemas.microsoft.com/office/word/2024/wordml/sdtformatlock" xmlns:w16se="http://schemas.microsoft.com/office/word/2015/wordml/symex" xmlns:wpg="http://schemas.microsoft.com/office/word/2010/wordprocessingGroup" xmlns:wpi="http://schemas.microsoft.com/office/word/2010/wordprocessingInk" xmlns:wne="http://schemas.microsoft.com/office/word/2006/wordml" xmlns:wps="http://schemas.microsoft.com/office/word/2010/wordprocessingShape" mc:Ignorable="w14 w15 w16se w16cid w16 w16cex w16sdtdh w16sdtfl w16du wp14">
+<w:numbering xmlns:wpc="http://schemas.microsoft.com/office/word/2010/wordprocessingCanvas" xmlns:cx="http://schemas.microsoft.com/office/drawing/2014/chartex" xmlns:cx1="http://schemas.microsoft.com/office/drawing/2015/9/8/chartex" xmlns:cx2="http://schemas.microsoft.com/office/drawing/2015/10/21/chartex" xmlns:cx3="http://schemas.microsoft.com/office/drawing/2016/5/9/chartex" xmlns:cx4="http://schemas.microsoft.com/office/drawing/2016/5/10/chartex" xmlns:cx5="http://schemas.microsoft.com/office/drawing/2016/5/11/chartex" xmlns:cx6="http://schemas.microsoft.com/office/drawing/2016/5/12/chartex" xmlns:cx7="http://schemas.microsoft.com/office/drawing/2016/5/13/chartex" xmlns:cx8="http://schemas.microsoft.com/office/drawing/2016/5/14/chartex" xmlns:mc="http://schemas.openxmlformats.org/markup-compatibility/2006" xmlns:aink="http://schemas.microsoft.com/office/drawing/2016/ink" xmlns:am3d="http://schemas.microsoft.com/office/drawing/2017/model3d" xmlns:o="urn:schemas-microsoft-com:office:office" xmlns:r="http://schemas.openxmlformats.org/officeDocument/2006/relationships" xmlns:m="http://schemas.openxmlformats.org/officeDocument/2006/math" xmlns:v="urn:schemas-microsoft-com:vml" xmlns:wp14="http://schemas.microsoft.com/office/word/2010/wordprocessingDrawing" xmlns:wp="http://schemas.openxmlformats.org/drawingml/2006/wordprocessingDrawing" xmlns:w10="urn:schemas-microsoft-com:office:word" xmlns:w="http://schemas.openxmlformats.org/wordprocessingml/2006/main" xmlns:w14="http://schemas.microsoft.com/office/word/2010/wordml" xmlns:w15="http://schemas.microsoft.com/office/word/2012/wordml" xmlns:w16cid="http://schemas.microsoft.com/office/word/2016/wordml/cid" xmlns:w16se="http://schemas.microsoft.com/office/word/2015/wordml/symex" xmlns:wpg="http://schemas.microsoft.com/office/word/2010/wordprocessingGroup" xmlns:wpi="http://schemas.microsoft.com/office/word/2010/wordprocessingInk" xmlns:wne="http://schemas.microsoft.com/office/word/2006/wordml" xmlns:wps="http://schemas.microsoft.com/office/word/2010/wordprocessingShape" mc:Ignorable="w14 w15 w16se w16cid wp14">
   <w:abstractNum w:abstractNumId="0" w15:restartNumberingAfterBreak="0">
     <w:nsid w:val="049325C4"/>
     <w:multiLevelType w:val="multilevel"/>
@@ -4963,35 +4899,35 @@
       </w:pPr>
     </w:lvl>
   </w:abstractNum>
-  <w:num w:numId="1" w16cid:durableId="177739004">
+  <w:num w:numId="1">
     <w:abstractNumId w:val="4"/>
   </w:num>
-  <w:num w:numId="2" w16cid:durableId="344286350">
+  <w:num w:numId="2">
     <w:abstractNumId w:val="0"/>
   </w:num>
-  <w:num w:numId="3" w16cid:durableId="2127918914">
+  <w:num w:numId="3">
     <w:abstractNumId w:val="3"/>
   </w:num>
-  <w:num w:numId="4" w16cid:durableId="259410561">
+  <w:num w:numId="4">
     <w:abstractNumId w:val="5"/>
   </w:num>
-  <w:num w:numId="5" w16cid:durableId="988939940">
+  <w:num w:numId="5">
     <w:abstractNumId w:val="2"/>
   </w:num>
-  <w:num w:numId="6" w16cid:durableId="582683409">
+  <w:num w:numId="6">
     <w:abstractNumId w:val="1"/>
   </w:num>
-  <w:num w:numId="7" w16cid:durableId="1233615615">
+  <w:num w:numId="7">
     <w:abstractNumId w:val="6"/>
   </w:num>
-  <w:num w:numId="8" w16cid:durableId="849951773">
+  <w:num w:numId="8">
     <w:abstractNumId w:val="7"/>
   </w:num>
 </w:numbering>
 </file>
 
 <file path=word/styles.xml><?xml version="1.0" encoding="utf-8"?>
-<w:styles xmlns:mc="http://schemas.openxmlformats.org/markup-compatibility/2006" xmlns:r="http://schemas.openxmlformats.org/officeDocument/2006/relationships" xmlns:w="http://schemas.openxmlformats.org/wordprocessingml/2006/main" xmlns:w14="http://schemas.microsoft.com/office/word/2010/wordml" xmlns:w15="http://schemas.microsoft.com/office/word/2012/wordml" xmlns:w16cex="http://schemas.microsoft.com/office/word/2018/wordml/cex" xmlns:w16cid="http://schemas.microsoft.com/office/word/2016/wordml/cid" xmlns:w16="http://schemas.microsoft.com/office/word/2018/wordml" xmlns:w16du="http://schemas.microsoft.com/office/word/2023/wordml/word16du" xmlns:w16sdtdh="http://schemas.microsoft.com/office/word/2020/wordml/sdtdatahash" xmlns:w16sdtfl="http://schemas.microsoft.com/office/word/2024/wordml/sdtformatlock" xmlns:w16se="http://schemas.microsoft.com/office/word/2015/wordml/symex" mc:Ignorable="w14 w15 w16se w16cid w16 w16cex w16sdtdh w16sdtfl w16du">
+<w:styles xmlns:mc="http://schemas.openxmlformats.org/markup-compatibility/2006" xmlns:r="http://schemas.openxmlformats.org/officeDocument/2006/relationships" xmlns:w="http://schemas.openxmlformats.org/wordprocessingml/2006/main" xmlns:w14="http://schemas.microsoft.com/office/word/2010/wordml" xmlns:w15="http://schemas.microsoft.com/office/word/2012/wordml" xmlns:w16cid="http://schemas.microsoft.com/office/word/2016/wordml/cid" xmlns:w16se="http://schemas.microsoft.com/office/word/2015/wordml/symex" mc:Ignorable="w14 w15 w16se w16cid">
   <w:docDefaults>
     <w:rPrDefault>
       <w:rPr>
@@ -5391,11 +5327,11 @@
     <w:name w:val="Normal"/>
     <w:qFormat/>
   </w:style>
-  <w:style w:type="paragraph" w:styleId="Heading1">
+  <w:style w:type="paragraph" w:styleId="Titre1">
     <w:name w:val="heading 1"/>
     <w:basedOn w:val="Normal"/>
     <w:next w:val="Normal"/>
-    <w:link w:val="Heading1Char"/>
+    <w:link w:val="Titre1Car"/>
     <w:uiPriority w:val="9"/>
     <w:qFormat/>
     <w:rsid w:val="001E4A79"/>
@@ -5412,11 +5348,11 @@
       <w:szCs w:val="40"/>
     </w:rPr>
   </w:style>
-  <w:style w:type="paragraph" w:styleId="Heading2">
+  <w:style w:type="paragraph" w:styleId="Titre2">
     <w:name w:val="heading 2"/>
     <w:basedOn w:val="Normal"/>
     <w:next w:val="Normal"/>
-    <w:link w:val="Heading2Char"/>
+    <w:link w:val="Titre2Car"/>
     <w:uiPriority w:val="9"/>
     <w:semiHidden/>
     <w:unhideWhenUsed/>
@@ -5435,11 +5371,11 @@
       <w:szCs w:val="32"/>
     </w:rPr>
   </w:style>
-  <w:style w:type="paragraph" w:styleId="Heading3">
+  <w:style w:type="paragraph" w:styleId="Titre3">
     <w:name w:val="heading 3"/>
     <w:basedOn w:val="Normal"/>
     <w:next w:val="Normal"/>
-    <w:link w:val="Heading3Char"/>
+    <w:link w:val="Titre3Car"/>
     <w:uiPriority w:val="9"/>
     <w:semiHidden/>
     <w:unhideWhenUsed/>
@@ -5458,11 +5394,11 @@
       <w:szCs w:val="28"/>
     </w:rPr>
   </w:style>
-  <w:style w:type="paragraph" w:styleId="Heading4">
+  <w:style w:type="paragraph" w:styleId="Titre4">
     <w:name w:val="heading 4"/>
     <w:basedOn w:val="Normal"/>
     <w:next w:val="Normal"/>
-    <w:link w:val="Heading4Char"/>
+    <w:link w:val="Titre4Car"/>
     <w:uiPriority w:val="9"/>
     <w:semiHidden/>
     <w:unhideWhenUsed/>
@@ -5481,11 +5417,11 @@
       <w:color w:val="2F5496" w:themeColor="accent1" w:themeShade="BF"/>
     </w:rPr>
   </w:style>
-  <w:style w:type="paragraph" w:styleId="Heading5">
+  <w:style w:type="paragraph" w:styleId="Titre5">
     <w:name w:val="heading 5"/>
     <w:basedOn w:val="Normal"/>
     <w:next w:val="Normal"/>
-    <w:link w:val="Heading5Char"/>
+    <w:link w:val="Titre5Car"/>
     <w:uiPriority w:val="9"/>
     <w:semiHidden/>
     <w:unhideWhenUsed/>
@@ -5502,11 +5438,11 @@
       <w:color w:val="2F5496" w:themeColor="accent1" w:themeShade="BF"/>
     </w:rPr>
   </w:style>
-  <w:style w:type="paragraph" w:styleId="Heading6">
+  <w:style w:type="paragraph" w:styleId="Titre6">
     <w:name w:val="heading 6"/>
     <w:basedOn w:val="Normal"/>
     <w:next w:val="Normal"/>
-    <w:link w:val="Heading6Char"/>
+    <w:link w:val="Titre6Car"/>
     <w:uiPriority w:val="9"/>
     <w:semiHidden/>
     <w:unhideWhenUsed/>
@@ -5525,11 +5461,11 @@
       <w:color w:val="595959" w:themeColor="text1" w:themeTint="A6"/>
     </w:rPr>
   </w:style>
-  <w:style w:type="paragraph" w:styleId="Heading7">
+  <w:style w:type="paragraph" w:styleId="Titre7">
     <w:name w:val="heading 7"/>
     <w:basedOn w:val="Normal"/>
     <w:next w:val="Normal"/>
-    <w:link w:val="Heading7Char"/>
+    <w:link w:val="Titre7Car"/>
     <w:uiPriority w:val="9"/>
     <w:semiHidden/>
     <w:unhideWhenUsed/>
@@ -5546,11 +5482,11 @@
       <w:color w:val="595959" w:themeColor="text1" w:themeTint="A6"/>
     </w:rPr>
   </w:style>
-  <w:style w:type="paragraph" w:styleId="Heading8">
+  <w:style w:type="paragraph" w:styleId="Titre8">
     <w:name w:val="heading 8"/>
     <w:basedOn w:val="Normal"/>
     <w:next w:val="Normal"/>
-    <w:link w:val="Heading8Char"/>
+    <w:link w:val="Titre8Car"/>
     <w:uiPriority w:val="9"/>
     <w:semiHidden/>
     <w:unhideWhenUsed/>
@@ -5569,11 +5505,11 @@
       <w:color w:val="272727" w:themeColor="text1" w:themeTint="D8"/>
     </w:rPr>
   </w:style>
-  <w:style w:type="paragraph" w:styleId="Heading9">
+  <w:style w:type="paragraph" w:styleId="Titre9">
     <w:name w:val="heading 9"/>
     <w:basedOn w:val="Normal"/>
     <w:next w:val="Normal"/>
-    <w:link w:val="Heading9Char"/>
+    <w:link w:val="Titre9Car"/>
     <w:uiPriority w:val="9"/>
     <w:semiHidden/>
     <w:unhideWhenUsed/>
@@ -5590,13 +5526,13 @@
       <w:color w:val="272727" w:themeColor="text1" w:themeTint="D8"/>
     </w:rPr>
   </w:style>
-  <w:style w:type="character" w:default="1" w:styleId="DefaultParagraphFont">
+  <w:style w:type="character" w:default="1" w:styleId="Policepardfaut">
     <w:name w:val="Default Paragraph Font"/>
     <w:uiPriority w:val="1"/>
     <w:semiHidden/>
     <w:unhideWhenUsed/>
   </w:style>
-  <w:style w:type="table" w:default="1" w:styleId="TableNormal">
+  <w:style w:type="table" w:default="1" w:styleId="TableauNormal">
     <w:name w:val="Normal Table"/>
     <w:uiPriority w:val="99"/>
     <w:semiHidden/>
@@ -5611,16 +5547,16 @@
       </w:tblCellMar>
     </w:tblPr>
   </w:style>
-  <w:style w:type="numbering" w:default="1" w:styleId="NoList">
+  <w:style w:type="numbering" w:default="1" w:styleId="Aucuneliste">
     <w:name w:val="No List"/>
     <w:uiPriority w:val="99"/>
     <w:semiHidden/>
     <w:unhideWhenUsed/>
   </w:style>
-  <w:style w:type="character" w:customStyle="1" w:styleId="Heading1Char">
-    <w:name w:val="Heading 1 Char"/>
-    <w:basedOn w:val="DefaultParagraphFont"/>
-    <w:link w:val="Heading1"/>
+  <w:style w:type="character" w:customStyle="1" w:styleId="Titre1Car">
+    <w:name w:val="Titre 1 Car"/>
+    <w:basedOn w:val="Policepardfaut"/>
+    <w:link w:val="Titre1"/>
     <w:uiPriority w:val="9"/>
     <w:rsid w:val="001E4A79"/>
     <w:rPr>
@@ -5630,10 +5566,10 @@
       <w:szCs w:val="40"/>
     </w:rPr>
   </w:style>
-  <w:style w:type="character" w:customStyle="1" w:styleId="Heading2Char">
-    <w:name w:val="Heading 2 Char"/>
-    <w:basedOn w:val="DefaultParagraphFont"/>
-    <w:link w:val="Heading2"/>
+  <w:style w:type="character" w:customStyle="1" w:styleId="Titre2Car">
+    <w:name w:val="Titre 2 Car"/>
+    <w:basedOn w:val="Policepardfaut"/>
+    <w:link w:val="Titre2"/>
     <w:uiPriority w:val="9"/>
     <w:semiHidden/>
     <w:rsid w:val="001E4A79"/>
@@ -5644,10 +5580,10 @@
       <w:szCs w:val="32"/>
     </w:rPr>
   </w:style>
-  <w:style w:type="character" w:customStyle="1" w:styleId="Heading3Char">
-    <w:name w:val="Heading 3 Char"/>
-    <w:basedOn w:val="DefaultParagraphFont"/>
-    <w:link w:val="Heading3"/>
+  <w:style w:type="character" w:customStyle="1" w:styleId="Titre3Car">
+    <w:name w:val="Titre 3 Car"/>
+    <w:basedOn w:val="Policepardfaut"/>
+    <w:link w:val="Titre3"/>
     <w:uiPriority w:val="9"/>
     <w:semiHidden/>
     <w:rsid w:val="001E4A79"/>
@@ -5658,10 +5594,10 @@
       <w:szCs w:val="28"/>
     </w:rPr>
   </w:style>
-  <w:style w:type="character" w:customStyle="1" w:styleId="Heading4Char">
-    <w:name w:val="Heading 4 Char"/>
-    <w:basedOn w:val="DefaultParagraphFont"/>
-    <w:link w:val="Heading4"/>
+  <w:style w:type="character" w:customStyle="1" w:styleId="Titre4Car">
+    <w:name w:val="Titre 4 Car"/>
+    <w:basedOn w:val="Policepardfaut"/>
+    <w:link w:val="Titre4"/>
     <w:uiPriority w:val="9"/>
     <w:semiHidden/>
     <w:rsid w:val="001E4A79"/>
@@ -5672,10 +5608,10 @@
       <w:color w:val="2F5496" w:themeColor="accent1" w:themeShade="BF"/>
     </w:rPr>
   </w:style>
-  <w:style w:type="character" w:customStyle="1" w:styleId="Heading5Char">
-    <w:name w:val="Heading 5 Char"/>
-    <w:basedOn w:val="DefaultParagraphFont"/>
-    <w:link w:val="Heading5"/>
+  <w:style w:type="character" w:customStyle="1" w:styleId="Titre5Car">
+    <w:name w:val="Titre 5 Car"/>
+    <w:basedOn w:val="Policepardfaut"/>
+    <w:link w:val="Titre5"/>
     <w:uiPriority w:val="9"/>
     <w:semiHidden/>
     <w:rsid w:val="001E4A79"/>
@@ -5684,10 +5620,10 @@
       <w:color w:val="2F5496" w:themeColor="accent1" w:themeShade="BF"/>
     </w:rPr>
   </w:style>
-  <w:style w:type="character" w:customStyle="1" w:styleId="Heading6Char">
-    <w:name w:val="Heading 6 Char"/>
-    <w:basedOn w:val="DefaultParagraphFont"/>
-    <w:link w:val="Heading6"/>
+  <w:style w:type="character" w:customStyle="1" w:styleId="Titre6Car">
+    <w:name w:val="Titre 6 Car"/>
+    <w:basedOn w:val="Policepardfaut"/>
+    <w:link w:val="Titre6"/>
     <w:uiPriority w:val="9"/>
     <w:semiHidden/>
     <w:rsid w:val="001E4A79"/>
@@ -5698,10 +5634,10 @@
       <w:color w:val="595959" w:themeColor="text1" w:themeTint="A6"/>
     </w:rPr>
   </w:style>
-  <w:style w:type="character" w:customStyle="1" w:styleId="Heading7Char">
-    <w:name w:val="Heading 7 Char"/>
-    <w:basedOn w:val="DefaultParagraphFont"/>
-    <w:link w:val="Heading7"/>
+  <w:style w:type="character" w:customStyle="1" w:styleId="Titre7Car">
+    <w:name w:val="Titre 7 Car"/>
+    <w:basedOn w:val="Policepardfaut"/>
+    <w:link w:val="Titre7"/>
     <w:uiPriority w:val="9"/>
     <w:semiHidden/>
     <w:rsid w:val="001E4A79"/>
@@ -5710,10 +5646,10 @@
       <w:color w:val="595959" w:themeColor="text1" w:themeTint="A6"/>
     </w:rPr>
   </w:style>
-  <w:style w:type="character" w:customStyle="1" w:styleId="Heading8Char">
-    <w:name w:val="Heading 8 Char"/>
-    <w:basedOn w:val="DefaultParagraphFont"/>
-    <w:link w:val="Heading8"/>
+  <w:style w:type="character" w:customStyle="1" w:styleId="Titre8Car">
+    <w:name w:val="Titre 8 Car"/>
+    <w:basedOn w:val="Policepardfaut"/>
+    <w:link w:val="Titre8"/>
     <w:uiPriority w:val="9"/>
     <w:semiHidden/>
     <w:rsid w:val="001E4A79"/>
@@ -5724,10 +5660,10 @@
       <w:color w:val="272727" w:themeColor="text1" w:themeTint="D8"/>
     </w:rPr>
   </w:style>
-  <w:style w:type="character" w:customStyle="1" w:styleId="Heading9Char">
-    <w:name w:val="Heading 9 Char"/>
-    <w:basedOn w:val="DefaultParagraphFont"/>
-    <w:link w:val="Heading9"/>
+  <w:style w:type="character" w:customStyle="1" w:styleId="Titre9Car">
+    <w:name w:val="Titre 9 Car"/>
+    <w:basedOn w:val="Policepardfaut"/>
+    <w:link w:val="Titre9"/>
     <w:uiPriority w:val="9"/>
     <w:semiHidden/>
     <w:rsid w:val="001E4A79"/>
@@ -5736,11 +5672,11 @@
       <w:color w:val="272727" w:themeColor="text1" w:themeTint="D8"/>
     </w:rPr>
   </w:style>
-  <w:style w:type="paragraph" w:styleId="Title">
+  <w:style w:type="paragraph" w:styleId="Titre">
     <w:name w:val="Title"/>
     <w:basedOn w:val="Normal"/>
     <w:next w:val="Normal"/>
-    <w:link w:val="TitleChar"/>
+    <w:link w:val="TitreCar"/>
     <w:uiPriority w:val="10"/>
     <w:qFormat/>
     <w:rsid w:val="001E4A79"/>
@@ -5756,10 +5692,10 @@
       <w:szCs w:val="56"/>
     </w:rPr>
   </w:style>
-  <w:style w:type="character" w:customStyle="1" w:styleId="TitleChar">
-    <w:name w:val="Title Char"/>
-    <w:basedOn w:val="DefaultParagraphFont"/>
-    <w:link w:val="Title"/>
+  <w:style w:type="character" w:customStyle="1" w:styleId="TitreCar">
+    <w:name w:val="Titre Car"/>
+    <w:basedOn w:val="Policepardfaut"/>
+    <w:link w:val="Titre"/>
     <w:uiPriority w:val="10"/>
     <w:rsid w:val="001E4A79"/>
     <w:rPr>
@@ -5770,11 +5706,11 @@
       <w:szCs w:val="56"/>
     </w:rPr>
   </w:style>
-  <w:style w:type="paragraph" w:styleId="Subtitle">
+  <w:style w:type="paragraph" w:styleId="Sous-titre">
     <w:name w:val="Subtitle"/>
     <w:basedOn w:val="Normal"/>
     <w:next w:val="Normal"/>
-    <w:link w:val="SubtitleChar"/>
+    <w:link w:val="Sous-titreCar"/>
     <w:uiPriority w:val="11"/>
     <w:qFormat/>
     <w:rsid w:val="001E4A79"/>
@@ -5791,10 +5727,10 @@
       <w:szCs w:val="28"/>
     </w:rPr>
   </w:style>
-  <w:style w:type="character" w:customStyle="1" w:styleId="SubtitleChar">
-    <w:name w:val="Subtitle Char"/>
-    <w:basedOn w:val="DefaultParagraphFont"/>
-    <w:link w:val="Subtitle"/>
+  <w:style w:type="character" w:customStyle="1" w:styleId="Sous-titreCar">
+    <w:name w:val="Sous-titre Car"/>
+    <w:basedOn w:val="Policepardfaut"/>
+    <w:link w:val="Sous-titre"/>
     <w:uiPriority w:val="11"/>
     <w:rsid w:val="001E4A79"/>
     <w:rPr>
@@ -5805,11 +5741,11 @@
       <w:szCs w:val="28"/>
     </w:rPr>
   </w:style>
-  <w:style w:type="paragraph" w:styleId="Quote">
+  <w:style w:type="paragraph" w:styleId="Citation">
     <w:name w:val="Quote"/>
     <w:basedOn w:val="Normal"/>
     <w:next w:val="Normal"/>
-    <w:link w:val="QuoteChar"/>
+    <w:link w:val="CitationCar"/>
     <w:uiPriority w:val="29"/>
     <w:qFormat/>
     <w:rsid w:val="001E4A79"/>
@@ -5823,10 +5759,10 @@
       <w:color w:val="404040" w:themeColor="text1" w:themeTint="BF"/>
     </w:rPr>
   </w:style>
-  <w:style w:type="character" w:customStyle="1" w:styleId="QuoteChar">
-    <w:name w:val="Quote Char"/>
-    <w:basedOn w:val="DefaultParagraphFont"/>
-    <w:link w:val="Quote"/>
+  <w:style w:type="character" w:customStyle="1" w:styleId="CitationCar">
+    <w:name w:val="Citation Car"/>
+    <w:basedOn w:val="Policepardfaut"/>
+    <w:link w:val="Citation"/>
     <w:uiPriority w:val="29"/>
     <w:rsid w:val="001E4A79"/>
     <w:rPr>
@@ -5835,7 +5771,7 @@
       <w:color w:val="404040" w:themeColor="text1" w:themeTint="BF"/>
     </w:rPr>
   </w:style>
-  <w:style w:type="paragraph" w:styleId="ListParagraph">
+  <w:style w:type="paragraph" w:styleId="Paragraphedeliste">
     <w:name w:val="List Paragraph"/>
     <w:basedOn w:val="Normal"/>
     <w:uiPriority w:val="34"/>
@@ -5846,9 +5782,9 @@
       <w:contextualSpacing/>
     </w:pPr>
   </w:style>
-  <w:style w:type="character" w:styleId="IntenseEmphasis">
+  <w:style w:type="character" w:styleId="Accentuationintense">
     <w:name w:val="Intense Emphasis"/>
-    <w:basedOn w:val="DefaultParagraphFont"/>
+    <w:basedOn w:val="Policepardfaut"/>
     <w:uiPriority w:val="21"/>
     <w:qFormat/>
     <w:rsid w:val="001E4A79"/>
@@ -5858,11 +5794,11 @@
       <w:color w:val="2F5496" w:themeColor="accent1" w:themeShade="BF"/>
     </w:rPr>
   </w:style>
-  <w:style w:type="paragraph" w:styleId="IntenseQuote">
+  <w:style w:type="paragraph" w:styleId="Citationintense">
     <w:name w:val="Intense Quote"/>
     <w:basedOn w:val="Normal"/>
     <w:next w:val="Normal"/>
-    <w:link w:val="IntenseQuoteChar"/>
+    <w:link w:val="CitationintenseCar"/>
     <w:uiPriority w:val="30"/>
     <w:qFormat/>
     <w:rsid w:val="001E4A79"/>
@@ -5881,10 +5817,10 @@
       <w:color w:val="2F5496" w:themeColor="accent1" w:themeShade="BF"/>
     </w:rPr>
   </w:style>
-  <w:style w:type="character" w:customStyle="1" w:styleId="IntenseQuoteChar">
-    <w:name w:val="Intense Quote Char"/>
-    <w:basedOn w:val="DefaultParagraphFont"/>
-    <w:link w:val="IntenseQuote"/>
+  <w:style w:type="character" w:customStyle="1" w:styleId="CitationintenseCar">
+    <w:name w:val="Citation intense Car"/>
+    <w:basedOn w:val="Policepardfaut"/>
+    <w:link w:val="Citationintense"/>
     <w:uiPriority w:val="30"/>
     <w:rsid w:val="001E4A79"/>
     <w:rPr>
@@ -5893,9 +5829,9 @@
       <w:color w:val="2F5496" w:themeColor="accent1" w:themeShade="BF"/>
     </w:rPr>
   </w:style>
-  <w:style w:type="character" w:styleId="IntenseReference">
+  <w:style w:type="character" w:styleId="Rfrenceintense">
     <w:name w:val="Intense Reference"/>
-    <w:basedOn w:val="DefaultParagraphFont"/>
+    <w:basedOn w:val="Policepardfaut"/>
     <w:uiPriority w:val="32"/>
     <w:qFormat/>
     <w:rsid w:val="001E4A79"/>
@@ -5907,9 +5843,9 @@
       <w:spacing w:val="5"/>
     </w:rPr>
   </w:style>
-  <w:style w:type="character" w:styleId="Hyperlink">
+  <w:style w:type="character" w:styleId="Lienhypertexte">
     <w:name w:val="Hyperlink"/>
-    <w:basedOn w:val="DefaultParagraphFont"/>
+    <w:basedOn w:val="Policepardfaut"/>
     <w:uiPriority w:val="99"/>
     <w:unhideWhenUsed/>
     <w:rsid w:val="007D5D55"/>
@@ -5918,9 +5854,9 @@
       <w:u w:val="single"/>
     </w:rPr>
   </w:style>
-  <w:style w:type="character" w:styleId="UnresolvedMention">
+  <w:style w:type="character" w:styleId="Mentionnonrsolue">
     <w:name w:val="Unresolved Mention"/>
-    <w:basedOn w:val="DefaultParagraphFont"/>
+    <w:basedOn w:val="Policepardfaut"/>
     <w:uiPriority w:val="99"/>
     <w:semiHidden/>
     <w:unhideWhenUsed/>
@@ -5930,9 +5866,9 @@
       <w:shd w:val="clear" w:color="auto" w:fill="E1DFDD"/>
     </w:rPr>
   </w:style>
-  <w:style w:type="character" w:styleId="HTMLCode">
+  <w:style w:type="character" w:styleId="CodeHTML">
     <w:name w:val="HTML Code"/>
-    <w:basedOn w:val="DefaultParagraphFont"/>
+    <w:basedOn w:val="Policepardfaut"/>
     <w:uiPriority w:val="99"/>
     <w:semiHidden/>
     <w:unhideWhenUsed/>

--- a/Documentation/Massive Fullstack Course.docx
+++ b/Documentation/Massive Fullstack Course.docx
@@ -233,7 +233,17 @@
         </w:numPr>
       </w:pPr>
       <w:r>
-        <w:t xml:space="preserve">Each tag can have one or more “attributes”, which can help </w:t>
+        <w:t>Each tag can have one or more “</w:t>
+      </w:r>
+      <w:r>
+        <w:rPr>
+          <w:b/>
+          <w:bCs/>
+        </w:rPr>
+        <w:t>attributes</w:t>
+      </w:r>
+      <w:r>
+        <w:t xml:space="preserve">”, which can help </w:t>
       </w:r>
       <w:r>
         <w:t xml:space="preserve">further </w:t>
@@ -257,48 +267,63 @@
         </w:numPr>
       </w:pPr>
       <w:r>
-        <w:t xml:space="preserve">The most important </w:t>
+        <w:t>One of the</w:t>
+      </w:r>
+      <w:r>
+        <w:t xml:space="preserve"> most important </w:t>
       </w:r>
       <w:r>
         <w:t>elements</w:t>
       </w:r>
       <w:r>
-        <w:t xml:space="preserve"> are the heading </w:t>
-      </w:r>
-      <w:r>
-        <w:t>elements</w:t>
+        <w:t xml:space="preserve"> </w:t>
+      </w:r>
+      <w:r>
+        <w:t>is</w:t>
+      </w:r>
+      <w:r>
+        <w:t xml:space="preserve"> the heading </w:t>
+      </w:r>
+      <w:r>
+        <w:t>tag, which is split into 6 elements</w:t>
       </w:r>
       <w:r>
         <w:t xml:space="preserve"> (h1 -&gt; h6)</w:t>
       </w:r>
       <w:r>
+        <w:t xml:space="preserve"> </w:t>
+      </w:r>
+      <w:r>
+        <w:sym w:font="Wingdings" w:char="F0E8"/>
+      </w:r>
+      <w:r>
+        <w:t xml:space="preserve"> </w:t>
+      </w:r>
+      <w:r>
+        <w:t xml:space="preserve">they are used to </w:t>
+      </w:r>
+      <w:r>
+        <w:t xml:space="preserve">write </w:t>
+      </w:r>
+      <w:r>
+        <w:t xml:space="preserve">big/important </w:t>
+      </w:r>
+      <w:r>
+        <w:t>text on the webpage,</w:t>
+      </w:r>
+      <w:r>
+        <w:t xml:space="preserve"> each </w:t>
+      </w:r>
+      <w:r>
+        <w:t xml:space="preserve">of them </w:t>
+      </w:r>
+      <w:r>
+        <w:t>varying in size respectively</w:t>
+      </w:r>
+      <w:r>
         <w:t xml:space="preserve">, </w:t>
       </w:r>
       <w:r>
-        <w:t xml:space="preserve">they are used to </w:t>
-      </w:r>
-      <w:r>
-        <w:t xml:space="preserve">write </w:t>
-      </w:r>
-      <w:r>
-        <w:t xml:space="preserve">big/important </w:t>
-      </w:r>
-      <w:r>
-        <w:t>text on the webpage,</w:t>
-      </w:r>
-      <w:r>
-        <w:t xml:space="preserve"> each </w:t>
-      </w:r>
-      <w:r>
-        <w:t xml:space="preserve">of them </w:t>
-      </w:r>
-      <w:r>
-        <w:t>varying in size respectively</w:t>
-      </w:r>
-      <w:r>
-        <w:t xml:space="preserve">, </w:t>
-      </w:r>
-      <w:r>
         <w:rPr>
           <w:b/>
           <w:bCs/>
@@ -309,20 +334,7 @@
         <w:t xml:space="preserve"> being the biggest</w:t>
       </w:r>
       <w:r>
-        <w:t xml:space="preserve"> size</w:t>
-      </w:r>
-      <w:r>
-        <w:t xml:space="preserve"> and </w:t>
-      </w:r>
-      <w:r>
-        <w:rPr>
-          <w:b/>
-          <w:bCs/>
-        </w:rPr>
-        <w:t>h6</w:t>
-      </w:r>
-      <w:r>
-        <w:t xml:space="preserve"> the smallest.</w:t>
+        <w:t>.</w:t>
       </w:r>
     </w:p>
     <w:p>
@@ -481,17 +493,9 @@
           <w:lang w:eastAsia="en-GB"/>
           <w14:ligatures w14:val="none"/>
         </w:rPr>
-        <w:t>: Contains meta-information about the document, such as the title and links to stylesheets.</w:t>
-      </w:r>
-    </w:p>
-    <w:p>
-      <w:pPr>
-        <w:pStyle w:val="Paragraphedeliste"/>
-        <w:numPr>
-          <w:ilvl w:val="2"/>
-          <w:numId w:val="3"/>
-        </w:numPr>
-        <w:spacing w:before="100" w:beforeAutospacing="1" w:after="100" w:afterAutospacing="1" w:line="240" w:lineRule="auto"/>
+        <w:t>: Contains meta</w:t>
+      </w:r>
+      <w:r>
         <w:rPr>
           <w:rFonts w:ascii="Times New Roman" w:eastAsia="Times New Roman" w:hAnsi="Times New Roman" w:cs="Times New Roman"/>
           <w:color w:val="000000"/>
@@ -499,18 +503,7 @@
           <w:lang w:eastAsia="en-GB"/>
           <w14:ligatures w14:val="none"/>
         </w:rPr>
-      </w:pPr>
-      <w:r>
-        <w:rPr>
-          <w:rFonts w:ascii="Courier New" w:eastAsia="Times New Roman" w:hAnsi="Courier New" w:cs="Courier New"/>
-          <w:b/>
-          <w:bCs/>
-          <w:color w:val="000000"/>
-          <w:kern w:val="0"/>
-          <w:lang w:eastAsia="en-GB"/>
-          <w14:ligatures w14:val="none"/>
-        </w:rPr>
-        <w:t>&lt;meta&gt;</w:t>
+        <w:t>data</w:t>
       </w:r>
       <w:r>
         <w:rPr>
@@ -520,7 +513,7 @@
           <w:lang w:eastAsia="en-GB"/>
           <w14:ligatures w14:val="none"/>
         </w:rPr>
-        <w:t>:</w:t>
+        <w:t xml:space="preserve"> about the document, such as the title</w:t>
       </w:r>
       <w:r>
         <w:rPr>
@@ -530,7 +523,7 @@
           <w:lang w:eastAsia="en-GB"/>
           <w14:ligatures w14:val="none"/>
         </w:rPr>
-        <w:t xml:space="preserve"> </w:t>
+        <w:t xml:space="preserve">, </w:t>
       </w:r>
       <w:r>
         <w:rPr>
@@ -540,7 +533,7 @@
           <w:lang w:eastAsia="en-GB"/>
           <w14:ligatures w14:val="none"/>
         </w:rPr>
-        <w:t>G</w:t>
+        <w:t>links to stylesheets</w:t>
       </w:r>
       <w:r>
         <w:rPr>
@@ -550,9 +543,17 @@
           <w:lang w:eastAsia="en-GB"/>
           <w14:ligatures w14:val="none"/>
         </w:rPr>
-        <w:t xml:space="preserve">oes under the “head” tag and is </w:t>
-      </w:r>
-      <w:r>
+        <w:t xml:space="preserve"> …etc.</w:t>
+      </w:r>
+    </w:p>
+    <w:p>
+      <w:pPr>
+        <w:pStyle w:val="Paragraphedeliste"/>
+        <w:numPr>
+          <w:ilvl w:val="2"/>
+          <w:numId w:val="3"/>
+        </w:numPr>
+        <w:spacing w:before="100" w:beforeAutospacing="1" w:after="100" w:afterAutospacing="1" w:line="240" w:lineRule="auto"/>
         <w:rPr>
           <w:rFonts w:ascii="Times New Roman" w:eastAsia="Times New Roman" w:hAnsi="Times New Roman" w:cs="Times New Roman"/>
           <w:color w:val="000000"/>
@@ -560,11 +561,10 @@
           <w:lang w:eastAsia="en-GB"/>
           <w14:ligatures w14:val="none"/>
         </w:rPr>
-        <w:t>used to provide </w:t>
-      </w:r>
-      <w:r>
-        <w:rPr>
-          <w:rFonts w:ascii="Times New Roman" w:eastAsia="Times New Roman" w:hAnsi="Times New Roman" w:cs="Times New Roman"/>
+      </w:pPr>
+      <w:r>
+        <w:rPr>
+          <w:rFonts w:ascii="Courier New" w:eastAsia="Times New Roman" w:hAnsi="Courier New" w:cs="Courier New"/>
           <w:b/>
           <w:bCs/>
           <w:color w:val="000000"/>
@@ -572,7 +572,7 @@
           <w:lang w:eastAsia="en-GB"/>
           <w14:ligatures w14:val="none"/>
         </w:rPr>
-        <w:t>machine-readable</w:t>
+        <w:t>&lt;meta&gt;</w:t>
       </w:r>
       <w:r>
         <w:rPr>
@@ -582,7 +582,7 @@
           <w:lang w:eastAsia="en-GB"/>
           <w14:ligatures w14:val="none"/>
         </w:rPr>
-        <w:t xml:space="preserve"> information (metadata) about an HTML document.</w:t>
+        <w:t>:</w:t>
       </w:r>
       <w:r>
         <w:rPr>
@@ -592,17 +592,9 @@
           <w:lang w:eastAsia="en-GB"/>
           <w14:ligatures w14:val="none"/>
         </w:rPr>
-        <w:t xml:space="preserve"> (Google it for more information)</w:t>
-      </w:r>
-    </w:p>
-    <w:p>
-      <w:pPr>
-        <w:pStyle w:val="Paragraphedeliste"/>
-        <w:numPr>
-          <w:ilvl w:val="2"/>
-          <w:numId w:val="3"/>
-        </w:numPr>
-        <w:spacing w:before="100" w:beforeAutospacing="1" w:after="100" w:afterAutospacing="1" w:line="240" w:lineRule="auto"/>
+        <w:t xml:space="preserve"> </w:t>
+      </w:r>
+      <w:r>
         <w:rPr>
           <w:rFonts w:ascii="Times New Roman" w:eastAsia="Times New Roman" w:hAnsi="Times New Roman" w:cs="Times New Roman"/>
           <w:color w:val="000000"/>
@@ -610,18 +602,7 @@
           <w:lang w:eastAsia="en-GB"/>
           <w14:ligatures w14:val="none"/>
         </w:rPr>
-      </w:pPr>
-      <w:r>
-        <w:rPr>
-          <w:rFonts w:ascii="Courier New" w:eastAsia="Times New Roman" w:hAnsi="Courier New" w:cs="Courier New"/>
-          <w:b/>
-          <w:bCs/>
-          <w:color w:val="000000"/>
-          <w:kern w:val="0"/>
-          <w:lang w:eastAsia="en-GB"/>
-          <w14:ligatures w14:val="none"/>
-        </w:rPr>
-        <w:t>&lt;title&gt;</w:t>
+        <w:t>G</w:t>
       </w:r>
       <w:r>
         <w:rPr>
@@ -631,7 +612,7 @@
           <w:lang w:eastAsia="en-GB"/>
           <w14:ligatures w14:val="none"/>
         </w:rPr>
-        <w:t xml:space="preserve">: </w:t>
+        <w:t xml:space="preserve">oes under the “head” tag and is </w:t>
       </w:r>
       <w:r>
         <w:rPr>
@@ -641,7 +622,19 @@
           <w:lang w:eastAsia="en-GB"/>
           <w14:ligatures w14:val="none"/>
         </w:rPr>
-        <w:t>Goes under the “head” tag and is used to s</w:t>
+        <w:t>used to provide </w:t>
+      </w:r>
+      <w:r>
+        <w:rPr>
+          <w:rFonts w:ascii="Times New Roman" w:eastAsia="Times New Roman" w:hAnsi="Times New Roman" w:cs="Times New Roman"/>
+          <w:b/>
+          <w:bCs/>
+          <w:color w:val="000000"/>
+          <w:kern w:val="0"/>
+          <w:lang w:eastAsia="en-GB"/>
+          <w14:ligatures w14:val="none"/>
+        </w:rPr>
+        <w:t>machine-readable</w:t>
       </w:r>
       <w:r>
         <w:rPr>
@@ -651,17 +644,9 @@
           <w:lang w:eastAsia="en-GB"/>
           <w14:ligatures w14:val="none"/>
         </w:rPr>
-        <w:t>et the title of the webpage, which appears in the browser tab.</w:t>
-      </w:r>
-    </w:p>
-    <w:p>
-      <w:pPr>
-        <w:pStyle w:val="Paragraphedeliste"/>
-        <w:numPr>
-          <w:ilvl w:val="2"/>
-          <w:numId w:val="3"/>
-        </w:numPr>
-        <w:spacing w:before="100" w:beforeAutospacing="1" w:after="100" w:afterAutospacing="1" w:line="240" w:lineRule="auto"/>
+        <w:t xml:space="preserve"> information (metadata) about an HTML document.</w:t>
+      </w:r>
+      <w:r>
         <w:rPr>
           <w:rFonts w:ascii="Times New Roman" w:eastAsia="Times New Roman" w:hAnsi="Times New Roman" w:cs="Times New Roman"/>
           <w:color w:val="000000"/>
@@ -669,20 +654,17 @@
           <w:lang w:eastAsia="en-GB"/>
           <w14:ligatures w14:val="none"/>
         </w:rPr>
-      </w:pPr>
-      <w:r>
-        <w:rPr>
-          <w:rFonts w:ascii="Courier New" w:eastAsia="Times New Roman" w:hAnsi="Courier New" w:cs="Courier New"/>
-          <w:b/>
-          <w:bCs/>
-          <w:color w:val="000000"/>
-          <w:kern w:val="0"/>
-          <w:lang w:eastAsia="en-GB"/>
-          <w14:ligatures w14:val="none"/>
-        </w:rPr>
-        <w:t>&lt;body&gt;</w:t>
-      </w:r>
-      <w:r>
+        <w:t xml:space="preserve"> (Google it for more information)</w:t>
+      </w:r>
+    </w:p>
+    <w:p>
+      <w:pPr>
+        <w:pStyle w:val="Paragraphedeliste"/>
+        <w:numPr>
+          <w:ilvl w:val="2"/>
+          <w:numId w:val="3"/>
+        </w:numPr>
+        <w:spacing w:before="100" w:beforeAutospacing="1" w:after="100" w:afterAutospacing="1" w:line="240" w:lineRule="auto"/>
         <w:rPr>
           <w:rFonts w:ascii="Times New Roman" w:eastAsia="Times New Roman" w:hAnsi="Times New Roman" w:cs="Times New Roman"/>
           <w:color w:val="000000"/>
@@ -690,17 +672,20 @@
           <w:lang w:eastAsia="en-GB"/>
           <w14:ligatures w14:val="none"/>
         </w:rPr>
-        <w:t>: Contains the content of the webpage, such as text, images, and links.</w:t>
-      </w:r>
-    </w:p>
-    <w:p>
-      <w:pPr>
-        <w:pStyle w:val="Paragraphedeliste"/>
-        <w:numPr>
-          <w:ilvl w:val="2"/>
-          <w:numId w:val="3"/>
-        </w:numPr>
-        <w:spacing w:before="100" w:beforeAutospacing="1" w:after="100" w:afterAutospacing="1" w:line="240" w:lineRule="auto"/>
+      </w:pPr>
+      <w:r>
+        <w:rPr>
+          <w:rFonts w:ascii="Courier New" w:eastAsia="Times New Roman" w:hAnsi="Courier New" w:cs="Courier New"/>
+          <w:b/>
+          <w:bCs/>
+          <w:color w:val="000000"/>
+          <w:kern w:val="0"/>
+          <w:lang w:eastAsia="en-GB"/>
+          <w14:ligatures w14:val="none"/>
+        </w:rPr>
+        <w:t>&lt;title&gt;</w:t>
+      </w:r>
+      <w:r>
         <w:rPr>
           <w:rFonts w:ascii="Times New Roman" w:eastAsia="Times New Roman" w:hAnsi="Times New Roman" w:cs="Times New Roman"/>
           <w:color w:val="000000"/>
@@ -708,18 +693,7 @@
           <w:lang w:eastAsia="en-GB"/>
           <w14:ligatures w14:val="none"/>
         </w:rPr>
-      </w:pPr>
-      <w:r>
-        <w:rPr>
-          <w:rFonts w:ascii="Courier New" w:eastAsia="Times New Roman" w:hAnsi="Courier New" w:cs="Courier New"/>
-          <w:b/>
-          <w:bCs/>
-          <w:color w:val="000000"/>
-          <w:kern w:val="0"/>
-          <w:lang w:eastAsia="en-GB"/>
-          <w14:ligatures w14:val="none"/>
-        </w:rPr>
-        <w:t>&lt;p&gt;</w:t>
+        <w:t xml:space="preserve">: </w:t>
       </w:r>
       <w:r>
         <w:rPr>
@@ -729,7 +703,7 @@
           <w:lang w:eastAsia="en-GB"/>
           <w14:ligatures w14:val="none"/>
         </w:rPr>
-        <w:t>:</w:t>
+        <w:t>Goes under the “head” tag and is used to s</w:t>
       </w:r>
       <w:r>
         <w:rPr>
@@ -739,6 +713,94 @@
           <w:lang w:eastAsia="en-GB"/>
           <w14:ligatures w14:val="none"/>
         </w:rPr>
+        <w:t>et the title of the webpage, which appears in the browser tab.</w:t>
+      </w:r>
+    </w:p>
+    <w:p>
+      <w:pPr>
+        <w:pStyle w:val="Paragraphedeliste"/>
+        <w:numPr>
+          <w:ilvl w:val="2"/>
+          <w:numId w:val="3"/>
+        </w:numPr>
+        <w:spacing w:before="100" w:beforeAutospacing="1" w:after="100" w:afterAutospacing="1" w:line="240" w:lineRule="auto"/>
+        <w:rPr>
+          <w:rFonts w:ascii="Times New Roman" w:eastAsia="Times New Roman" w:hAnsi="Times New Roman" w:cs="Times New Roman"/>
+          <w:color w:val="000000"/>
+          <w:kern w:val="0"/>
+          <w:lang w:eastAsia="en-GB"/>
+          <w14:ligatures w14:val="none"/>
+        </w:rPr>
+      </w:pPr>
+      <w:r>
+        <w:rPr>
+          <w:rFonts w:ascii="Courier New" w:eastAsia="Times New Roman" w:hAnsi="Courier New" w:cs="Courier New"/>
+          <w:b/>
+          <w:bCs/>
+          <w:color w:val="000000"/>
+          <w:kern w:val="0"/>
+          <w:lang w:eastAsia="en-GB"/>
+          <w14:ligatures w14:val="none"/>
+        </w:rPr>
+        <w:t>&lt;body&gt;</w:t>
+      </w:r>
+      <w:r>
+        <w:rPr>
+          <w:rFonts w:ascii="Times New Roman" w:eastAsia="Times New Roman" w:hAnsi="Times New Roman" w:cs="Times New Roman"/>
+          <w:color w:val="000000"/>
+          <w:kern w:val="0"/>
+          <w:lang w:eastAsia="en-GB"/>
+          <w14:ligatures w14:val="none"/>
+        </w:rPr>
+        <w:t>: Contains the content of the webpage, such as text, images, and links.</w:t>
+      </w:r>
+    </w:p>
+    <w:p>
+      <w:pPr>
+        <w:pStyle w:val="Paragraphedeliste"/>
+        <w:numPr>
+          <w:ilvl w:val="2"/>
+          <w:numId w:val="3"/>
+        </w:numPr>
+        <w:spacing w:before="100" w:beforeAutospacing="1" w:after="100" w:afterAutospacing="1" w:line="240" w:lineRule="auto"/>
+        <w:rPr>
+          <w:rFonts w:ascii="Times New Roman" w:eastAsia="Times New Roman" w:hAnsi="Times New Roman" w:cs="Times New Roman"/>
+          <w:color w:val="000000"/>
+          <w:kern w:val="0"/>
+          <w:lang w:eastAsia="en-GB"/>
+          <w14:ligatures w14:val="none"/>
+        </w:rPr>
+      </w:pPr>
+      <w:r>
+        <w:rPr>
+          <w:rFonts w:ascii="Courier New" w:eastAsia="Times New Roman" w:hAnsi="Courier New" w:cs="Courier New"/>
+          <w:b/>
+          <w:bCs/>
+          <w:color w:val="000000"/>
+          <w:kern w:val="0"/>
+          <w:lang w:eastAsia="en-GB"/>
+          <w14:ligatures w14:val="none"/>
+        </w:rPr>
+        <w:t>&lt;p&gt;</w:t>
+      </w:r>
+      <w:r>
+        <w:rPr>
+          <w:rFonts w:ascii="Times New Roman" w:eastAsia="Times New Roman" w:hAnsi="Times New Roman" w:cs="Times New Roman"/>
+          <w:color w:val="000000"/>
+          <w:kern w:val="0"/>
+          <w:lang w:eastAsia="en-GB"/>
+          <w14:ligatures w14:val="none"/>
+        </w:rPr>
+        <w:t>:</w:t>
+      </w:r>
+      <w:r>
+        <w:rPr>
+          <w:rFonts w:ascii="Times New Roman" w:eastAsia="Times New Roman" w:hAnsi="Times New Roman" w:cs="Times New Roman"/>
+          <w:color w:val="000000"/>
+          <w:kern w:val="0"/>
+          <w:lang w:eastAsia="en-GB"/>
+          <w14:ligatures w14:val="none"/>
+        </w:rPr>
         <w:t xml:space="preserve"> Start a paragraph in a new line.</w:t>
       </w:r>
     </w:p>
@@ -790,7 +852,17 @@
         <w:t>the developer</w:t>
       </w:r>
       <w:r>
-        <w:t xml:space="preserve"> to input an image in the html page by using the “src” attribute.</w:t>
+        <w:t xml:space="preserve"> to input an image in the html page using the “</w:t>
+      </w:r>
+      <w:r>
+        <w:rPr>
+          <w:b/>
+          <w:bCs/>
+        </w:rPr>
+        <w:t>src</w:t>
+      </w:r>
+      <w:r>
+        <w:t>” attribute.</w:t>
       </w:r>
     </w:p>
     <w:p>
@@ -858,7 +930,12 @@
         </w:rPr>
       </w:pPr>
       <w:r>
-        <w:t xml:space="preserve">Note: This is a “self-closing tag” there is no need to close it using </w:t>
+        <w:t>Note: This is</w:t>
+      </w:r>
+      <w:bookmarkStart w:id="0" w:name="_GoBack"/>
+      <w:bookmarkEnd w:id="0"/>
+      <w:r>
+        <w:t xml:space="preserve"> a “self-closing tag” there is no need to close it using </w:t>
       </w:r>
       <w:r>
         <w:rPr>
@@ -2362,8 +2439,6 @@
         </w:rPr>
         <w:t xml:space="preserve"> </w:t>
       </w:r>
-      <w:bookmarkStart w:id="0" w:name="_GoBack"/>
-      <w:bookmarkEnd w:id="0"/>
     </w:p>
     <w:p>
       <w:pPr>

--- a/Documentation/Massive Fullstack Course.docx
+++ b/Documentation/Massive Fullstack Course.docx
@@ -1,6 +1,6 @@
 
 <file path=word/document.xml><?xml version="1.0" encoding="utf-8"?>
-<w:document xmlns:wpc="http://schemas.microsoft.com/office/word/2010/wordprocessingCanvas" xmlns:cx="http://schemas.microsoft.com/office/drawing/2014/chartex" xmlns:cx1="http://schemas.microsoft.com/office/drawing/2015/9/8/chartex" xmlns:cx2="http://schemas.microsoft.com/office/drawing/2015/10/21/chartex" xmlns:cx3="http://schemas.microsoft.com/office/drawing/2016/5/9/chartex" xmlns:cx4="http://schemas.microsoft.com/office/drawing/2016/5/10/chartex" xmlns:cx5="http://schemas.microsoft.com/office/drawing/2016/5/11/chartex" xmlns:cx6="http://schemas.microsoft.com/office/drawing/2016/5/12/chartex" xmlns:cx7="http://schemas.microsoft.com/office/drawing/2016/5/13/chartex" xmlns:cx8="http://schemas.microsoft.com/office/drawing/2016/5/14/chartex" xmlns:mc="http://schemas.openxmlformats.org/markup-compatibility/2006" xmlns:aink="http://schemas.microsoft.com/office/drawing/2016/ink" xmlns:am3d="http://schemas.microsoft.com/office/drawing/2017/model3d" xmlns:o="urn:schemas-microsoft-com:office:office" xmlns:r="http://schemas.openxmlformats.org/officeDocument/2006/relationships" xmlns:m="http://schemas.openxmlformats.org/officeDocument/2006/math" xmlns:v="urn:schemas-microsoft-com:vml" xmlns:wp14="http://schemas.microsoft.com/office/word/2010/wordprocessingDrawing" xmlns:wp="http://schemas.openxmlformats.org/drawingml/2006/wordprocessingDrawing" xmlns:w10="urn:schemas-microsoft-com:office:word" xmlns:w="http://schemas.openxmlformats.org/wordprocessingml/2006/main" xmlns:w14="http://schemas.microsoft.com/office/word/2010/wordml" xmlns:w15="http://schemas.microsoft.com/office/word/2012/wordml" xmlns:w16cid="http://schemas.microsoft.com/office/word/2016/wordml/cid" xmlns:w16se="http://schemas.microsoft.com/office/word/2015/wordml/symex" xmlns:wpg="http://schemas.microsoft.com/office/word/2010/wordprocessingGroup" xmlns:wpi="http://schemas.microsoft.com/office/word/2010/wordprocessingInk" xmlns:wne="http://schemas.microsoft.com/office/word/2006/wordml" xmlns:wps="http://schemas.microsoft.com/office/word/2010/wordprocessingShape" mc:Ignorable="w14 w15 w16se w16cid wp14">
+<w:document xmlns:wpc="http://schemas.microsoft.com/office/word/2010/wordprocessingCanvas" xmlns:cx="http://schemas.microsoft.com/office/drawing/2014/chartex" xmlns:cx1="http://schemas.microsoft.com/office/drawing/2015/9/8/chartex" xmlns:cx2="http://schemas.microsoft.com/office/drawing/2015/10/21/chartex" xmlns:cx3="http://schemas.microsoft.com/office/drawing/2016/5/9/chartex" xmlns:cx4="http://schemas.microsoft.com/office/drawing/2016/5/10/chartex" xmlns:cx5="http://schemas.microsoft.com/office/drawing/2016/5/11/chartex" xmlns:cx6="http://schemas.microsoft.com/office/drawing/2016/5/12/chartex" xmlns:cx7="http://schemas.microsoft.com/office/drawing/2016/5/13/chartex" xmlns:cx8="http://schemas.microsoft.com/office/drawing/2016/5/14/chartex" xmlns:mc="http://schemas.openxmlformats.org/markup-compatibility/2006" xmlns:aink="http://schemas.microsoft.com/office/drawing/2016/ink" xmlns:am3d="http://schemas.microsoft.com/office/drawing/2017/model3d" xmlns:o="urn:schemas-microsoft-com:office:office" xmlns:oel="http://schemas.microsoft.com/office/2019/extlst" xmlns:r="http://schemas.openxmlformats.org/officeDocument/2006/relationships" xmlns:m="http://schemas.openxmlformats.org/officeDocument/2006/math" xmlns:v="urn:schemas-microsoft-com:vml" xmlns:wp14="http://schemas.microsoft.com/office/word/2010/wordprocessingDrawing" xmlns:wp="http://schemas.openxmlformats.org/drawingml/2006/wordprocessingDrawing" xmlns:w10="urn:schemas-microsoft-com:office:word" xmlns:w="http://schemas.openxmlformats.org/wordprocessingml/2006/main" xmlns:w14="http://schemas.microsoft.com/office/word/2010/wordml" xmlns:w15="http://schemas.microsoft.com/office/word/2012/wordml" xmlns:w16cex="http://schemas.microsoft.com/office/word/2018/wordml/cex" xmlns:w16cid="http://schemas.microsoft.com/office/word/2016/wordml/cid" xmlns:w16="http://schemas.microsoft.com/office/word/2018/wordml" xmlns:w16du="http://schemas.microsoft.com/office/word/2023/wordml/word16du" xmlns:w16sdtdh="http://schemas.microsoft.com/office/word/2020/wordml/sdtdatahash" xmlns:w16sdtfl="http://schemas.microsoft.com/office/word/2024/wordml/sdtformatlock" xmlns:w16se="http://schemas.microsoft.com/office/word/2015/wordml/symex" xmlns:wpg="http://schemas.microsoft.com/office/word/2010/wordprocessingGroup" xmlns:wpi="http://schemas.microsoft.com/office/word/2010/wordprocessingInk" xmlns:wne="http://schemas.microsoft.com/office/word/2006/wordml" xmlns:wps="http://schemas.microsoft.com/office/word/2010/wordprocessingShape" mc:Ignorable="w14 w15 w16se w16cid w16 w16cex w16sdtdh w16sdtfl w16du wp14">
   <w:body>
     <w:p>
       <w:pPr>
@@ -29,7 +29,7 @@
     </w:p>
     <w:p>
       <w:pPr>
-        <w:pStyle w:val="Paragraphedeliste"/>
+        <w:pStyle w:val="ListParagraph"/>
         <w:numPr>
           <w:ilvl w:val="1"/>
           <w:numId w:val="3"/>
@@ -61,7 +61,7 @@
     </w:p>
     <w:p>
       <w:pPr>
-        <w:pStyle w:val="Paragraphedeliste"/>
+        <w:pStyle w:val="ListParagraph"/>
         <w:numPr>
           <w:ilvl w:val="1"/>
           <w:numId w:val="3"/>
@@ -89,7 +89,7 @@
     </w:p>
     <w:p>
       <w:pPr>
-        <w:pStyle w:val="Paragraphedeliste"/>
+        <w:pStyle w:val="ListParagraph"/>
         <w:numPr>
           <w:ilvl w:val="0"/>
           <w:numId w:val="3"/>
@@ -115,7 +115,7 @@
     </w:p>
     <w:p>
       <w:pPr>
-        <w:pStyle w:val="Paragraphedeliste"/>
+        <w:pStyle w:val="ListParagraph"/>
         <w:numPr>
           <w:ilvl w:val="0"/>
           <w:numId w:val="5"/>
@@ -141,7 +141,7 @@
     </w:p>
     <w:p>
       <w:pPr>
-        <w:pStyle w:val="Paragraphedeliste"/>
+        <w:pStyle w:val="ListParagraph"/>
         <w:numPr>
           <w:ilvl w:val="1"/>
           <w:numId w:val="3"/>
@@ -153,7 +153,7 @@
     </w:p>
     <w:p>
       <w:pPr>
-        <w:pStyle w:val="Paragraphedeliste"/>
+        <w:pStyle w:val="ListParagraph"/>
         <w:numPr>
           <w:ilvl w:val="2"/>
           <w:numId w:val="3"/>
@@ -185,7 +185,7 @@
     </w:p>
     <w:p>
       <w:pPr>
-        <w:pStyle w:val="Paragraphedeliste"/>
+        <w:pStyle w:val="ListParagraph"/>
         <w:numPr>
           <w:ilvl w:val="2"/>
           <w:numId w:val="3"/>
@@ -226,7 +226,7 @@
     </w:p>
     <w:p>
       <w:pPr>
-        <w:pStyle w:val="Paragraphedeliste"/>
+        <w:pStyle w:val="ListParagraph"/>
         <w:numPr>
           <w:ilvl w:val="1"/>
           <w:numId w:val="3"/>
@@ -260,7 +260,7 @@
     </w:p>
     <w:p>
       <w:pPr>
-        <w:pStyle w:val="Paragraphedeliste"/>
+        <w:pStyle w:val="ListParagraph"/>
         <w:numPr>
           <w:ilvl w:val="1"/>
           <w:numId w:val="3"/>
@@ -339,7 +339,7 @@
     </w:p>
     <w:p>
       <w:pPr>
-        <w:pStyle w:val="Paragraphedeliste"/>
+        <w:pStyle w:val="ListParagraph"/>
         <w:numPr>
           <w:ilvl w:val="1"/>
           <w:numId w:val="3"/>
@@ -351,7 +351,7 @@
     </w:p>
     <w:p>
       <w:pPr>
-        <w:pStyle w:val="Paragraphedeliste"/>
+        <w:pStyle w:val="ListParagraph"/>
         <w:numPr>
           <w:ilvl w:val="2"/>
           <w:numId w:val="3"/>
@@ -420,7 +420,7 @@
     </w:p>
     <w:p>
       <w:pPr>
-        <w:pStyle w:val="Paragraphedeliste"/>
+        <w:pStyle w:val="ListParagraph"/>
         <w:numPr>
           <w:ilvl w:val="2"/>
           <w:numId w:val="3"/>
@@ -459,7 +459,7 @@
     </w:p>
     <w:p>
       <w:pPr>
-        <w:pStyle w:val="Paragraphedeliste"/>
+        <w:pStyle w:val="ListParagraph"/>
         <w:numPr>
           <w:ilvl w:val="2"/>
           <w:numId w:val="3"/>
@@ -548,7 +548,7 @@
     </w:p>
     <w:p>
       <w:pPr>
-        <w:pStyle w:val="Paragraphedeliste"/>
+        <w:pStyle w:val="ListParagraph"/>
         <w:numPr>
           <w:ilvl w:val="2"/>
           <w:numId w:val="3"/>
@@ -659,7 +659,7 @@
     </w:p>
     <w:p>
       <w:pPr>
-        <w:pStyle w:val="Paragraphedeliste"/>
+        <w:pStyle w:val="ListParagraph"/>
         <w:numPr>
           <w:ilvl w:val="2"/>
           <w:numId w:val="3"/>
@@ -718,7 +718,7 @@
     </w:p>
     <w:p>
       <w:pPr>
-        <w:pStyle w:val="Paragraphedeliste"/>
+        <w:pStyle w:val="ListParagraph"/>
         <w:numPr>
           <w:ilvl w:val="2"/>
           <w:numId w:val="3"/>
@@ -757,7 +757,7 @@
     </w:p>
     <w:p>
       <w:pPr>
-        <w:pStyle w:val="Paragraphedeliste"/>
+        <w:pStyle w:val="ListParagraph"/>
         <w:numPr>
           <w:ilvl w:val="2"/>
           <w:numId w:val="3"/>
@@ -806,7 +806,7 @@
     </w:p>
     <w:p>
       <w:pPr>
-        <w:pStyle w:val="Paragraphedeliste"/>
+        <w:pStyle w:val="ListParagraph"/>
         <w:numPr>
           <w:ilvl w:val="0"/>
           <w:numId w:val="5"/>
@@ -832,7 +832,7 @@
     </w:p>
     <w:p>
       <w:pPr>
-        <w:pStyle w:val="Paragraphedeliste"/>
+        <w:pStyle w:val="ListParagraph"/>
         <w:numPr>
           <w:ilvl w:val="1"/>
           <w:numId w:val="3"/>
@@ -867,7 +867,7 @@
     </w:p>
     <w:p>
       <w:pPr>
-        <w:pStyle w:val="Paragraphedeliste"/>
+        <w:pStyle w:val="ListParagraph"/>
         <w:numPr>
           <w:ilvl w:val="1"/>
           <w:numId w:val="3"/>
@@ -885,40 +885,32 @@
         <w:rPr>
           <w:lang w:val="en-US"/>
         </w:rPr>
-        <w:t>Example: &lt;img src</w:t>
-      </w:r>
-      <w:proofErr w:type="gramStart"/>
+        <w:t>Example: &lt;img src=”mars.jpg”&gt;</w:t>
+      </w:r>
       <w:r>
         <w:rPr>
           <w:lang w:val="en-US"/>
         </w:rPr>
-        <w:t>=”mars.jpg</w:t>
-      </w:r>
-      <w:proofErr w:type="gramEnd"/>
+        <w:t xml:space="preserve"> th</w:t>
+      </w:r>
       <w:r>
         <w:rPr>
           <w:lang w:val="en-US"/>
         </w:rPr>
-        <w:t>”&gt;</w:t>
+        <w:t>e file “mars.jpg” must be next to the index.html file</w:t>
       </w:r>
       <w:r>
         <w:rPr>
           <w:lang w:val="en-US"/>
         </w:rPr>
-        <w:t xml:space="preserve"> th</w:t>
-      </w:r>
-      <w:r>
-        <w:rPr>
-          <w:lang w:val="en-US"/>
-        </w:rPr>
-        <w:t>e file “mars.jpg” must be next to the index.html file, if not, you need to specify which folder the image is at, like “\images\space\mars.jpg”</w:t>
-      </w:r>
-    </w:p>
-    <w:p>
-      <w:pPr>
-        <w:pStyle w:val="Paragraphedeliste"/>
-        <w:numPr>
-          <w:ilvl w:val="1"/>
+        <w:t>.</w:t>
+      </w:r>
+    </w:p>
+    <w:p>
+      <w:pPr>
+        <w:pStyle w:val="ListParagraph"/>
+        <w:numPr>
+          <w:ilvl w:val="2"/>
           <w:numId w:val="3"/>
         </w:numPr>
         <w:rPr>
@@ -927,93 +919,112 @@
           <w:color w:val="538135" w:themeColor="accent6" w:themeShade="BF"/>
           <w:sz w:val="28"/>
           <w:szCs w:val="28"/>
-        </w:rPr>
-      </w:pPr>
-      <w:r>
-        <w:t>Note: This is</w:t>
-      </w:r>
-      <w:bookmarkStart w:id="0" w:name="_GoBack"/>
-      <w:bookmarkEnd w:id="0"/>
-      <w:r>
-        <w:t xml:space="preserve"> a “self-closing tag” there is no need to close it using </w:t>
-      </w:r>
-      <w:r>
-        <w:rPr>
-          <w:strike/>
-        </w:rPr>
-        <w:t>&lt;/img&gt;</w:t>
-      </w:r>
-    </w:p>
-    <w:p>
-      <w:pPr>
-        <w:pStyle w:val="Paragraphedeliste"/>
-        <w:numPr>
-          <w:ilvl w:val="1"/>
-          <w:numId w:val="3"/>
-        </w:numPr>
-      </w:pPr>
-      <w:r>
-        <w:t xml:space="preserve">By </w:t>
-      </w:r>
-      <w:r>
-        <w:t>default,</w:t>
-      </w:r>
-      <w:r>
-        <w:t xml:space="preserve"> the loaded image will not scale with the browser’s size or in other devices, to fix that we can use the “width” attribute</w:t>
-      </w:r>
-      <w:r>
-        <w:t xml:space="preserve"> to</w:t>
-      </w:r>
-      <w:r>
-        <w:t xml:space="preserve"> </w:t>
-      </w:r>
-      <w:r>
-        <w:t>specify</w:t>
-      </w:r>
-      <w:r>
-        <w:t xml:space="preserve"> a percentage of the screen that the image </w:t>
-      </w:r>
-      <w:r>
-        <w:t>can</w:t>
-      </w:r>
-      <w:r>
-        <w:t xml:space="preserve"> take, </w:t>
-      </w:r>
-      <w:r>
-        <w:t>ex:</w:t>
-      </w:r>
-      <w:r>
-        <w:t xml:space="preserve"> &lt;img src</w:t>
-      </w:r>
-      <w:proofErr w:type="gramStart"/>
-      <w:r>
-        <w:t>=”image.jpg</w:t>
-      </w:r>
-      <w:proofErr w:type="gramEnd"/>
-      <w:r>
-        <w:t>” width =”</w:t>
-      </w:r>
-      <w:r>
-        <w:t>5</w:t>
-      </w:r>
-      <w:r>
-        <w:t>0%</w:t>
-      </w:r>
-      <w:r>
-        <w:t>”</w:t>
-      </w:r>
-      <w:r>
+          <w:lang w:val="en-US"/>
+        </w:rPr>
+      </w:pPr>
+      <w:r>
+        <w:rPr>
+          <w:lang w:val="en-US"/>
+        </w:rPr>
+        <w:t xml:space="preserve">if </w:t>
+      </w:r>
+      <w:r>
+        <w:rPr>
+          <w:lang w:val="en-US"/>
+        </w:rPr>
+        <w:t xml:space="preserve">not, </w:t>
+      </w:r>
+      <w:r>
+        <w:rPr>
+          <w:lang w:val="en-US"/>
+        </w:rPr>
+        <w:t xml:space="preserve">you need to specify </w:t>
+      </w:r>
+      <w:r>
+        <w:rPr>
+          <w:lang w:val="en-US"/>
+        </w:rPr>
+        <w:t>the</w:t>
+      </w:r>
+      <w:r>
+        <w:rPr>
+          <w:lang w:val="en-US"/>
+        </w:rPr>
+        <w:t xml:space="preserve"> folder </w:t>
+      </w:r>
+      <w:r>
+        <w:rPr>
+          <w:lang w:val="en-US"/>
+        </w:rPr>
+        <w:t xml:space="preserve">which contains </w:t>
+      </w:r>
+      <w:r>
+        <w:rPr>
+          <w:lang w:val="en-US"/>
+        </w:rPr>
+        <w:t xml:space="preserve">the image </w:t>
+      </w:r>
+      <w:r>
+        <w:rPr>
+          <w:lang w:val="en-US"/>
+        </w:rPr>
+        <w:t xml:space="preserve">Example: </w:t>
+      </w:r>
+      <w:r>
+        <w:rPr>
+          <w:lang w:val="en-US"/>
+        </w:rPr>
+        <w:t>&lt;img src=”</w:t>
+      </w:r>
+      <w:r>
+        <w:rPr>
+          <w:lang w:val="en-US"/>
+        </w:rPr>
+        <w:t>./</w:t>
+      </w:r>
+      <w:r>
+        <w:rPr>
+          <w:lang w:val="en-US"/>
+        </w:rPr>
+        <w:t>images</w:t>
+      </w:r>
+      <w:r>
+        <w:rPr>
+          <w:lang w:val="en-US"/>
+        </w:rPr>
+        <w:t>/</w:t>
+      </w:r>
+      <w:r>
+        <w:rPr>
+          <w:lang w:val="en-US"/>
+        </w:rPr>
+        <w:t>space</w:t>
+      </w:r>
+      <w:r>
+        <w:rPr>
+          <w:lang w:val="en-US"/>
+        </w:rPr>
+        <w:t>/</w:t>
+      </w:r>
+      <w:r>
+        <w:rPr>
+          <w:lang w:val="en-US"/>
+        </w:rPr>
+        <w:t>mars.jpg”</w:t>
+      </w:r>
+      <w:r>
+        <w:rPr>
+          <w:lang w:val="en-US"/>
+        </w:rPr>
         <w:t>&gt;</w:t>
       </w:r>
     </w:p>
-    <w:p/>
-    <w:p/>
-    <w:p>
-      <w:pPr>
-        <w:pStyle w:val="Paragraphedeliste"/>
-        <w:numPr>
-          <w:ilvl w:val="0"/>
-          <w:numId w:val="5"/>
+    <w:p>
+      <w:pPr>
+        <w:pStyle w:val="ListParagraph"/>
+        <w:numPr>
+          <w:ilvl w:val="1"/>
+          <w:numId w:val="3"/>
         </w:numPr>
         <w:rPr>
           <w:b/>
@@ -1024,6 +1035,104 @@
         </w:rPr>
       </w:pPr>
       <w:r>
+        <w:t>Note: This is a “</w:t>
+      </w:r>
+      <w:r>
+        <w:rPr>
+          <w:b/>
+          <w:bCs/>
+        </w:rPr>
+        <w:t>self-closing tag</w:t>
+      </w:r>
+      <w:r>
+        <w:t>”</w:t>
+      </w:r>
+    </w:p>
+    <w:p>
+      <w:pPr>
+        <w:pStyle w:val="ListParagraph"/>
+        <w:numPr>
+          <w:ilvl w:val="1"/>
+          <w:numId w:val="3"/>
+        </w:numPr>
+      </w:pPr>
+      <w:r>
+        <w:t xml:space="preserve">By </w:t>
+      </w:r>
+      <w:r>
+        <w:t>default,</w:t>
+      </w:r>
+      <w:r>
+        <w:t xml:space="preserve"> the loaded image will not scale with the browser’s or other devices</w:t>
+      </w:r>
+      <w:r>
+        <w:t>’ sizes</w:t>
+      </w:r>
+      <w:r>
+        <w:t>, to fix that we can use the “</w:t>
+      </w:r>
+      <w:r>
+        <w:rPr>
+          <w:b/>
+          <w:bCs/>
+        </w:rPr>
+        <w:t>width</w:t>
+      </w:r>
+      <w:r>
+        <w:t>” attribute</w:t>
+      </w:r>
+      <w:r>
+        <w:t xml:space="preserve"> to</w:t>
+      </w:r>
+      <w:r>
+        <w:t xml:space="preserve"> </w:t>
+      </w:r>
+      <w:r>
+        <w:t>specify</w:t>
+      </w:r>
+      <w:r>
+        <w:t xml:space="preserve"> a percentage of the screen </w:t>
+      </w:r>
+      <w:r>
+        <w:t>which we allow the image to take</w:t>
+      </w:r>
+    </w:p>
+    <w:p>
+      <w:pPr>
+        <w:pStyle w:val="ListParagraph"/>
+        <w:numPr>
+          <w:ilvl w:val="2"/>
+          <w:numId w:val="3"/>
+        </w:numPr>
+      </w:pPr>
+      <w:r>
+        <w:t xml:space="preserve">Example </w:t>
+      </w:r>
+      <w:r>
+        <w:t>&lt;img src=”image.jpg” width =”</w:t>
+      </w:r>
+      <w:r>
+        <w:t>5</w:t>
+      </w:r>
+      <w:r>
+        <w:t>0%</w:t>
+      </w:r>
+      <w:r>
+        <w:t>”</w:t>
+      </w:r>
+      <w:r>
+        <w:t>&gt;</w:t>
+      </w:r>
+    </w:p>
+    <w:p/>
+    <w:p/>
+    <w:p>
+      <w:pPr>
+        <w:pStyle w:val="ListParagraph"/>
+        <w:numPr>
+          <w:ilvl w:val="0"/>
+          <w:numId w:val="5"/>
+        </w:numPr>
         <w:rPr>
           <w:b/>
           <w:bCs/>
@@ -1031,9 +1140,7 @@
           <w:sz w:val="28"/>
           <w:szCs w:val="28"/>
         </w:rPr>
-        <w:lastRenderedPageBreak/>
-        <w:t xml:space="preserve"> </w:t>
-      </w:r>
+      </w:pPr>
       <w:r>
         <w:rPr>
           <w:b/>
@@ -1042,12 +1149,22 @@
           <w:sz w:val="28"/>
           <w:szCs w:val="28"/>
         </w:rPr>
+        <w:t xml:space="preserve"> </w:t>
+      </w:r>
+      <w:r>
+        <w:rPr>
+          <w:b/>
+          <w:bCs/>
+          <w:color w:val="538135" w:themeColor="accent6" w:themeShade="BF"/>
+          <w:sz w:val="28"/>
+          <w:szCs w:val="28"/>
+        </w:rPr>
         <w:t>Nesting</w:t>
       </w:r>
     </w:p>
     <w:p>
       <w:pPr>
-        <w:pStyle w:val="Paragraphedeliste"/>
+        <w:pStyle w:val="ListParagraph"/>
         <w:numPr>
           <w:ilvl w:val="1"/>
           <w:numId w:val="3"/>
@@ -1071,7 +1188,7 @@
     </w:p>
     <w:p>
       <w:pPr>
-        <w:pStyle w:val="Paragraphedeliste"/>
+        <w:pStyle w:val="ListParagraph"/>
         <w:numPr>
           <w:ilvl w:val="1"/>
           <w:numId w:val="3"/>
@@ -1099,7 +1216,7 @@
     </w:p>
     <w:p>
       <w:pPr>
-        <w:pStyle w:val="Paragraphedeliste"/>
+        <w:pStyle w:val="ListParagraph"/>
         <w:numPr>
           <w:ilvl w:val="1"/>
           <w:numId w:val="3"/>
@@ -1109,43 +1226,232 @@
         <w:t>Nested elements have</w:t>
       </w:r>
       <w:r>
-        <w:t xml:space="preserve"> parent/child </w:t>
-      </w:r>
-      <w:r>
-        <w:t>relation, the outer element is the parent and the inner element is the child.</w:t>
-      </w:r>
-    </w:p>
-    <w:p>
-      <w:pPr>
-        <w:pStyle w:val="Paragraphedeliste"/>
-        <w:numPr>
-          <w:ilvl w:val="1"/>
-          <w:numId w:val="3"/>
-        </w:numPr>
-      </w:pPr>
-      <w:r>
-        <w:t>These are used to group elements together, improving future code scalability and allowing them to be styled collectively with CSS or manipulated as a group using JavaScript.</w:t>
-      </w:r>
-      <w:r>
         <w:t xml:space="preserve"> </w:t>
       </w:r>
-    </w:p>
-    <w:p>
-      <w:pPr>
-        <w:pStyle w:val="Paragraphedeliste"/>
-        <w:numPr>
-          <w:ilvl w:val="1"/>
-          <w:numId w:val="3"/>
-        </w:numPr>
-      </w:pPr>
-      <w:r>
-        <w:t>Example: The &lt;div&gt;&lt;/div&gt; tag</w:t>
+      <w:r>
+        <w:rPr>
+          <w:b/>
+          <w:bCs/>
+        </w:rPr>
+        <w:t xml:space="preserve">parent/child </w:t>
+      </w:r>
+      <w:r>
+        <w:rPr>
+          <w:b/>
+          <w:bCs/>
+        </w:rPr>
+        <w:t>relation</w:t>
+      </w:r>
+      <w:r>
+        <w:t xml:space="preserve">, the </w:t>
+      </w:r>
+      <w:r>
+        <w:rPr>
+          <w:b/>
+          <w:bCs/>
+        </w:rPr>
+        <w:t>outer</w:t>
+      </w:r>
+      <w:r>
+        <w:t xml:space="preserve"> element is the </w:t>
+      </w:r>
+      <w:r>
+        <w:rPr>
+          <w:b/>
+          <w:bCs/>
+        </w:rPr>
+        <w:t>parent</w:t>
+      </w:r>
+      <w:r>
+        <w:t xml:space="preserve"> and the </w:t>
+      </w:r>
+      <w:r>
+        <w:rPr>
+          <w:b/>
+          <w:bCs/>
+        </w:rPr>
+        <w:t>inner</w:t>
+      </w:r>
+      <w:r>
+        <w:t xml:space="preserve"> element is the </w:t>
+      </w:r>
+      <w:r>
+        <w:rPr>
+          <w:b/>
+          <w:bCs/>
+        </w:rPr>
+        <w:t>child</w:t>
+      </w:r>
+      <w:r>
+        <w:t>.</w:t>
+      </w:r>
+    </w:p>
+    <w:p>
+      <w:pPr>
+        <w:pStyle w:val="ListParagraph"/>
+        <w:numPr>
+          <w:ilvl w:val="1"/>
+          <w:numId w:val="3"/>
+        </w:numPr>
+      </w:pPr>
+      <w:r>
+        <w:t>Nesting is</w:t>
+      </w:r>
+      <w:r>
+        <w:t xml:space="preserve"> used to </w:t>
+      </w:r>
+      <w:r>
+        <w:rPr>
+          <w:b/>
+          <w:bCs/>
+        </w:rPr>
+        <w:t>group</w:t>
+      </w:r>
+      <w:r>
+        <w:t xml:space="preserve"> elements </w:t>
+      </w:r>
+      <w:r>
+        <w:rPr>
+          <w:b/>
+          <w:bCs/>
+        </w:rPr>
+        <w:t>together</w:t>
+      </w:r>
+      <w:r>
+        <w:t xml:space="preserve">, improving </w:t>
+      </w:r>
+      <w:r>
+        <w:rPr>
+          <w:b/>
+          <w:bCs/>
+        </w:rPr>
+        <w:t>future</w:t>
+      </w:r>
+      <w:r>
+        <w:t xml:space="preserve"> code </w:t>
+      </w:r>
+      <w:r>
+        <w:rPr>
+          <w:b/>
+          <w:bCs/>
+        </w:rPr>
+        <w:t>scalability</w:t>
+      </w:r>
+      <w:r>
+        <w:t xml:space="preserve"> and allowing them to be </w:t>
+      </w:r>
+      <w:r>
+        <w:rPr>
+          <w:b/>
+          <w:bCs/>
+        </w:rPr>
+        <w:t>styled</w:t>
+      </w:r>
+      <w:r>
+        <w:t xml:space="preserve"> </w:t>
+      </w:r>
+      <w:r>
+        <w:rPr>
+          <w:b/>
+          <w:bCs/>
+        </w:rPr>
+        <w:t>collectively</w:t>
+      </w:r>
+      <w:r>
+        <w:t xml:space="preserve"> </w:t>
+      </w:r>
+      <w:r>
+        <w:t>using</w:t>
+      </w:r>
+      <w:r>
+        <w:t xml:space="preserve"> </w:t>
+      </w:r>
+      <w:r>
+        <w:rPr>
+          <w:b/>
+          <w:bCs/>
+        </w:rPr>
+        <w:t>CSS</w:t>
+      </w:r>
+      <w:r>
+        <w:t xml:space="preserve"> or </w:t>
+      </w:r>
+      <w:r>
+        <w:rPr>
+          <w:b/>
+          <w:bCs/>
+        </w:rPr>
+        <w:t>manipulated</w:t>
+      </w:r>
+      <w:r>
+        <w:t xml:space="preserve"> </w:t>
+      </w:r>
+      <w:r>
+        <w:rPr>
+          <w:b/>
+          <w:bCs/>
+        </w:rPr>
+        <w:t>as a group</w:t>
+      </w:r>
+      <w:r>
+        <w:t xml:space="preserve"> using </w:t>
+      </w:r>
+      <w:r>
+        <w:rPr>
+          <w:b/>
+          <w:bCs/>
+        </w:rPr>
+        <w:t>JavaScript</w:t>
+      </w:r>
+      <w:r>
+        <w:t>.</w:t>
+      </w:r>
+      <w:r>
+        <w:t xml:space="preserve"> </w:t>
+      </w:r>
+    </w:p>
+    <w:p>
+      <w:pPr>
+        <w:pStyle w:val="ListParagraph"/>
+        <w:numPr>
+          <w:ilvl w:val="1"/>
+          <w:numId w:val="3"/>
+        </w:numPr>
+      </w:pPr>
+      <w:r>
+        <w:t>Example: The &lt;</w:t>
+      </w:r>
+      <w:r>
+        <w:rPr>
+          <w:b/>
+          <w:bCs/>
+        </w:rPr>
+        <w:t>div</w:t>
+      </w:r>
+      <w:r>
+        <w:t>&gt;&lt;/</w:t>
+      </w:r>
+      <w:r>
+        <w:rPr>
+          <w:b/>
+          <w:bCs/>
+        </w:rPr>
+        <w:t>div</w:t>
+      </w:r>
+      <w:r>
+        <w:t>&gt; tag</w:t>
       </w:r>
       <w:r>
         <w:t>, it has no effect on the content of the webpage, but it</w:t>
       </w:r>
       <w:r>
-        <w:t xml:space="preserve"> is used as a container to gather HTML elements that belong together in a single group</w:t>
+        <w:t xml:space="preserve"> is used as a container to </w:t>
+      </w:r>
+      <w:r>
+        <w:t>put</w:t>
+      </w:r>
+      <w:r>
+        <w:t xml:space="preserve"> HTML elements that belong together in a single group</w:t>
       </w:r>
       <w:r>
         <w:t>, as shown below.</w:t>
@@ -1198,7 +1504,7 @@
     </w:p>
     <w:p>
       <w:pPr>
-        <w:pStyle w:val="Paragraphedeliste"/>
+        <w:pStyle w:val="ListParagraph"/>
         <w:numPr>
           <w:ilvl w:val="1"/>
           <w:numId w:val="3"/>
@@ -1265,7 +1571,7 @@
     </w:p>
     <w:p>
       <w:pPr>
-        <w:pStyle w:val="Paragraphedeliste"/>
+        <w:pStyle w:val="ListParagraph"/>
         <w:numPr>
           <w:ilvl w:val="1"/>
           <w:numId w:val="3"/>
@@ -1277,7 +1583,7 @@
     </w:p>
     <w:p>
       <w:pPr>
-        <w:pStyle w:val="Paragraphedeliste"/>
+        <w:pStyle w:val="ListParagraph"/>
         <w:numPr>
           <w:ilvl w:val="0"/>
           <w:numId w:val="5"/>
@@ -1313,7 +1619,7 @@
     </w:p>
     <w:p>
       <w:pPr>
-        <w:pStyle w:val="Paragraphedeliste"/>
+        <w:pStyle w:val="ListParagraph"/>
         <w:numPr>
           <w:ilvl w:val="1"/>
           <w:numId w:val="3"/>
@@ -1341,7 +1647,7 @@
     </w:p>
     <w:p>
       <w:pPr>
-        <w:pStyle w:val="Paragraphedeliste"/>
+        <w:pStyle w:val="ListParagraph"/>
         <w:numPr>
           <w:ilvl w:val="1"/>
           <w:numId w:val="3"/>
@@ -1379,7 +1685,7 @@
     <w:p/>
     <w:p>
       <w:pPr>
-        <w:pStyle w:val="Paragraphedeliste"/>
+        <w:pStyle w:val="ListParagraph"/>
         <w:numPr>
           <w:ilvl w:val="0"/>
           <w:numId w:val="5"/>
@@ -1400,7 +1706,6 @@
           <w:sz w:val="28"/>
           <w:szCs w:val="28"/>
         </w:rPr>
-        <w:lastRenderedPageBreak/>
         <w:t xml:space="preserve"> </w:t>
       </w:r>
       <w:r>
@@ -1446,7 +1751,7 @@
     </w:p>
     <w:p>
       <w:pPr>
-        <w:pStyle w:val="Paragraphedeliste"/>
+        <w:pStyle w:val="ListParagraph"/>
         <w:numPr>
           <w:ilvl w:val="1"/>
           <w:numId w:val="3"/>
@@ -1468,7 +1773,7 @@
     </w:p>
     <w:p>
       <w:pPr>
-        <w:pStyle w:val="Paragraphedeliste"/>
+        <w:pStyle w:val="ListParagraph"/>
         <w:numPr>
           <w:ilvl w:val="1"/>
           <w:numId w:val="3"/>
@@ -1511,7 +1816,7 @@
     </w:p>
     <w:p>
       <w:pPr>
-        <w:pStyle w:val="Paragraphedeliste"/>
+        <w:pStyle w:val="ListParagraph"/>
         <w:numPr>
           <w:ilvl w:val="1"/>
           <w:numId w:val="3"/>
@@ -1546,54 +1851,68 @@
           <w:ilvl w:val="1"/>
           <w:numId w:val="7"/>
         </w:numPr>
-      </w:pPr>
-      <w:r>
-        <w:rPr>
-          <w:rStyle w:val="CodeHTML"/>
-          <w:rFonts w:eastAsiaTheme="majorEastAsia"/>
-        </w:rPr>
-        <w:t>text</w:t>
-      </w:r>
-      <w:r>
+        <w:rPr>
+          <w:rFonts w:asciiTheme="minorHAnsi" w:eastAsiaTheme="minorHAnsi" w:hAnsiTheme="minorHAnsi" w:cstheme="minorBidi"/>
+          <w:kern w:val="2"/>
+          <w:lang w:eastAsia="en-US"/>
+          <w14:ligatures w14:val="standardContextual"/>
+        </w:rPr>
+      </w:pPr>
+      <w:r>
+        <w:rPr>
+          <w:rFonts w:asciiTheme="minorHAnsi" w:eastAsiaTheme="minorHAnsi" w:hAnsiTheme="minorHAnsi" w:cstheme="minorBidi"/>
+          <w:kern w:val="2"/>
+          <w:lang w:eastAsia="en-US"/>
+          <w14:ligatures w14:val="standardContextual"/>
+        </w:rPr>
+        <w:t>text, password, email, number, search</w:t>
+      </w:r>
+    </w:p>
+    <w:p>
+      <w:pPr>
+        <w:pStyle w:val="NormalWeb"/>
+        <w:numPr>
+          <w:ilvl w:val="1"/>
+          <w:numId w:val="7"/>
+        </w:numPr>
+        <w:rPr>
+          <w:rFonts w:asciiTheme="minorHAnsi" w:eastAsiaTheme="minorHAnsi" w:hAnsiTheme="minorHAnsi" w:cstheme="minorBidi"/>
+          <w:kern w:val="2"/>
+          <w:lang w:eastAsia="en-US"/>
+          <w14:ligatures w14:val="standardContextual"/>
+        </w:rPr>
+      </w:pPr>
+      <w:proofErr w:type="spellStart"/>
+      <w:r>
+        <w:rPr>
+          <w:rFonts w:asciiTheme="minorHAnsi" w:eastAsiaTheme="minorHAnsi" w:hAnsiTheme="minorHAnsi" w:cstheme="minorBidi"/>
+          <w:kern w:val="2"/>
+          <w:lang w:eastAsia="en-US"/>
+          <w14:ligatures w14:val="standardContextual"/>
+        </w:rPr>
+        <w:t>tel</w:t>
+      </w:r>
+      <w:proofErr w:type="spellEnd"/>
+      <w:r>
+        <w:rPr>
+          <w:rFonts w:asciiTheme="minorHAnsi" w:eastAsiaTheme="minorHAnsi" w:hAnsiTheme="minorHAnsi" w:cstheme="minorBidi"/>
+          <w:kern w:val="2"/>
+          <w:lang w:eastAsia="en-US"/>
+          <w14:ligatures w14:val="standardContextual"/>
+        </w:rPr>
         <w:t xml:space="preserve">, </w:t>
       </w:r>
-      <w:r>
-        <w:rPr>
-          <w:rStyle w:val="CodeHTML"/>
-          <w:rFonts w:eastAsiaTheme="majorEastAsia"/>
-        </w:rPr>
-        <w:t>password</w:t>
-      </w:r>
-      <w:r>
-        <w:t xml:space="preserve">, </w:t>
-      </w:r>
-      <w:r>
-        <w:rPr>
-          <w:rStyle w:val="CodeHTML"/>
-          <w:rFonts w:eastAsiaTheme="majorEastAsia"/>
-        </w:rPr>
-        <w:t>email</w:t>
-      </w:r>
-      <w:r>
-        <w:t xml:space="preserve">, </w:t>
-      </w:r>
-      <w:r>
-        <w:rPr>
-          <w:rStyle w:val="CodeHTML"/>
-          <w:rFonts w:eastAsiaTheme="majorEastAsia"/>
-        </w:rPr>
-        <w:t>number</w:t>
-      </w:r>
-      <w:r>
-        <w:t xml:space="preserve">, </w:t>
-      </w:r>
-      <w:r>
-        <w:rPr>
-          <w:rStyle w:val="CodeHTML"/>
-          <w:rFonts w:eastAsiaTheme="majorEastAsia"/>
-        </w:rPr>
-        <w:t>search</w:t>
-      </w:r>
+      <w:proofErr w:type="spellStart"/>
+      <w:r>
+        <w:rPr>
+          <w:rFonts w:asciiTheme="minorHAnsi" w:eastAsiaTheme="minorHAnsi" w:hAnsiTheme="minorHAnsi" w:cstheme="minorBidi"/>
+          <w:kern w:val="2"/>
+          <w:lang w:eastAsia="en-US"/>
+          <w14:ligatures w14:val="standardContextual"/>
+        </w:rPr>
+        <w:t>url</w:t>
+      </w:r>
+      <w:proofErr w:type="spellEnd"/>
     </w:p>
     <w:p>
       <w:pPr>
@@ -1602,28 +1921,22 @@
           <w:ilvl w:val="1"/>
           <w:numId w:val="7"/>
         </w:numPr>
-      </w:pPr>
-      <w:proofErr w:type="spellStart"/>
-      <w:r>
-        <w:rPr>
-          <w:rStyle w:val="CodeHTML"/>
-          <w:rFonts w:eastAsiaTheme="majorEastAsia"/>
-        </w:rPr>
-        <w:t>tel</w:t>
-      </w:r>
-      <w:proofErr w:type="spellEnd"/>
-      <w:r>
-        <w:t xml:space="preserve">, </w:t>
-      </w:r>
-      <w:proofErr w:type="spellStart"/>
-      <w:r>
-        <w:rPr>
-          <w:rStyle w:val="CodeHTML"/>
-          <w:rFonts w:eastAsiaTheme="majorEastAsia"/>
-        </w:rPr>
-        <w:t>url</w:t>
-      </w:r>
-      <w:proofErr w:type="spellEnd"/>
+        <w:rPr>
+          <w:rFonts w:asciiTheme="minorHAnsi" w:eastAsiaTheme="minorHAnsi" w:hAnsiTheme="minorHAnsi" w:cstheme="minorBidi"/>
+          <w:kern w:val="2"/>
+          <w:lang w:eastAsia="en-US"/>
+          <w14:ligatures w14:val="standardContextual"/>
+        </w:rPr>
+      </w:pPr>
+      <w:r>
+        <w:rPr>
+          <w:rFonts w:asciiTheme="minorHAnsi" w:eastAsiaTheme="minorHAnsi" w:hAnsiTheme="minorHAnsi" w:cstheme="minorBidi"/>
+          <w:kern w:val="2"/>
+          <w:lang w:eastAsia="en-US"/>
+          <w14:ligatures w14:val="standardContextual"/>
+        </w:rPr>
+        <w:t>date, time</w:t>
+      </w:r>
     </w:p>
     <w:p>
       <w:pPr>
@@ -1632,23 +1945,21 @@
           <w:ilvl w:val="1"/>
           <w:numId w:val="7"/>
         </w:numPr>
-      </w:pPr>
-      <w:r>
-        <w:rPr>
-          <w:rStyle w:val="CodeHTML"/>
-          <w:rFonts w:eastAsiaTheme="majorEastAsia"/>
-        </w:rPr>
-        <w:t>date</w:t>
-      </w:r>
-      <w:r>
-        <w:t xml:space="preserve">, </w:t>
-      </w:r>
-      <w:r>
-        <w:rPr>
-          <w:rStyle w:val="CodeHTML"/>
-          <w:rFonts w:eastAsiaTheme="majorEastAsia"/>
-        </w:rPr>
-        <w:t>time</w:t>
+        <w:rPr>
+          <w:rFonts w:asciiTheme="minorHAnsi" w:eastAsiaTheme="minorHAnsi" w:hAnsiTheme="minorHAnsi" w:cstheme="minorBidi"/>
+          <w:kern w:val="2"/>
+          <w:lang w:eastAsia="en-US"/>
+          <w14:ligatures w14:val="standardContextual"/>
+        </w:rPr>
+      </w:pPr>
+      <w:r>
+        <w:rPr>
+          <w:rFonts w:asciiTheme="minorHAnsi" w:eastAsiaTheme="minorHAnsi" w:hAnsiTheme="minorHAnsi" w:cstheme="minorBidi"/>
+          <w:kern w:val="2"/>
+          <w:lang w:eastAsia="en-US"/>
+          <w14:ligatures w14:val="standardContextual"/>
+        </w:rPr>
+        <w:t>checkbox, radio</w:t>
       </w:r>
     </w:p>
     <w:p>
@@ -1658,23 +1969,21 @@
           <w:ilvl w:val="1"/>
           <w:numId w:val="7"/>
         </w:numPr>
-      </w:pPr>
-      <w:r>
-        <w:rPr>
-          <w:rStyle w:val="CodeHTML"/>
-          <w:rFonts w:eastAsiaTheme="majorEastAsia"/>
-        </w:rPr>
-        <w:t>checkbox</w:t>
-      </w:r>
-      <w:r>
-        <w:t xml:space="preserve">, </w:t>
-      </w:r>
-      <w:r>
-        <w:rPr>
-          <w:rStyle w:val="CodeHTML"/>
-          <w:rFonts w:eastAsiaTheme="majorEastAsia"/>
-        </w:rPr>
-        <w:t>radio</w:t>
+        <w:rPr>
+          <w:rFonts w:asciiTheme="minorHAnsi" w:eastAsiaTheme="minorHAnsi" w:hAnsiTheme="minorHAnsi" w:cstheme="minorBidi"/>
+          <w:kern w:val="2"/>
+          <w:lang w:eastAsia="en-US"/>
+          <w14:ligatures w14:val="standardContextual"/>
+        </w:rPr>
+      </w:pPr>
+      <w:r>
+        <w:rPr>
+          <w:rFonts w:asciiTheme="minorHAnsi" w:eastAsiaTheme="minorHAnsi" w:hAnsiTheme="minorHAnsi" w:cstheme="minorBidi"/>
+          <w:kern w:val="2"/>
+          <w:lang w:eastAsia="en-US"/>
+          <w14:ligatures w14:val="standardContextual"/>
+        </w:rPr>
+        <w:t>file, hidden</w:t>
       </w:r>
     </w:p>
     <w:p>
@@ -1684,74 +1993,26 @@
           <w:ilvl w:val="1"/>
           <w:numId w:val="7"/>
         </w:numPr>
-      </w:pPr>
-      <w:r>
-        <w:rPr>
-          <w:rStyle w:val="CodeHTML"/>
-          <w:rFonts w:eastAsiaTheme="majorEastAsia"/>
-        </w:rPr>
-        <w:t>file</w:t>
-      </w:r>
-      <w:r>
-        <w:t xml:space="preserve">, </w:t>
-      </w:r>
-      <w:r>
-        <w:rPr>
-          <w:rStyle w:val="CodeHTML"/>
-          <w:rFonts w:eastAsiaTheme="majorEastAsia"/>
-        </w:rPr>
-        <w:t>hidden</w:t>
-      </w:r>
-    </w:p>
-    <w:p>
-      <w:pPr>
-        <w:pStyle w:val="NormalWeb"/>
-        <w:numPr>
-          <w:ilvl w:val="1"/>
-          <w:numId w:val="7"/>
-        </w:numPr>
-      </w:pPr>
-      <w:r>
-        <w:rPr>
-          <w:rStyle w:val="CodeHTML"/>
-          <w:rFonts w:eastAsiaTheme="majorEastAsia"/>
-        </w:rPr>
-        <w:t>submit</w:t>
-      </w:r>
-      <w:r>
-        <w:t xml:space="preserve">, </w:t>
-      </w:r>
-      <w:r>
-        <w:rPr>
-          <w:rStyle w:val="CodeHTML"/>
-          <w:rFonts w:eastAsiaTheme="majorEastAsia"/>
-        </w:rPr>
-        <w:t>reset</w:t>
-      </w:r>
-      <w:r>
-        <w:t xml:space="preserve">, </w:t>
-      </w:r>
-      <w:r>
-        <w:rPr>
-          <w:rStyle w:val="CodeHTML"/>
-          <w:rFonts w:eastAsiaTheme="majorEastAsia"/>
-        </w:rPr>
-        <w:t>button</w:t>
-      </w:r>
-      <w:r>
-        <w:t xml:space="preserve">, </w:t>
-      </w:r>
-      <w:r>
-        <w:rPr>
-          <w:rStyle w:val="CodeHTML"/>
-          <w:rFonts w:eastAsiaTheme="majorEastAsia"/>
-        </w:rPr>
-        <w:t>image</w:t>
-      </w:r>
-    </w:p>
-    <w:p>
-      <w:pPr>
-        <w:pStyle w:val="Paragraphedeliste"/>
+        <w:rPr>
+          <w:rFonts w:asciiTheme="minorHAnsi" w:eastAsiaTheme="minorHAnsi" w:hAnsiTheme="minorHAnsi" w:cstheme="minorBidi"/>
+          <w:kern w:val="2"/>
+          <w:lang w:eastAsia="en-US"/>
+          <w14:ligatures w14:val="standardContextual"/>
+        </w:rPr>
+      </w:pPr>
+      <w:r>
+        <w:rPr>
+          <w:rFonts w:asciiTheme="minorHAnsi" w:eastAsiaTheme="minorHAnsi" w:hAnsiTheme="minorHAnsi" w:cstheme="minorBidi"/>
+          <w:kern w:val="2"/>
+          <w:lang w:eastAsia="en-US"/>
+          <w14:ligatures w14:val="standardContextual"/>
+        </w:rPr>
+        <w:t>submit, reset, button, image</w:t>
+      </w:r>
+    </w:p>
+    <w:p>
+      <w:pPr>
+        <w:pStyle w:val="ListParagraph"/>
         <w:numPr>
           <w:ilvl w:val="1"/>
           <w:numId w:val="3"/>
@@ -1763,7 +2024,7 @@
     </w:p>
     <w:p>
       <w:pPr>
-        <w:pStyle w:val="Paragraphedeliste"/>
+        <w:pStyle w:val="ListParagraph"/>
         <w:numPr>
           <w:ilvl w:val="1"/>
           <w:numId w:val="3"/>
@@ -1799,7 +2060,7 @@
     </w:p>
     <w:p>
       <w:pPr>
-        <w:pStyle w:val="Paragraphedeliste"/>
+        <w:pStyle w:val="ListParagraph"/>
         <w:numPr>
           <w:ilvl w:val="0"/>
           <w:numId w:val="5"/>
@@ -1835,7 +2096,7 @@
     </w:p>
     <w:p>
       <w:pPr>
-        <w:pStyle w:val="Paragraphedeliste"/>
+        <w:pStyle w:val="ListParagraph"/>
         <w:numPr>
           <w:ilvl w:val="1"/>
           <w:numId w:val="3"/>
@@ -1853,7 +2114,7 @@
     </w:p>
     <w:p>
       <w:pPr>
-        <w:pStyle w:val="Paragraphedeliste"/>
+        <w:pStyle w:val="ListParagraph"/>
         <w:numPr>
           <w:ilvl w:val="0"/>
           <w:numId w:val="5"/>
@@ -1889,7 +2150,7 @@
     </w:p>
     <w:p>
       <w:pPr>
-        <w:pStyle w:val="Paragraphedeliste"/>
+        <w:pStyle w:val="ListParagraph"/>
         <w:numPr>
           <w:ilvl w:val="1"/>
           <w:numId w:val="3"/>
@@ -1911,7 +2172,7 @@
     </w:p>
     <w:p>
       <w:pPr>
-        <w:pStyle w:val="Paragraphedeliste"/>
+        <w:pStyle w:val="ListParagraph"/>
         <w:numPr>
           <w:ilvl w:val="1"/>
           <w:numId w:val="3"/>
@@ -1923,7 +2184,7 @@
     </w:p>
     <w:p>
       <w:pPr>
-        <w:pStyle w:val="Paragraphedeliste"/>
+        <w:pStyle w:val="ListParagraph"/>
         <w:numPr>
           <w:ilvl w:val="1"/>
           <w:numId w:val="3"/>
@@ -1941,7 +2202,7 @@
       <w:hyperlink r:id="rId7" w:history="1">
         <w:r>
           <w:rPr>
-            <w:rStyle w:val="Lienhypertexte"/>
+            <w:rStyle w:val="Hyperlink"/>
           </w:rPr>
           <w:t>here</w:t>
         </w:r>
@@ -1962,7 +2223,7 @@
     </w:p>
     <w:p>
       <w:pPr>
-        <w:pStyle w:val="Paragraphedeliste"/>
+        <w:pStyle w:val="ListParagraph"/>
         <w:numPr>
           <w:ilvl w:val="1"/>
           <w:numId w:val="3"/>
@@ -1994,7 +2255,7 @@
     </w:p>
     <w:p>
       <w:pPr>
-        <w:pStyle w:val="Paragraphedeliste"/>
+        <w:pStyle w:val="ListParagraph"/>
         <w:numPr>
           <w:ilvl w:val="1"/>
           <w:numId w:val="3"/>
@@ -2022,7 +2283,7 @@
     </w:p>
     <w:p>
       <w:pPr>
-        <w:pStyle w:val="Paragraphedeliste"/>
+        <w:pStyle w:val="ListParagraph"/>
         <w:numPr>
           <w:ilvl w:val="0"/>
           <w:numId w:val="5"/>
@@ -2058,7 +2319,7 @@
     </w:p>
     <w:p>
       <w:pPr>
-        <w:pStyle w:val="Paragraphedeliste"/>
+        <w:pStyle w:val="ListParagraph"/>
         <w:numPr>
           <w:ilvl w:val="1"/>
           <w:numId w:val="3"/>
@@ -2070,14 +2331,24 @@
     </w:p>
     <w:p>
       <w:pPr>
-        <w:pStyle w:val="Paragraphedeliste"/>
-        <w:numPr>
-          <w:ilvl w:val="1"/>
-          <w:numId w:val="3"/>
-        </w:numPr>
-      </w:pPr>
-      <w:r>
-        <w:t xml:space="preserve">&lt;!DOCTYPE html&gt; </w:t>
+        <w:pStyle w:val="ListParagraph"/>
+        <w:numPr>
+          <w:ilvl w:val="1"/>
+          <w:numId w:val="3"/>
+        </w:numPr>
+      </w:pPr>
+      <w:r>
+        <w:t>&lt;!</w:t>
+      </w:r>
+      <w:r>
+        <w:rPr>
+          <w:b/>
+          <w:bCs/>
+        </w:rPr>
+        <w:t>DOCTYPE</w:t>
+      </w:r>
+      <w:r>
+        <w:t xml:space="preserve"> html&gt; </w:t>
       </w:r>
       <w:r>
         <w:sym w:font="Wingdings" w:char="F0E8"/>
@@ -2088,14 +2359,34 @@
     </w:p>
     <w:p>
       <w:pPr>
-        <w:pStyle w:val="Paragraphedeliste"/>
-        <w:numPr>
-          <w:ilvl w:val="1"/>
-          <w:numId w:val="3"/>
-        </w:numPr>
-      </w:pPr>
-      <w:r>
-        <w:t xml:space="preserve">&lt;html&gt;&lt;/html&gt; </w:t>
+        <w:pStyle w:val="ListParagraph"/>
+        <w:numPr>
+          <w:ilvl w:val="1"/>
+          <w:numId w:val="3"/>
+        </w:numPr>
+      </w:pPr>
+      <w:r>
+        <w:t>&lt;</w:t>
+      </w:r>
+      <w:r>
+        <w:rPr>
+          <w:b/>
+          <w:bCs/>
+        </w:rPr>
+        <w:t>html</w:t>
+      </w:r>
+      <w:r>
+        <w:t>&gt;&lt;/</w:t>
+      </w:r>
+      <w:r>
+        <w:rPr>
+          <w:b/>
+          <w:bCs/>
+        </w:rPr>
+        <w:t>html</w:t>
+      </w:r>
+      <w:r>
+        <w:t xml:space="preserve">&gt; </w:t>
       </w:r>
       <w:r>
         <w:sym w:font="Wingdings" w:char="F0E8"/>
@@ -2106,20 +2397,71 @@
     </w:p>
     <w:p>
       <w:pPr>
-        <w:pStyle w:val="Paragraphedeliste"/>
-        <w:numPr>
-          <w:ilvl w:val="1"/>
-          <w:numId w:val="3"/>
-        </w:numPr>
-      </w:pPr>
-      <w:r>
-        <w:t xml:space="preserve">&lt;head&gt;&lt;/head&gt; </w:t>
+        <w:pStyle w:val="ListParagraph"/>
+        <w:numPr>
+          <w:ilvl w:val="1"/>
+          <w:numId w:val="3"/>
+        </w:numPr>
+      </w:pPr>
+      <w:r>
+        <w:lastRenderedPageBreak/>
+        <w:t>&lt;</w:t>
+      </w:r>
+      <w:r>
+        <w:rPr>
+          <w:b/>
+          <w:bCs/>
+        </w:rPr>
+        <w:t>head</w:t>
+      </w:r>
+      <w:r>
+        <w:t>&gt;&lt;/</w:t>
+      </w:r>
+      <w:r>
+        <w:rPr>
+          <w:b/>
+          <w:bCs/>
+        </w:rPr>
+        <w:t>head</w:t>
+      </w:r>
+      <w:r>
+        <w:t xml:space="preserve">&gt; </w:t>
       </w:r>
       <w:r>
         <w:sym w:font="Wingdings" w:char="F0E8"/>
       </w:r>
       <w:r>
-        <w:t xml:space="preserve"> This tag includes the webpage’s meta data, like the &lt;meta&gt; tag, the &lt;title&gt; tag, the &lt;link&gt; tag (referencing the </w:t>
+        <w:t xml:space="preserve"> This tag includes the webpage’s meta data, like the &lt;</w:t>
+      </w:r>
+      <w:r>
+        <w:rPr>
+          <w:b/>
+          <w:bCs/>
+        </w:rPr>
+        <w:t>meta</w:t>
+      </w:r>
+      <w:r>
+        <w:t>&gt; tag, the &lt;</w:t>
+      </w:r>
+      <w:r>
+        <w:rPr>
+          <w:b/>
+          <w:bCs/>
+        </w:rPr>
+        <w:t>title</w:t>
+      </w:r>
+      <w:r>
+        <w:t>&gt; tag, the &lt;</w:t>
+      </w:r>
+      <w:r>
+        <w:rPr>
+          <w:b/>
+          <w:bCs/>
+        </w:rPr>
+        <w:t>link</w:t>
+      </w:r>
+      <w:r>
+        <w:t xml:space="preserve">&gt; tag (referencing the </w:t>
       </w:r>
       <w:r>
         <w:t>CSS</w:t>
@@ -2130,14 +2472,34 @@
     </w:p>
     <w:p>
       <w:pPr>
-        <w:pStyle w:val="Paragraphedeliste"/>
-        <w:numPr>
-          <w:ilvl w:val="1"/>
-          <w:numId w:val="3"/>
-        </w:numPr>
-      </w:pPr>
-      <w:r>
-        <w:t>&lt;title&gt;&lt;/title&gt;</w:t>
+        <w:pStyle w:val="ListParagraph"/>
+        <w:numPr>
+          <w:ilvl w:val="1"/>
+          <w:numId w:val="3"/>
+        </w:numPr>
+      </w:pPr>
+      <w:r>
+        <w:t>&lt;</w:t>
+      </w:r>
+      <w:r>
+        <w:rPr>
+          <w:b/>
+          <w:bCs/>
+        </w:rPr>
+        <w:t>title</w:t>
+      </w:r>
+      <w:r>
+        <w:t>&gt;&lt;/</w:t>
+      </w:r>
+      <w:r>
+        <w:rPr>
+          <w:b/>
+          <w:bCs/>
+        </w:rPr>
+        <w:t>title</w:t>
+      </w:r>
+      <w:r>
+        <w:t>&gt;</w:t>
       </w:r>
       <w:r>
         <w:t xml:space="preserve"> </w:t>
@@ -2151,14 +2513,34 @@
     </w:p>
     <w:p>
       <w:pPr>
-        <w:pStyle w:val="Paragraphedeliste"/>
-        <w:numPr>
-          <w:ilvl w:val="1"/>
-          <w:numId w:val="3"/>
-        </w:numPr>
-      </w:pPr>
-      <w:r>
-        <w:t xml:space="preserve">&lt;body&gt;&lt;/body&gt; </w:t>
+        <w:pStyle w:val="ListParagraph"/>
+        <w:numPr>
+          <w:ilvl w:val="1"/>
+          <w:numId w:val="3"/>
+        </w:numPr>
+      </w:pPr>
+      <w:r>
+        <w:t>&lt;</w:t>
+      </w:r>
+      <w:r>
+        <w:rPr>
+          <w:b/>
+          <w:bCs/>
+        </w:rPr>
+        <w:t>body</w:t>
+      </w:r>
+      <w:r>
+        <w:t>&gt;&lt;/</w:t>
+      </w:r>
+      <w:r>
+        <w:rPr>
+          <w:b/>
+          <w:bCs/>
+        </w:rPr>
+        <w:t>body</w:t>
+      </w:r>
+      <w:r>
+        <w:t xml:space="preserve">&gt; </w:t>
       </w:r>
       <w:r>
         <w:sym w:font="Wingdings" w:char="F0E8"/>
@@ -2179,7 +2561,7 @@
     </w:p>
     <w:p>
       <w:pPr>
-        <w:pStyle w:val="Paragraphedeliste"/>
+        <w:pStyle w:val="ListParagraph"/>
         <w:numPr>
           <w:ilvl w:val="0"/>
           <w:numId w:val="5"/>
@@ -2200,13 +2582,12 @@
           <w:sz w:val="28"/>
           <w:szCs w:val="28"/>
         </w:rPr>
-        <w:lastRenderedPageBreak/>
         <w:t>Lists:</w:t>
       </w:r>
     </w:p>
     <w:p>
       <w:pPr>
-        <w:pStyle w:val="Paragraphedeliste"/>
+        <w:pStyle w:val="ListParagraph"/>
         <w:numPr>
           <w:ilvl w:val="1"/>
           <w:numId w:val="3"/>
@@ -2280,7 +2661,7 @@
     </w:p>
     <w:p>
       <w:pPr>
-        <w:pStyle w:val="Paragraphedeliste"/>
+        <w:pStyle w:val="ListParagraph"/>
         <w:numPr>
           <w:ilvl w:val="1"/>
           <w:numId w:val="3"/>
@@ -2310,7 +2691,7 @@
     </w:p>
     <w:p>
       <w:pPr>
-        <w:pStyle w:val="Paragraphedeliste"/>
+        <w:pStyle w:val="ListParagraph"/>
         <w:numPr>
           <w:ilvl w:val="0"/>
           <w:numId w:val="3"/>
@@ -2336,7 +2717,7 @@
     </w:p>
     <w:p>
       <w:pPr>
-        <w:pStyle w:val="Paragraphedeliste"/>
+        <w:pStyle w:val="ListParagraph"/>
         <w:numPr>
           <w:ilvl w:val="0"/>
           <w:numId w:val="8"/>
@@ -2362,7 +2743,7 @@
     </w:p>
     <w:p>
       <w:pPr>
-        <w:pStyle w:val="Paragraphedeliste"/>
+        <w:pStyle w:val="ListParagraph"/>
         <w:numPr>
           <w:ilvl w:val="1"/>
           <w:numId w:val="3"/>
@@ -2376,7 +2757,7 @@
     </w:p>
     <w:p>
       <w:pPr>
-        <w:pStyle w:val="Paragraphedeliste"/>
+        <w:pStyle w:val="ListParagraph"/>
         <w:numPr>
           <w:ilvl w:val="0"/>
           <w:numId w:val="8"/>
@@ -2402,7 +2783,7 @@
     </w:p>
     <w:p>
       <w:pPr>
-        <w:pStyle w:val="Paragraphedeliste"/>
+        <w:pStyle w:val="ListParagraph"/>
         <w:numPr>
           <w:ilvl w:val="1"/>
           <w:numId w:val="3"/>
@@ -2416,7 +2797,7 @@
     </w:p>
     <w:p>
       <w:pPr>
-        <w:pStyle w:val="Paragraphedeliste"/>
+        <w:pStyle w:val="ListParagraph"/>
         <w:numPr>
           <w:ilvl w:val="0"/>
           <w:numId w:val="8"/>
@@ -2442,7 +2823,7 @@
     </w:p>
     <w:p>
       <w:pPr>
-        <w:pStyle w:val="Paragraphedeliste"/>
+        <w:pStyle w:val="ListParagraph"/>
         <w:numPr>
           <w:ilvl w:val="1"/>
           <w:numId w:val="3"/>
@@ -2463,7 +2844,7 @@
     </w:p>
     <w:p>
       <w:pPr>
-        <w:pStyle w:val="Paragraphedeliste"/>
+        <w:pStyle w:val="ListParagraph"/>
         <w:numPr>
           <w:ilvl w:val="0"/>
           <w:numId w:val="8"/>
@@ -2489,7 +2870,7 @@
     </w:p>
     <w:p>
       <w:pPr>
-        <w:pStyle w:val="Paragraphedeliste"/>
+        <w:pStyle w:val="ListParagraph"/>
         <w:numPr>
           <w:ilvl w:val="1"/>
           <w:numId w:val="3"/>
@@ -2510,7 +2891,7 @@
     </w:p>
     <w:p>
       <w:pPr>
-        <w:pStyle w:val="Paragraphedeliste"/>
+        <w:pStyle w:val="ListParagraph"/>
         <w:numPr>
           <w:ilvl w:val="0"/>
           <w:numId w:val="8"/>
@@ -2536,7 +2917,7 @@
     </w:p>
     <w:p>
       <w:pPr>
-        <w:pStyle w:val="Paragraphedeliste"/>
+        <w:pStyle w:val="ListParagraph"/>
         <w:numPr>
           <w:ilvl w:val="1"/>
           <w:numId w:val="3"/>
@@ -2557,7 +2938,7 @@
     </w:p>
     <w:p>
       <w:pPr>
-        <w:pStyle w:val="Paragraphedeliste"/>
+        <w:pStyle w:val="ListParagraph"/>
         <w:numPr>
           <w:ilvl w:val="0"/>
           <w:numId w:val="8"/>
@@ -2583,7 +2964,7 @@
     </w:p>
     <w:p>
       <w:pPr>
-        <w:pStyle w:val="Paragraphedeliste"/>
+        <w:pStyle w:val="ListParagraph"/>
         <w:numPr>
           <w:ilvl w:val="1"/>
           <w:numId w:val="3"/>
@@ -2604,7 +2985,7 @@
     </w:p>
     <w:p>
       <w:pPr>
-        <w:pStyle w:val="Paragraphedeliste"/>
+        <w:pStyle w:val="ListParagraph"/>
         <w:numPr>
           <w:ilvl w:val="0"/>
           <w:numId w:val="8"/>
@@ -2630,7 +3011,7 @@
     </w:p>
     <w:p>
       <w:pPr>
-        <w:pStyle w:val="Paragraphedeliste"/>
+        <w:pStyle w:val="ListParagraph"/>
         <w:numPr>
           <w:ilvl w:val="1"/>
           <w:numId w:val="3"/>
@@ -2651,7 +3032,7 @@
     </w:p>
     <w:p>
       <w:pPr>
-        <w:pStyle w:val="Paragraphedeliste"/>
+        <w:pStyle w:val="ListParagraph"/>
         <w:numPr>
           <w:ilvl w:val="0"/>
           <w:numId w:val="8"/>
@@ -2677,7 +3058,7 @@
     </w:p>
     <w:p>
       <w:pPr>
-        <w:pStyle w:val="Paragraphedeliste"/>
+        <w:pStyle w:val="ListParagraph"/>
         <w:numPr>
           <w:ilvl w:val="1"/>
           <w:numId w:val="3"/>
@@ -2698,7 +3079,7 @@
     </w:p>
     <w:p>
       <w:pPr>
-        <w:pStyle w:val="Paragraphedeliste"/>
+        <w:pStyle w:val="ListParagraph"/>
         <w:numPr>
           <w:ilvl w:val="0"/>
           <w:numId w:val="8"/>
@@ -2724,7 +3105,7 @@
     </w:p>
     <w:p>
       <w:pPr>
-        <w:pStyle w:val="Paragraphedeliste"/>
+        <w:pStyle w:val="ListParagraph"/>
         <w:numPr>
           <w:ilvl w:val="1"/>
           <w:numId w:val="3"/>
@@ -2745,7 +3126,7 @@
     </w:p>
     <w:p>
       <w:pPr>
-        <w:pStyle w:val="Paragraphedeliste"/>
+        <w:pStyle w:val="ListParagraph"/>
         <w:numPr>
           <w:ilvl w:val="0"/>
           <w:numId w:val="3"/>
@@ -2771,16 +3152,16 @@
     </w:p>
     <w:p>
       <w:pPr>
-        <w:pStyle w:val="Paragraphedeliste"/>
-        <w:numPr>
-          <w:ilvl w:val="1"/>
-          <w:numId w:val="3"/>
-        </w:numPr>
-      </w:pPr>
-    </w:p>
-    <w:p>
-      <w:pPr>
-        <w:pStyle w:val="Paragraphedeliste"/>
+        <w:pStyle w:val="ListParagraph"/>
+        <w:numPr>
+          <w:ilvl w:val="1"/>
+          <w:numId w:val="3"/>
+        </w:numPr>
+      </w:pPr>
+    </w:p>
+    <w:p>
+      <w:pPr>
+        <w:pStyle w:val="ListParagraph"/>
         <w:numPr>
           <w:ilvl w:val="0"/>
           <w:numId w:val="3"/>
@@ -2806,16 +3187,16 @@
     </w:p>
     <w:p>
       <w:pPr>
-        <w:pStyle w:val="Paragraphedeliste"/>
-        <w:numPr>
-          <w:ilvl w:val="1"/>
-          <w:numId w:val="3"/>
-        </w:numPr>
-      </w:pPr>
-    </w:p>
-    <w:p>
-      <w:pPr>
-        <w:pStyle w:val="Paragraphedeliste"/>
+        <w:pStyle w:val="ListParagraph"/>
+        <w:numPr>
+          <w:ilvl w:val="1"/>
+          <w:numId w:val="3"/>
+        </w:numPr>
+      </w:pPr>
+    </w:p>
+    <w:p>
+      <w:pPr>
+        <w:pStyle w:val="ListParagraph"/>
         <w:numPr>
           <w:ilvl w:val="0"/>
           <w:numId w:val="3"/>
@@ -2841,16 +3222,16 @@
     </w:p>
     <w:p>
       <w:pPr>
-        <w:pStyle w:val="Paragraphedeliste"/>
-        <w:numPr>
-          <w:ilvl w:val="1"/>
-          <w:numId w:val="3"/>
-        </w:numPr>
-      </w:pPr>
-    </w:p>
-    <w:p>
-      <w:pPr>
-        <w:pStyle w:val="Paragraphedeliste"/>
+        <w:pStyle w:val="ListParagraph"/>
+        <w:numPr>
+          <w:ilvl w:val="1"/>
+          <w:numId w:val="3"/>
+        </w:numPr>
+      </w:pPr>
+    </w:p>
+    <w:p>
+      <w:pPr>
+        <w:pStyle w:val="ListParagraph"/>
         <w:numPr>
           <w:ilvl w:val="0"/>
           <w:numId w:val="3"/>
@@ -2876,16 +3257,16 @@
     </w:p>
     <w:p>
       <w:pPr>
-        <w:pStyle w:val="Paragraphedeliste"/>
-        <w:numPr>
-          <w:ilvl w:val="1"/>
-          <w:numId w:val="3"/>
-        </w:numPr>
-      </w:pPr>
-    </w:p>
-    <w:p>
-      <w:pPr>
-        <w:pStyle w:val="Paragraphedeliste"/>
+        <w:pStyle w:val="ListParagraph"/>
+        <w:numPr>
+          <w:ilvl w:val="1"/>
+          <w:numId w:val="3"/>
+        </w:numPr>
+      </w:pPr>
+    </w:p>
+    <w:p>
+      <w:pPr>
+        <w:pStyle w:val="ListParagraph"/>
         <w:numPr>
           <w:ilvl w:val="0"/>
           <w:numId w:val="3"/>
@@ -2911,16 +3292,16 @@
     </w:p>
     <w:p>
       <w:pPr>
-        <w:pStyle w:val="Paragraphedeliste"/>
-        <w:numPr>
-          <w:ilvl w:val="1"/>
-          <w:numId w:val="3"/>
-        </w:numPr>
-      </w:pPr>
-    </w:p>
-    <w:p>
-      <w:pPr>
-        <w:pStyle w:val="Paragraphedeliste"/>
+        <w:pStyle w:val="ListParagraph"/>
+        <w:numPr>
+          <w:ilvl w:val="1"/>
+          <w:numId w:val="3"/>
+        </w:numPr>
+      </w:pPr>
+    </w:p>
+    <w:p>
+      <w:pPr>
+        <w:pStyle w:val="ListParagraph"/>
         <w:numPr>
           <w:ilvl w:val="0"/>
           <w:numId w:val="3"/>
@@ -2941,22 +3322,21 @@
           <w:sz w:val="36"/>
           <w:szCs w:val="36"/>
         </w:rPr>
-        <w:lastRenderedPageBreak/>
         <w:t>Javascript challenges part 1</w:t>
       </w:r>
     </w:p>
     <w:p>
       <w:pPr>
-        <w:pStyle w:val="Paragraphedeliste"/>
-        <w:numPr>
-          <w:ilvl w:val="1"/>
-          <w:numId w:val="3"/>
-        </w:numPr>
-      </w:pPr>
-    </w:p>
-    <w:p>
-      <w:pPr>
-        <w:pStyle w:val="Paragraphedeliste"/>
+        <w:pStyle w:val="ListParagraph"/>
+        <w:numPr>
+          <w:ilvl w:val="1"/>
+          <w:numId w:val="3"/>
+        </w:numPr>
+      </w:pPr>
+    </w:p>
+    <w:p>
+      <w:pPr>
+        <w:pStyle w:val="ListParagraph"/>
         <w:numPr>
           <w:ilvl w:val="0"/>
           <w:numId w:val="3"/>
@@ -3004,16 +3384,16 @@
     </w:p>
     <w:p>
       <w:pPr>
-        <w:pStyle w:val="Paragraphedeliste"/>
-        <w:numPr>
-          <w:ilvl w:val="1"/>
-          <w:numId w:val="3"/>
-        </w:numPr>
-      </w:pPr>
-    </w:p>
-    <w:p>
-      <w:pPr>
-        <w:pStyle w:val="Paragraphedeliste"/>
+        <w:pStyle w:val="ListParagraph"/>
+        <w:numPr>
+          <w:ilvl w:val="1"/>
+          <w:numId w:val="3"/>
+        </w:numPr>
+      </w:pPr>
+    </w:p>
+    <w:p>
+      <w:pPr>
+        <w:pStyle w:val="ListParagraph"/>
         <w:numPr>
           <w:ilvl w:val="0"/>
           <w:numId w:val="3"/>
@@ -3039,16 +3419,16 @@
     </w:p>
     <w:p>
       <w:pPr>
-        <w:pStyle w:val="Paragraphedeliste"/>
-        <w:numPr>
-          <w:ilvl w:val="1"/>
-          <w:numId w:val="3"/>
-        </w:numPr>
-      </w:pPr>
-    </w:p>
-    <w:p>
-      <w:pPr>
-        <w:pStyle w:val="Paragraphedeliste"/>
+        <w:pStyle w:val="ListParagraph"/>
+        <w:numPr>
+          <w:ilvl w:val="1"/>
+          <w:numId w:val="3"/>
+        </w:numPr>
+      </w:pPr>
+    </w:p>
+    <w:p>
+      <w:pPr>
+        <w:pStyle w:val="ListParagraph"/>
         <w:numPr>
           <w:ilvl w:val="0"/>
           <w:numId w:val="3"/>
@@ -3074,16 +3454,16 @@
     </w:p>
     <w:p>
       <w:pPr>
-        <w:pStyle w:val="Paragraphedeliste"/>
-        <w:numPr>
-          <w:ilvl w:val="1"/>
-          <w:numId w:val="3"/>
-        </w:numPr>
-      </w:pPr>
-    </w:p>
-    <w:p>
-      <w:pPr>
-        <w:pStyle w:val="Paragraphedeliste"/>
+        <w:pStyle w:val="ListParagraph"/>
+        <w:numPr>
+          <w:ilvl w:val="1"/>
+          <w:numId w:val="3"/>
+        </w:numPr>
+      </w:pPr>
+    </w:p>
+    <w:p>
+      <w:pPr>
+        <w:pStyle w:val="ListParagraph"/>
         <w:numPr>
           <w:ilvl w:val="0"/>
           <w:numId w:val="3"/>
@@ -3109,16 +3489,16 @@
     </w:p>
     <w:p>
       <w:pPr>
-        <w:pStyle w:val="Paragraphedeliste"/>
-        <w:numPr>
-          <w:ilvl w:val="1"/>
-          <w:numId w:val="3"/>
-        </w:numPr>
-      </w:pPr>
-    </w:p>
-    <w:p>
-      <w:pPr>
-        <w:pStyle w:val="Paragraphedeliste"/>
+        <w:pStyle w:val="ListParagraph"/>
+        <w:numPr>
+          <w:ilvl w:val="1"/>
+          <w:numId w:val="3"/>
+        </w:numPr>
+      </w:pPr>
+    </w:p>
+    <w:p>
+      <w:pPr>
+        <w:pStyle w:val="ListParagraph"/>
         <w:numPr>
           <w:ilvl w:val="0"/>
           <w:numId w:val="3"/>
@@ -3144,16 +3524,16 @@
     </w:p>
     <w:p>
       <w:pPr>
-        <w:pStyle w:val="Paragraphedeliste"/>
-        <w:numPr>
-          <w:ilvl w:val="1"/>
-          <w:numId w:val="3"/>
-        </w:numPr>
-      </w:pPr>
-    </w:p>
-    <w:p>
-      <w:pPr>
-        <w:pStyle w:val="Paragraphedeliste"/>
+        <w:pStyle w:val="ListParagraph"/>
+        <w:numPr>
+          <w:ilvl w:val="1"/>
+          <w:numId w:val="3"/>
+        </w:numPr>
+      </w:pPr>
+    </w:p>
+    <w:p>
+      <w:pPr>
+        <w:pStyle w:val="ListParagraph"/>
         <w:numPr>
           <w:ilvl w:val="0"/>
           <w:numId w:val="3"/>
@@ -3179,16 +3559,16 @@
     </w:p>
     <w:p>
       <w:pPr>
-        <w:pStyle w:val="Paragraphedeliste"/>
-        <w:numPr>
-          <w:ilvl w:val="1"/>
-          <w:numId w:val="3"/>
-        </w:numPr>
-      </w:pPr>
-    </w:p>
-    <w:p>
-      <w:pPr>
-        <w:pStyle w:val="Paragraphedeliste"/>
+        <w:pStyle w:val="ListParagraph"/>
+        <w:numPr>
+          <w:ilvl w:val="1"/>
+          <w:numId w:val="3"/>
+        </w:numPr>
+      </w:pPr>
+    </w:p>
+    <w:p>
+      <w:pPr>
+        <w:pStyle w:val="ListParagraph"/>
         <w:numPr>
           <w:ilvl w:val="0"/>
           <w:numId w:val="3"/>
@@ -3236,16 +3616,16 @@
     </w:p>
     <w:p>
       <w:pPr>
-        <w:pStyle w:val="Paragraphedeliste"/>
-        <w:numPr>
-          <w:ilvl w:val="1"/>
-          <w:numId w:val="3"/>
-        </w:numPr>
-      </w:pPr>
-    </w:p>
-    <w:p>
-      <w:pPr>
-        <w:pStyle w:val="Paragraphedeliste"/>
+        <w:pStyle w:val="ListParagraph"/>
+        <w:numPr>
+          <w:ilvl w:val="1"/>
+          <w:numId w:val="3"/>
+        </w:numPr>
+      </w:pPr>
+    </w:p>
+    <w:p>
+      <w:pPr>
+        <w:pStyle w:val="ListParagraph"/>
         <w:numPr>
           <w:ilvl w:val="0"/>
           <w:numId w:val="3"/>
@@ -3271,16 +3651,16 @@
     </w:p>
     <w:p>
       <w:pPr>
-        <w:pStyle w:val="Paragraphedeliste"/>
-        <w:numPr>
-          <w:ilvl w:val="1"/>
-          <w:numId w:val="3"/>
-        </w:numPr>
-      </w:pPr>
-    </w:p>
-    <w:p>
-      <w:pPr>
-        <w:pStyle w:val="Paragraphedeliste"/>
+        <w:pStyle w:val="ListParagraph"/>
+        <w:numPr>
+          <w:ilvl w:val="1"/>
+          <w:numId w:val="3"/>
+        </w:numPr>
+      </w:pPr>
+    </w:p>
+    <w:p>
+      <w:pPr>
+        <w:pStyle w:val="ListParagraph"/>
         <w:numPr>
           <w:ilvl w:val="0"/>
           <w:numId w:val="3"/>
@@ -3306,16 +3686,16 @@
     </w:p>
     <w:p>
       <w:pPr>
-        <w:pStyle w:val="Paragraphedeliste"/>
-        <w:numPr>
-          <w:ilvl w:val="1"/>
-          <w:numId w:val="3"/>
-        </w:numPr>
-      </w:pPr>
-    </w:p>
-    <w:p>
-      <w:pPr>
-        <w:pStyle w:val="Paragraphedeliste"/>
+        <w:pStyle w:val="ListParagraph"/>
+        <w:numPr>
+          <w:ilvl w:val="1"/>
+          <w:numId w:val="3"/>
+        </w:numPr>
+      </w:pPr>
+    </w:p>
+    <w:p>
+      <w:pPr>
+        <w:pStyle w:val="ListParagraph"/>
         <w:numPr>
           <w:ilvl w:val="0"/>
           <w:numId w:val="3"/>
@@ -3341,16 +3721,16 @@
     </w:p>
     <w:p>
       <w:pPr>
-        <w:pStyle w:val="Paragraphedeliste"/>
-        <w:numPr>
-          <w:ilvl w:val="1"/>
-          <w:numId w:val="3"/>
-        </w:numPr>
-      </w:pPr>
-    </w:p>
-    <w:p>
-      <w:pPr>
-        <w:pStyle w:val="Paragraphedeliste"/>
+        <w:pStyle w:val="ListParagraph"/>
+        <w:numPr>
+          <w:ilvl w:val="1"/>
+          <w:numId w:val="3"/>
+        </w:numPr>
+      </w:pPr>
+    </w:p>
+    <w:p>
+      <w:pPr>
+        <w:pStyle w:val="ListParagraph"/>
         <w:numPr>
           <w:ilvl w:val="0"/>
           <w:numId w:val="3"/>
@@ -3398,16 +3778,16 @@
     </w:p>
     <w:p>
       <w:pPr>
-        <w:pStyle w:val="Paragraphedeliste"/>
-        <w:numPr>
-          <w:ilvl w:val="1"/>
-          <w:numId w:val="3"/>
-        </w:numPr>
-      </w:pPr>
-    </w:p>
-    <w:p>
-      <w:pPr>
-        <w:pStyle w:val="Paragraphedeliste"/>
+        <w:pStyle w:val="ListParagraph"/>
+        <w:numPr>
+          <w:ilvl w:val="1"/>
+          <w:numId w:val="3"/>
+        </w:numPr>
+      </w:pPr>
+    </w:p>
+    <w:p>
+      <w:pPr>
+        <w:pStyle w:val="ListParagraph"/>
         <w:numPr>
           <w:ilvl w:val="0"/>
           <w:numId w:val="3"/>
@@ -3433,16 +3813,16 @@
     </w:p>
     <w:p>
       <w:pPr>
-        <w:pStyle w:val="Paragraphedeliste"/>
-        <w:numPr>
-          <w:ilvl w:val="1"/>
-          <w:numId w:val="3"/>
-        </w:numPr>
-      </w:pPr>
-    </w:p>
-    <w:p>
-      <w:pPr>
-        <w:pStyle w:val="Paragraphedeliste"/>
+        <w:pStyle w:val="ListParagraph"/>
+        <w:numPr>
+          <w:ilvl w:val="1"/>
+          <w:numId w:val="3"/>
+        </w:numPr>
+      </w:pPr>
+    </w:p>
+    <w:p>
+      <w:pPr>
+        <w:pStyle w:val="ListParagraph"/>
         <w:numPr>
           <w:ilvl w:val="0"/>
           <w:numId w:val="3"/>
@@ -3468,16 +3848,16 @@
     </w:p>
     <w:p>
       <w:pPr>
-        <w:pStyle w:val="Paragraphedeliste"/>
-        <w:numPr>
-          <w:ilvl w:val="1"/>
-          <w:numId w:val="3"/>
-        </w:numPr>
-      </w:pPr>
-    </w:p>
-    <w:p>
-      <w:pPr>
-        <w:pStyle w:val="Paragraphedeliste"/>
+        <w:pStyle w:val="ListParagraph"/>
+        <w:numPr>
+          <w:ilvl w:val="1"/>
+          <w:numId w:val="3"/>
+        </w:numPr>
+      </w:pPr>
+    </w:p>
+    <w:p>
+      <w:pPr>
+        <w:pStyle w:val="ListParagraph"/>
         <w:numPr>
           <w:ilvl w:val="0"/>
           <w:numId w:val="3"/>
@@ -3525,16 +3905,16 @@
     </w:p>
     <w:p>
       <w:pPr>
-        <w:pStyle w:val="Paragraphedeliste"/>
-        <w:numPr>
-          <w:ilvl w:val="1"/>
-          <w:numId w:val="3"/>
-        </w:numPr>
-      </w:pPr>
-    </w:p>
-    <w:p>
-      <w:pPr>
-        <w:pStyle w:val="Paragraphedeliste"/>
+        <w:pStyle w:val="ListParagraph"/>
+        <w:numPr>
+          <w:ilvl w:val="1"/>
+          <w:numId w:val="3"/>
+        </w:numPr>
+      </w:pPr>
+    </w:p>
+    <w:p>
+      <w:pPr>
+        <w:pStyle w:val="ListParagraph"/>
         <w:numPr>
           <w:ilvl w:val="0"/>
           <w:numId w:val="3"/>
@@ -3560,16 +3940,16 @@
     </w:p>
     <w:p>
       <w:pPr>
-        <w:pStyle w:val="Paragraphedeliste"/>
-        <w:numPr>
-          <w:ilvl w:val="1"/>
-          <w:numId w:val="3"/>
-        </w:numPr>
-      </w:pPr>
-    </w:p>
-    <w:p>
-      <w:pPr>
-        <w:pStyle w:val="Paragraphedeliste"/>
+        <w:pStyle w:val="ListParagraph"/>
+        <w:numPr>
+          <w:ilvl w:val="1"/>
+          <w:numId w:val="3"/>
+        </w:numPr>
+      </w:pPr>
+    </w:p>
+    <w:p>
+      <w:pPr>
+        <w:pStyle w:val="ListParagraph"/>
         <w:numPr>
           <w:ilvl w:val="0"/>
           <w:numId w:val="3"/>
@@ -3590,22 +3970,21 @@
           <w:sz w:val="36"/>
           <w:szCs w:val="36"/>
         </w:rPr>
-        <w:lastRenderedPageBreak/>
         <w:t xml:space="preserve">Writing SQL queries </w:t>
       </w:r>
     </w:p>
     <w:p>
       <w:pPr>
-        <w:pStyle w:val="Paragraphedeliste"/>
-        <w:numPr>
-          <w:ilvl w:val="1"/>
-          <w:numId w:val="3"/>
-        </w:numPr>
-      </w:pPr>
-    </w:p>
-    <w:p>
-      <w:pPr>
-        <w:pStyle w:val="Paragraphedeliste"/>
+        <w:pStyle w:val="ListParagraph"/>
+        <w:numPr>
+          <w:ilvl w:val="1"/>
+          <w:numId w:val="3"/>
+        </w:numPr>
+      </w:pPr>
+    </w:p>
+    <w:p>
+      <w:pPr>
+        <w:pStyle w:val="ListParagraph"/>
         <w:numPr>
           <w:ilvl w:val="0"/>
           <w:numId w:val="3"/>
@@ -3631,16 +4010,16 @@
     </w:p>
     <w:p>
       <w:pPr>
-        <w:pStyle w:val="Paragraphedeliste"/>
-        <w:numPr>
-          <w:ilvl w:val="1"/>
-          <w:numId w:val="3"/>
-        </w:numPr>
-      </w:pPr>
-    </w:p>
-    <w:p>
-      <w:pPr>
-        <w:pStyle w:val="Paragraphedeliste"/>
+        <w:pStyle w:val="ListParagraph"/>
+        <w:numPr>
+          <w:ilvl w:val="1"/>
+          <w:numId w:val="3"/>
+        </w:numPr>
+      </w:pPr>
+    </w:p>
+    <w:p>
+      <w:pPr>
+        <w:pStyle w:val="ListParagraph"/>
         <w:numPr>
           <w:ilvl w:val="0"/>
           <w:numId w:val="3"/>
@@ -3666,16 +4045,16 @@
     </w:p>
     <w:p>
       <w:pPr>
-        <w:pStyle w:val="Paragraphedeliste"/>
-        <w:numPr>
-          <w:ilvl w:val="1"/>
-          <w:numId w:val="3"/>
-        </w:numPr>
-      </w:pPr>
-    </w:p>
-    <w:p>
-      <w:pPr>
-        <w:pStyle w:val="Paragraphedeliste"/>
+        <w:pStyle w:val="ListParagraph"/>
+        <w:numPr>
+          <w:ilvl w:val="1"/>
+          <w:numId w:val="3"/>
+        </w:numPr>
+      </w:pPr>
+    </w:p>
+    <w:p>
+      <w:pPr>
+        <w:pStyle w:val="ListParagraph"/>
         <w:numPr>
           <w:ilvl w:val="0"/>
           <w:numId w:val="3"/>
@@ -3701,16 +4080,16 @@
     </w:p>
     <w:p>
       <w:pPr>
-        <w:pStyle w:val="Paragraphedeliste"/>
-        <w:numPr>
-          <w:ilvl w:val="1"/>
-          <w:numId w:val="3"/>
-        </w:numPr>
-      </w:pPr>
-    </w:p>
-    <w:p>
-      <w:pPr>
-        <w:pStyle w:val="Paragraphedeliste"/>
+        <w:pStyle w:val="ListParagraph"/>
+        <w:numPr>
+          <w:ilvl w:val="1"/>
+          <w:numId w:val="3"/>
+        </w:numPr>
+      </w:pPr>
+    </w:p>
+    <w:p>
+      <w:pPr>
+        <w:pStyle w:val="ListParagraph"/>
         <w:numPr>
           <w:ilvl w:val="0"/>
           <w:numId w:val="3"/>
@@ -3736,16 +4115,16 @@
     </w:p>
     <w:p>
       <w:pPr>
-        <w:pStyle w:val="Paragraphedeliste"/>
-        <w:numPr>
-          <w:ilvl w:val="1"/>
-          <w:numId w:val="3"/>
-        </w:numPr>
-      </w:pPr>
-    </w:p>
-    <w:p>
-      <w:pPr>
-        <w:pStyle w:val="Paragraphedeliste"/>
+        <w:pStyle w:val="ListParagraph"/>
+        <w:numPr>
+          <w:ilvl w:val="1"/>
+          <w:numId w:val="3"/>
+        </w:numPr>
+      </w:pPr>
+    </w:p>
+    <w:p>
+      <w:pPr>
+        <w:pStyle w:val="ListParagraph"/>
         <w:numPr>
           <w:ilvl w:val="0"/>
           <w:numId w:val="3"/>
@@ -3771,16 +4150,16 @@
     </w:p>
     <w:p>
       <w:pPr>
-        <w:pStyle w:val="Paragraphedeliste"/>
-        <w:numPr>
-          <w:ilvl w:val="1"/>
-          <w:numId w:val="3"/>
-        </w:numPr>
-      </w:pPr>
-    </w:p>
-    <w:p>
-      <w:pPr>
-        <w:pStyle w:val="Paragraphedeliste"/>
+        <w:pStyle w:val="ListParagraph"/>
+        <w:numPr>
+          <w:ilvl w:val="1"/>
+          <w:numId w:val="3"/>
+        </w:numPr>
+      </w:pPr>
+    </w:p>
+    <w:p>
+      <w:pPr>
+        <w:pStyle w:val="ListParagraph"/>
         <w:numPr>
           <w:ilvl w:val="0"/>
           <w:numId w:val="3"/>
@@ -3806,16 +4185,16 @@
     </w:p>
     <w:p>
       <w:pPr>
-        <w:pStyle w:val="Paragraphedeliste"/>
-        <w:numPr>
-          <w:ilvl w:val="1"/>
-          <w:numId w:val="3"/>
-        </w:numPr>
-      </w:pPr>
-    </w:p>
-    <w:p>
-      <w:pPr>
-        <w:pStyle w:val="Paragraphedeliste"/>
+        <w:pStyle w:val="ListParagraph"/>
+        <w:numPr>
+          <w:ilvl w:val="1"/>
+          <w:numId w:val="3"/>
+        </w:numPr>
+      </w:pPr>
+    </w:p>
+    <w:p>
+      <w:pPr>
+        <w:pStyle w:val="ListParagraph"/>
         <w:numPr>
           <w:ilvl w:val="0"/>
           <w:numId w:val="3"/>
@@ -3841,16 +4220,16 @@
     </w:p>
     <w:p>
       <w:pPr>
-        <w:pStyle w:val="Paragraphedeliste"/>
-        <w:numPr>
-          <w:ilvl w:val="1"/>
-          <w:numId w:val="3"/>
-        </w:numPr>
-      </w:pPr>
-    </w:p>
-    <w:p>
-      <w:pPr>
-        <w:pStyle w:val="Paragraphedeliste"/>
+        <w:pStyle w:val="ListParagraph"/>
+        <w:numPr>
+          <w:ilvl w:val="1"/>
+          <w:numId w:val="3"/>
+        </w:numPr>
+      </w:pPr>
+    </w:p>
+    <w:p>
+      <w:pPr>
+        <w:pStyle w:val="ListParagraph"/>
         <w:numPr>
           <w:ilvl w:val="0"/>
           <w:numId w:val="3"/>
@@ -3876,16 +4255,16 @@
     </w:p>
     <w:p>
       <w:pPr>
-        <w:pStyle w:val="Paragraphedeliste"/>
-        <w:numPr>
-          <w:ilvl w:val="1"/>
-          <w:numId w:val="3"/>
-        </w:numPr>
-      </w:pPr>
-    </w:p>
-    <w:p>
-      <w:pPr>
-        <w:pStyle w:val="Paragraphedeliste"/>
+        <w:pStyle w:val="ListParagraph"/>
+        <w:numPr>
+          <w:ilvl w:val="1"/>
+          <w:numId w:val="3"/>
+        </w:numPr>
+      </w:pPr>
+    </w:p>
+    <w:p>
+      <w:pPr>
+        <w:pStyle w:val="ListParagraph"/>
         <w:numPr>
           <w:ilvl w:val="0"/>
           <w:numId w:val="3"/>
@@ -3911,7 +4290,7 @@
     </w:p>
     <w:p>
       <w:pPr>
-        <w:pStyle w:val="Paragraphedeliste"/>
+        <w:pStyle w:val="ListParagraph"/>
         <w:numPr>
           <w:ilvl w:val="1"/>
           <w:numId w:val="3"/>
@@ -3940,7 +4319,7 @@
 </file>
 
 <file path=word/numbering.xml><?xml version="1.0" encoding="utf-8"?>
-<w:numbering xmlns:wpc="http://schemas.microsoft.com/office/word/2010/wordprocessingCanvas" xmlns:cx="http://schemas.microsoft.com/office/drawing/2014/chartex" xmlns:cx1="http://schemas.microsoft.com/office/drawing/2015/9/8/chartex" xmlns:cx2="http://schemas.microsoft.com/office/drawing/2015/10/21/chartex" xmlns:cx3="http://schemas.microsoft.com/office/drawing/2016/5/9/chartex" xmlns:cx4="http://schemas.microsoft.com/office/drawing/2016/5/10/chartex" xmlns:cx5="http://schemas.microsoft.com/office/drawing/2016/5/11/chartex" xmlns:cx6="http://schemas.microsoft.com/office/drawing/2016/5/12/chartex" xmlns:cx7="http://schemas.microsoft.com/office/drawing/2016/5/13/chartex" xmlns:cx8="http://schemas.microsoft.com/office/drawing/2016/5/14/chartex" xmlns:mc="http://schemas.openxmlformats.org/markup-compatibility/2006" xmlns:aink="http://schemas.microsoft.com/office/drawing/2016/ink" xmlns:am3d="http://schemas.microsoft.com/office/drawing/2017/model3d" xmlns:o="urn:schemas-microsoft-com:office:office" xmlns:r="http://schemas.openxmlformats.org/officeDocument/2006/relationships" xmlns:m="http://schemas.openxmlformats.org/officeDocument/2006/math" xmlns:v="urn:schemas-microsoft-com:vml" xmlns:wp14="http://schemas.microsoft.com/office/word/2010/wordprocessingDrawing" xmlns:wp="http://schemas.openxmlformats.org/drawingml/2006/wordprocessingDrawing" xmlns:w10="urn:schemas-microsoft-com:office:word" xmlns:w="http://schemas.openxmlformats.org/wordprocessingml/2006/main" xmlns:w14="http://schemas.microsoft.com/office/word/2010/wordml" xmlns:w15="http://schemas.microsoft.com/office/word/2012/wordml" xmlns:w16cid="http://schemas.microsoft.com/office/word/2016/wordml/cid" xmlns:w16se="http://schemas.microsoft.com/office/word/2015/wordml/symex" xmlns:wpg="http://schemas.microsoft.com/office/word/2010/wordprocessingGroup" xmlns:wpi="http://schemas.microsoft.com/office/word/2010/wordprocessingInk" xmlns:wne="http://schemas.microsoft.com/office/word/2006/wordml" xmlns:wps="http://schemas.microsoft.com/office/word/2010/wordprocessingShape" mc:Ignorable="w14 w15 w16se w16cid wp14">
+<w:numbering xmlns:wpc="http://schemas.microsoft.com/office/word/2010/wordprocessingCanvas" xmlns:cx="http://schemas.microsoft.com/office/drawing/2014/chartex" xmlns:cx1="http://schemas.microsoft.com/office/drawing/2015/9/8/chartex" xmlns:cx2="http://schemas.microsoft.com/office/drawing/2015/10/21/chartex" xmlns:cx3="http://schemas.microsoft.com/office/drawing/2016/5/9/chartex" xmlns:cx4="http://schemas.microsoft.com/office/drawing/2016/5/10/chartex" xmlns:cx5="http://schemas.microsoft.com/office/drawing/2016/5/11/chartex" xmlns:cx6="http://schemas.microsoft.com/office/drawing/2016/5/12/chartex" xmlns:cx7="http://schemas.microsoft.com/office/drawing/2016/5/13/chartex" xmlns:cx8="http://schemas.microsoft.com/office/drawing/2016/5/14/chartex" xmlns:mc="http://schemas.openxmlformats.org/markup-compatibility/2006" xmlns:aink="http://schemas.microsoft.com/office/drawing/2016/ink" xmlns:am3d="http://schemas.microsoft.com/office/drawing/2017/model3d" xmlns:o="urn:schemas-microsoft-com:office:office" xmlns:oel="http://schemas.microsoft.com/office/2019/extlst" xmlns:r="http://schemas.openxmlformats.org/officeDocument/2006/relationships" xmlns:m="http://schemas.openxmlformats.org/officeDocument/2006/math" xmlns:v="urn:schemas-microsoft-com:vml" xmlns:wp14="http://schemas.microsoft.com/office/word/2010/wordprocessingDrawing" xmlns:wp="http://schemas.openxmlformats.org/drawingml/2006/wordprocessingDrawing" xmlns:w10="urn:schemas-microsoft-com:office:word" xmlns:w="http://schemas.openxmlformats.org/wordprocessingml/2006/main" xmlns:w14="http://schemas.microsoft.com/office/word/2010/wordml" xmlns:w15="http://schemas.microsoft.com/office/word/2012/wordml" xmlns:w16cex="http://schemas.microsoft.com/office/word/2018/wordml/cex" xmlns:w16cid="http://schemas.microsoft.com/office/word/2016/wordml/cid" xmlns:w16="http://schemas.microsoft.com/office/word/2018/wordml" xmlns:w16du="http://schemas.microsoft.com/office/word/2023/wordml/word16du" xmlns:w16sdtdh="http://schemas.microsoft.com/office/word/2020/wordml/sdtdatahash" xmlns:w16sdtfl="http://schemas.microsoft.com/office/word/2024/wordml/sdtformatlock" xmlns:w16se="http://schemas.microsoft.com/office/word/2015/wordml/symex" xmlns:wpg="http://schemas.microsoft.com/office/word/2010/wordprocessingGroup" xmlns:wpi="http://schemas.microsoft.com/office/word/2010/wordprocessingInk" xmlns:wne="http://schemas.microsoft.com/office/word/2006/wordml" xmlns:wps="http://schemas.microsoft.com/office/word/2010/wordprocessingShape" mc:Ignorable="w14 w15 w16se w16cid w16 w16cex w16sdtdh w16sdtfl w16du wp14">
   <w:abstractNum w:abstractNumId="0" w15:restartNumberingAfterBreak="0">
     <w:nsid w:val="049325C4"/>
     <w:multiLevelType w:val="multilevel"/>
@@ -4974,35 +5353,35 @@
       </w:pPr>
     </w:lvl>
   </w:abstractNum>
-  <w:num w:numId="1">
+  <w:num w:numId="1" w16cid:durableId="516773451">
     <w:abstractNumId w:val="4"/>
   </w:num>
-  <w:num w:numId="2">
+  <w:num w:numId="2" w16cid:durableId="844635567">
     <w:abstractNumId w:val="0"/>
   </w:num>
-  <w:num w:numId="3">
+  <w:num w:numId="3" w16cid:durableId="160778909">
     <w:abstractNumId w:val="3"/>
   </w:num>
-  <w:num w:numId="4">
+  <w:num w:numId="4" w16cid:durableId="534124959">
     <w:abstractNumId w:val="5"/>
   </w:num>
-  <w:num w:numId="5">
+  <w:num w:numId="5" w16cid:durableId="1319109637">
     <w:abstractNumId w:val="2"/>
   </w:num>
-  <w:num w:numId="6">
+  <w:num w:numId="6" w16cid:durableId="813837320">
     <w:abstractNumId w:val="1"/>
   </w:num>
-  <w:num w:numId="7">
+  <w:num w:numId="7" w16cid:durableId="249125568">
     <w:abstractNumId w:val="6"/>
   </w:num>
-  <w:num w:numId="8">
+  <w:num w:numId="8" w16cid:durableId="1972513314">
     <w:abstractNumId w:val="7"/>
   </w:num>
 </w:numbering>
 </file>
 
 <file path=word/styles.xml><?xml version="1.0" encoding="utf-8"?>
-<w:styles xmlns:mc="http://schemas.openxmlformats.org/markup-compatibility/2006" xmlns:r="http://schemas.openxmlformats.org/officeDocument/2006/relationships" xmlns:w="http://schemas.openxmlformats.org/wordprocessingml/2006/main" xmlns:w14="http://schemas.microsoft.com/office/word/2010/wordml" xmlns:w15="http://schemas.microsoft.com/office/word/2012/wordml" xmlns:w16cid="http://schemas.microsoft.com/office/word/2016/wordml/cid" xmlns:w16se="http://schemas.microsoft.com/office/word/2015/wordml/symex" mc:Ignorable="w14 w15 w16se w16cid">
+<w:styles xmlns:mc="http://schemas.openxmlformats.org/markup-compatibility/2006" xmlns:r="http://schemas.openxmlformats.org/officeDocument/2006/relationships" xmlns:w="http://schemas.openxmlformats.org/wordprocessingml/2006/main" xmlns:w14="http://schemas.microsoft.com/office/word/2010/wordml" xmlns:w15="http://schemas.microsoft.com/office/word/2012/wordml" xmlns:w16cex="http://schemas.microsoft.com/office/word/2018/wordml/cex" xmlns:w16cid="http://schemas.microsoft.com/office/word/2016/wordml/cid" xmlns:w16="http://schemas.microsoft.com/office/word/2018/wordml" xmlns:w16du="http://schemas.microsoft.com/office/word/2023/wordml/word16du" xmlns:w16sdtdh="http://schemas.microsoft.com/office/word/2020/wordml/sdtdatahash" xmlns:w16sdtfl="http://schemas.microsoft.com/office/word/2024/wordml/sdtformatlock" xmlns:w16se="http://schemas.microsoft.com/office/word/2015/wordml/symex" mc:Ignorable="w14 w15 w16se w16cid w16 w16cex w16sdtdh w16sdtfl w16du">
   <w:docDefaults>
     <w:rPrDefault>
       <w:rPr>
@@ -5402,11 +5781,11 @@
     <w:name w:val="Normal"/>
     <w:qFormat/>
   </w:style>
-  <w:style w:type="paragraph" w:styleId="Titre1">
+  <w:style w:type="paragraph" w:styleId="Heading1">
     <w:name w:val="heading 1"/>
     <w:basedOn w:val="Normal"/>
     <w:next w:val="Normal"/>
-    <w:link w:val="Titre1Car"/>
+    <w:link w:val="Heading1Char"/>
     <w:uiPriority w:val="9"/>
     <w:qFormat/>
     <w:rsid w:val="001E4A79"/>
@@ -5423,11 +5802,11 @@
       <w:szCs w:val="40"/>
     </w:rPr>
   </w:style>
-  <w:style w:type="paragraph" w:styleId="Titre2">
+  <w:style w:type="paragraph" w:styleId="Heading2">
     <w:name w:val="heading 2"/>
     <w:basedOn w:val="Normal"/>
     <w:next w:val="Normal"/>
-    <w:link w:val="Titre2Car"/>
+    <w:link w:val="Heading2Char"/>
     <w:uiPriority w:val="9"/>
     <w:semiHidden/>
     <w:unhideWhenUsed/>
@@ -5446,11 +5825,11 @@
       <w:szCs w:val="32"/>
     </w:rPr>
   </w:style>
-  <w:style w:type="paragraph" w:styleId="Titre3">
+  <w:style w:type="paragraph" w:styleId="Heading3">
     <w:name w:val="heading 3"/>
     <w:basedOn w:val="Normal"/>
     <w:next w:val="Normal"/>
-    <w:link w:val="Titre3Car"/>
+    <w:link w:val="Heading3Char"/>
     <w:uiPriority w:val="9"/>
     <w:semiHidden/>
     <w:unhideWhenUsed/>
@@ -5469,11 +5848,11 @@
       <w:szCs w:val="28"/>
     </w:rPr>
   </w:style>
-  <w:style w:type="paragraph" w:styleId="Titre4">
+  <w:style w:type="paragraph" w:styleId="Heading4">
     <w:name w:val="heading 4"/>
     <w:basedOn w:val="Normal"/>
     <w:next w:val="Normal"/>
-    <w:link w:val="Titre4Car"/>
+    <w:link w:val="Heading4Char"/>
     <w:uiPriority w:val="9"/>
     <w:semiHidden/>
     <w:unhideWhenUsed/>
@@ -5492,11 +5871,11 @@
       <w:color w:val="2F5496" w:themeColor="accent1" w:themeShade="BF"/>
     </w:rPr>
   </w:style>
-  <w:style w:type="paragraph" w:styleId="Titre5">
+  <w:style w:type="paragraph" w:styleId="Heading5">
     <w:name w:val="heading 5"/>
     <w:basedOn w:val="Normal"/>
     <w:next w:val="Normal"/>
-    <w:link w:val="Titre5Car"/>
+    <w:link w:val="Heading5Char"/>
     <w:uiPriority w:val="9"/>
     <w:semiHidden/>
     <w:unhideWhenUsed/>
@@ -5513,11 +5892,11 @@
       <w:color w:val="2F5496" w:themeColor="accent1" w:themeShade="BF"/>
     </w:rPr>
   </w:style>
-  <w:style w:type="paragraph" w:styleId="Titre6">
+  <w:style w:type="paragraph" w:styleId="Heading6">
     <w:name w:val="heading 6"/>
     <w:basedOn w:val="Normal"/>
     <w:next w:val="Normal"/>
-    <w:link w:val="Titre6Car"/>
+    <w:link w:val="Heading6Char"/>
     <w:uiPriority w:val="9"/>
     <w:semiHidden/>
     <w:unhideWhenUsed/>
@@ -5536,11 +5915,11 @@
       <w:color w:val="595959" w:themeColor="text1" w:themeTint="A6"/>
     </w:rPr>
   </w:style>
-  <w:style w:type="paragraph" w:styleId="Titre7">
+  <w:style w:type="paragraph" w:styleId="Heading7">
     <w:name w:val="heading 7"/>
     <w:basedOn w:val="Normal"/>
     <w:next w:val="Normal"/>
-    <w:link w:val="Titre7Car"/>
+    <w:link w:val="Heading7Char"/>
     <w:uiPriority w:val="9"/>
     <w:semiHidden/>
     <w:unhideWhenUsed/>
@@ -5557,11 +5936,11 @@
       <w:color w:val="595959" w:themeColor="text1" w:themeTint="A6"/>
     </w:rPr>
   </w:style>
-  <w:style w:type="paragraph" w:styleId="Titre8">
+  <w:style w:type="paragraph" w:styleId="Heading8">
     <w:name w:val="heading 8"/>
     <w:basedOn w:val="Normal"/>
     <w:next w:val="Normal"/>
-    <w:link w:val="Titre8Car"/>
+    <w:link w:val="Heading8Char"/>
     <w:uiPriority w:val="9"/>
     <w:semiHidden/>
     <w:unhideWhenUsed/>
@@ -5580,11 +5959,11 @@
       <w:color w:val="272727" w:themeColor="text1" w:themeTint="D8"/>
     </w:rPr>
   </w:style>
-  <w:style w:type="paragraph" w:styleId="Titre9">
+  <w:style w:type="paragraph" w:styleId="Heading9">
     <w:name w:val="heading 9"/>
     <w:basedOn w:val="Normal"/>
     <w:next w:val="Normal"/>
-    <w:link w:val="Titre9Car"/>
+    <w:link w:val="Heading9Char"/>
     <w:uiPriority w:val="9"/>
     <w:semiHidden/>
     <w:unhideWhenUsed/>
@@ -5601,13 +5980,13 @@
       <w:color w:val="272727" w:themeColor="text1" w:themeTint="D8"/>
     </w:rPr>
   </w:style>
-  <w:style w:type="character" w:default="1" w:styleId="Policepardfaut">
+  <w:style w:type="character" w:default="1" w:styleId="DefaultParagraphFont">
     <w:name w:val="Default Paragraph Font"/>
     <w:uiPriority w:val="1"/>
     <w:semiHidden/>
     <w:unhideWhenUsed/>
   </w:style>
-  <w:style w:type="table" w:default="1" w:styleId="TableauNormal">
+  <w:style w:type="table" w:default="1" w:styleId="TableNormal">
     <w:name w:val="Normal Table"/>
     <w:uiPriority w:val="99"/>
     <w:semiHidden/>
@@ -5622,16 +6001,16 @@
       </w:tblCellMar>
     </w:tblPr>
   </w:style>
-  <w:style w:type="numbering" w:default="1" w:styleId="Aucuneliste">
+  <w:style w:type="numbering" w:default="1" w:styleId="NoList">
     <w:name w:val="No List"/>
     <w:uiPriority w:val="99"/>
     <w:semiHidden/>
     <w:unhideWhenUsed/>
   </w:style>
-  <w:style w:type="character" w:customStyle="1" w:styleId="Titre1Car">
-    <w:name w:val="Titre 1 Car"/>
-    <w:basedOn w:val="Policepardfaut"/>
-    <w:link w:val="Titre1"/>
+  <w:style w:type="character" w:customStyle="1" w:styleId="Heading1Char">
+    <w:name w:val="Heading 1 Char"/>
+    <w:basedOn w:val="DefaultParagraphFont"/>
+    <w:link w:val="Heading1"/>
     <w:uiPriority w:val="9"/>
     <w:rsid w:val="001E4A79"/>
     <w:rPr>
@@ -5641,10 +6020,10 @@
       <w:szCs w:val="40"/>
     </w:rPr>
   </w:style>
-  <w:style w:type="character" w:customStyle="1" w:styleId="Titre2Car">
-    <w:name w:val="Titre 2 Car"/>
-    <w:basedOn w:val="Policepardfaut"/>
-    <w:link w:val="Titre2"/>
+  <w:style w:type="character" w:customStyle="1" w:styleId="Heading2Char">
+    <w:name w:val="Heading 2 Char"/>
+    <w:basedOn w:val="DefaultParagraphFont"/>
+    <w:link w:val="Heading2"/>
     <w:uiPriority w:val="9"/>
     <w:semiHidden/>
     <w:rsid w:val="001E4A79"/>
@@ -5655,10 +6034,10 @@
       <w:szCs w:val="32"/>
     </w:rPr>
   </w:style>
-  <w:style w:type="character" w:customStyle="1" w:styleId="Titre3Car">
-    <w:name w:val="Titre 3 Car"/>
-    <w:basedOn w:val="Policepardfaut"/>
-    <w:link w:val="Titre3"/>
+  <w:style w:type="character" w:customStyle="1" w:styleId="Heading3Char">
+    <w:name w:val="Heading 3 Char"/>
+    <w:basedOn w:val="DefaultParagraphFont"/>
+    <w:link w:val="Heading3"/>
     <w:uiPriority w:val="9"/>
     <w:semiHidden/>
     <w:rsid w:val="001E4A79"/>
@@ -5669,10 +6048,10 @@
       <w:szCs w:val="28"/>
     </w:rPr>
   </w:style>
-  <w:style w:type="character" w:customStyle="1" w:styleId="Titre4Car">
-    <w:name w:val="Titre 4 Car"/>
-    <w:basedOn w:val="Policepardfaut"/>
-    <w:link w:val="Titre4"/>
+  <w:style w:type="character" w:customStyle="1" w:styleId="Heading4Char">
+    <w:name w:val="Heading 4 Char"/>
+    <w:basedOn w:val="DefaultParagraphFont"/>
+    <w:link w:val="Heading4"/>
     <w:uiPriority w:val="9"/>
     <w:semiHidden/>
     <w:rsid w:val="001E4A79"/>
@@ -5683,10 +6062,10 @@
       <w:color w:val="2F5496" w:themeColor="accent1" w:themeShade="BF"/>
     </w:rPr>
   </w:style>
-  <w:style w:type="character" w:customStyle="1" w:styleId="Titre5Car">
-    <w:name w:val="Titre 5 Car"/>
-    <w:basedOn w:val="Policepardfaut"/>
-    <w:link w:val="Titre5"/>
+  <w:style w:type="character" w:customStyle="1" w:styleId="Heading5Char">
+    <w:name w:val="Heading 5 Char"/>
+    <w:basedOn w:val="DefaultParagraphFont"/>
+    <w:link w:val="Heading5"/>
     <w:uiPriority w:val="9"/>
     <w:semiHidden/>
     <w:rsid w:val="001E4A79"/>
@@ -5695,10 +6074,10 @@
       <w:color w:val="2F5496" w:themeColor="accent1" w:themeShade="BF"/>
     </w:rPr>
   </w:style>
-  <w:style w:type="character" w:customStyle="1" w:styleId="Titre6Car">
-    <w:name w:val="Titre 6 Car"/>
-    <w:basedOn w:val="Policepardfaut"/>
-    <w:link w:val="Titre6"/>
+  <w:style w:type="character" w:customStyle="1" w:styleId="Heading6Char">
+    <w:name w:val="Heading 6 Char"/>
+    <w:basedOn w:val="DefaultParagraphFont"/>
+    <w:link w:val="Heading6"/>
     <w:uiPriority w:val="9"/>
     <w:semiHidden/>
     <w:rsid w:val="001E4A79"/>
@@ -5709,10 +6088,10 @@
       <w:color w:val="595959" w:themeColor="text1" w:themeTint="A6"/>
     </w:rPr>
   </w:style>
-  <w:style w:type="character" w:customStyle="1" w:styleId="Titre7Car">
-    <w:name w:val="Titre 7 Car"/>
-    <w:basedOn w:val="Policepardfaut"/>
-    <w:link w:val="Titre7"/>
+  <w:style w:type="character" w:customStyle="1" w:styleId="Heading7Char">
+    <w:name w:val="Heading 7 Char"/>
+    <w:basedOn w:val="DefaultParagraphFont"/>
+    <w:link w:val="Heading7"/>
     <w:uiPriority w:val="9"/>
     <w:semiHidden/>
     <w:rsid w:val="001E4A79"/>
@@ -5721,10 +6100,10 @@
       <w:color w:val="595959" w:themeColor="text1" w:themeTint="A6"/>
     </w:rPr>
   </w:style>
-  <w:style w:type="character" w:customStyle="1" w:styleId="Titre8Car">
-    <w:name w:val="Titre 8 Car"/>
-    <w:basedOn w:val="Policepardfaut"/>
-    <w:link w:val="Titre8"/>
+  <w:style w:type="character" w:customStyle="1" w:styleId="Heading8Char">
+    <w:name w:val="Heading 8 Char"/>
+    <w:basedOn w:val="DefaultParagraphFont"/>
+    <w:link w:val="Heading8"/>
     <w:uiPriority w:val="9"/>
     <w:semiHidden/>
     <w:rsid w:val="001E4A79"/>
@@ -5735,10 +6114,10 @@
       <w:color w:val="272727" w:themeColor="text1" w:themeTint="D8"/>
     </w:rPr>
   </w:style>
-  <w:style w:type="character" w:customStyle="1" w:styleId="Titre9Car">
-    <w:name w:val="Titre 9 Car"/>
-    <w:basedOn w:val="Policepardfaut"/>
-    <w:link w:val="Titre9"/>
+  <w:style w:type="character" w:customStyle="1" w:styleId="Heading9Char">
+    <w:name w:val="Heading 9 Char"/>
+    <w:basedOn w:val="DefaultParagraphFont"/>
+    <w:link w:val="Heading9"/>
     <w:uiPriority w:val="9"/>
     <w:semiHidden/>
     <w:rsid w:val="001E4A79"/>
@@ -5747,11 +6126,11 @@
       <w:color w:val="272727" w:themeColor="text1" w:themeTint="D8"/>
     </w:rPr>
   </w:style>
-  <w:style w:type="paragraph" w:styleId="Titre">
+  <w:style w:type="paragraph" w:styleId="Title">
     <w:name w:val="Title"/>
     <w:basedOn w:val="Normal"/>
     <w:next w:val="Normal"/>
-    <w:link w:val="TitreCar"/>
+    <w:link w:val="TitleChar"/>
     <w:uiPriority w:val="10"/>
     <w:qFormat/>
     <w:rsid w:val="001E4A79"/>
@@ -5767,10 +6146,10 @@
       <w:szCs w:val="56"/>
     </w:rPr>
   </w:style>
-  <w:style w:type="character" w:customStyle="1" w:styleId="TitreCar">
-    <w:name w:val="Titre Car"/>
-    <w:basedOn w:val="Policepardfaut"/>
-    <w:link w:val="Titre"/>
+  <w:style w:type="character" w:customStyle="1" w:styleId="TitleChar">
+    <w:name w:val="Title Char"/>
+    <w:basedOn w:val="DefaultParagraphFont"/>
+    <w:link w:val="Title"/>
     <w:uiPriority w:val="10"/>
     <w:rsid w:val="001E4A79"/>
     <w:rPr>
@@ -5781,11 +6160,11 @@
       <w:szCs w:val="56"/>
     </w:rPr>
   </w:style>
-  <w:style w:type="paragraph" w:styleId="Sous-titre">
+  <w:style w:type="paragraph" w:styleId="Subtitle">
     <w:name w:val="Subtitle"/>
     <w:basedOn w:val="Normal"/>
     <w:next w:val="Normal"/>
-    <w:link w:val="Sous-titreCar"/>
+    <w:link w:val="SubtitleChar"/>
     <w:uiPriority w:val="11"/>
     <w:qFormat/>
     <w:rsid w:val="001E4A79"/>
@@ -5802,10 +6181,10 @@
       <w:szCs w:val="28"/>
     </w:rPr>
   </w:style>
-  <w:style w:type="character" w:customStyle="1" w:styleId="Sous-titreCar">
-    <w:name w:val="Sous-titre Car"/>
-    <w:basedOn w:val="Policepardfaut"/>
-    <w:link w:val="Sous-titre"/>
+  <w:style w:type="character" w:customStyle="1" w:styleId="SubtitleChar">
+    <w:name w:val="Subtitle Char"/>
+    <w:basedOn w:val="DefaultParagraphFont"/>
+    <w:link w:val="Subtitle"/>
     <w:uiPriority w:val="11"/>
     <w:rsid w:val="001E4A79"/>
     <w:rPr>
@@ -5816,11 +6195,11 @@
       <w:szCs w:val="28"/>
     </w:rPr>
   </w:style>
-  <w:style w:type="paragraph" w:styleId="Citation">
+  <w:style w:type="paragraph" w:styleId="Quote">
     <w:name w:val="Quote"/>
     <w:basedOn w:val="Normal"/>
     <w:next w:val="Normal"/>
-    <w:link w:val="CitationCar"/>
+    <w:link w:val="QuoteChar"/>
     <w:uiPriority w:val="29"/>
     <w:qFormat/>
     <w:rsid w:val="001E4A79"/>
@@ -5834,10 +6213,10 @@
       <w:color w:val="404040" w:themeColor="text1" w:themeTint="BF"/>
     </w:rPr>
   </w:style>
-  <w:style w:type="character" w:customStyle="1" w:styleId="CitationCar">
-    <w:name w:val="Citation Car"/>
-    <w:basedOn w:val="Policepardfaut"/>
-    <w:link w:val="Citation"/>
+  <w:style w:type="character" w:customStyle="1" w:styleId="QuoteChar">
+    <w:name w:val="Quote Char"/>
+    <w:basedOn w:val="DefaultParagraphFont"/>
+    <w:link w:val="Quote"/>
     <w:uiPriority w:val="29"/>
     <w:rsid w:val="001E4A79"/>
     <w:rPr>
@@ -5846,7 +6225,7 @@
       <w:color w:val="404040" w:themeColor="text1" w:themeTint="BF"/>
     </w:rPr>
   </w:style>
-  <w:style w:type="paragraph" w:styleId="Paragraphedeliste">
+  <w:style w:type="paragraph" w:styleId="ListParagraph">
     <w:name w:val="List Paragraph"/>
     <w:basedOn w:val="Normal"/>
     <w:uiPriority w:val="34"/>
@@ -5857,9 +6236,9 @@
       <w:contextualSpacing/>
     </w:pPr>
   </w:style>
-  <w:style w:type="character" w:styleId="Accentuationintense">
+  <w:style w:type="character" w:styleId="IntenseEmphasis">
     <w:name w:val="Intense Emphasis"/>
-    <w:basedOn w:val="Policepardfaut"/>
+    <w:basedOn w:val="DefaultParagraphFont"/>
     <w:uiPriority w:val="21"/>
     <w:qFormat/>
     <w:rsid w:val="001E4A79"/>
@@ -5869,11 +6248,11 @@
       <w:color w:val="2F5496" w:themeColor="accent1" w:themeShade="BF"/>
     </w:rPr>
   </w:style>
-  <w:style w:type="paragraph" w:styleId="Citationintense">
+  <w:style w:type="paragraph" w:styleId="IntenseQuote">
     <w:name w:val="Intense Quote"/>
     <w:basedOn w:val="Normal"/>
     <w:next w:val="Normal"/>
-    <w:link w:val="CitationintenseCar"/>
+    <w:link w:val="IntenseQuoteChar"/>
     <w:uiPriority w:val="30"/>
     <w:qFormat/>
     <w:rsid w:val="001E4A79"/>
@@ -5892,10 +6271,10 @@
       <w:color w:val="2F5496" w:themeColor="accent1" w:themeShade="BF"/>
     </w:rPr>
   </w:style>
-  <w:style w:type="character" w:customStyle="1" w:styleId="CitationintenseCar">
-    <w:name w:val="Citation intense Car"/>
-    <w:basedOn w:val="Policepardfaut"/>
-    <w:link w:val="Citationintense"/>
+  <w:style w:type="character" w:customStyle="1" w:styleId="IntenseQuoteChar">
+    <w:name w:val="Intense Quote Char"/>
+    <w:basedOn w:val="DefaultParagraphFont"/>
+    <w:link w:val="IntenseQuote"/>
     <w:uiPriority w:val="30"/>
     <w:rsid w:val="001E4A79"/>
     <w:rPr>
@@ -5904,9 +6283,9 @@
       <w:color w:val="2F5496" w:themeColor="accent1" w:themeShade="BF"/>
     </w:rPr>
   </w:style>
-  <w:style w:type="character" w:styleId="Rfrenceintense">
+  <w:style w:type="character" w:styleId="IntenseReference">
     <w:name w:val="Intense Reference"/>
-    <w:basedOn w:val="Policepardfaut"/>
+    <w:basedOn w:val="DefaultParagraphFont"/>
     <w:uiPriority w:val="32"/>
     <w:qFormat/>
     <w:rsid w:val="001E4A79"/>
@@ -5918,9 +6297,9 @@
       <w:spacing w:val="5"/>
     </w:rPr>
   </w:style>
-  <w:style w:type="character" w:styleId="Lienhypertexte">
+  <w:style w:type="character" w:styleId="Hyperlink">
     <w:name w:val="Hyperlink"/>
-    <w:basedOn w:val="Policepardfaut"/>
+    <w:basedOn w:val="DefaultParagraphFont"/>
     <w:uiPriority w:val="99"/>
     <w:unhideWhenUsed/>
     <w:rsid w:val="007D5D55"/>
@@ -5929,9 +6308,9 @@
       <w:u w:val="single"/>
     </w:rPr>
   </w:style>
-  <w:style w:type="character" w:styleId="Mentionnonrsolue">
+  <w:style w:type="character" w:styleId="UnresolvedMention">
     <w:name w:val="Unresolved Mention"/>
-    <w:basedOn w:val="Policepardfaut"/>
+    <w:basedOn w:val="DefaultParagraphFont"/>
     <w:uiPriority w:val="99"/>
     <w:semiHidden/>
     <w:unhideWhenUsed/>
@@ -5941,9 +6320,9 @@
       <w:shd w:val="clear" w:color="auto" w:fill="E1DFDD"/>
     </w:rPr>
   </w:style>
-  <w:style w:type="character" w:styleId="CodeHTML">
+  <w:style w:type="character" w:styleId="HTMLCode">
     <w:name w:val="HTML Code"/>
-    <w:basedOn w:val="Policepardfaut"/>
+    <w:basedOn w:val="DefaultParagraphFont"/>
     <w:uiPriority w:val="99"/>
     <w:semiHidden/>
     <w:unhideWhenUsed/>

--- a/Documentation/Massive Fullstack Course.docx
+++ b/Documentation/Massive Fullstack Course.docx
@@ -2661,11 +2661,7 @@
     </w:p>
     <w:p>
       <w:pPr>
-        <w:pStyle w:val="ListParagraph"/>
-        <w:numPr>
-          <w:ilvl w:val="1"/>
-          <w:numId w:val="3"/>
-        </w:numPr>
+        <w:pStyle w:val="IntenseQuote"/>
       </w:pPr>
       <w:r>
         <w:t xml:space="preserve">Note: this HTML element can be used to create </w:t>
